--- a/docs/Nanny-Paws-Care-Admin-Manual.docx
+++ b/docs/Nanny-Paws-Care-Admin-Manual.docx
@@ -2,123 +2,317 @@
 <file path=word/document.xml><?xml version="1.0" encoding="utf-8"?>
 <w:document xmlns:wpc="http://schemas.microsoft.com/office/word/2010/wordprocessingCanvas" xmlns:mo="http://schemas.microsoft.com/office/mac/office/2008/main" xmlns:mc="http://schemas.openxmlformats.org/markup-compatibility/2006" xmlns:mv="urn:schemas-microsoft-com:mac:vml" xmlns:o="urn:schemas-microsoft-com:office:office" xmlns:r="http://schemas.openxmlformats.org/officeDocument/2006/relationships" xmlns:m="http://schemas.openxmlformats.org/officeDocument/2006/math" xmlns:v="urn:schemas-microsoft-com:vml" xmlns:wp14="http://schemas.microsoft.com/office/word/2010/wordprocessingDrawing" xmlns:wp="http://schemas.openxmlformats.org/drawingml/2006/wordprocessingDrawing" xmlns:w10="urn:schemas-microsoft-com:office:word" xmlns:w="http://schemas.openxmlformats.org/wordprocessingml/2006/main" xmlns:w14="http://schemas.microsoft.com/office/word/2010/wordml" xmlns:wpg="http://schemas.microsoft.com/office/word/2010/wordprocessingGroup" xmlns:wpi="http://schemas.microsoft.com/office/word/2010/wordprocessingInk" xmlns:wne="http://schemas.microsoft.com/office/word/2006/wordml" xmlns:wps="http://schemas.microsoft.com/office/word/2010/wordprocessingShape" mc:Ignorable="w14 wp14">
   <w:body>
-    <w:p/>
-    <w:p/>
-    <w:p/>
-    <w:p/>
     <w:p>
       <w:pPr>
+        <w:spacing w:before="240" w:after="0"/>
         <w:jc w:val="center"/>
       </w:pPr>
       <w:r>
         <w:rPr>
-          <w:rFonts w:ascii="Calibri" w:hAnsi="Calibri" w:eastAsia="Calibri"/>
+          <w:rFonts w:ascii="Times New Roman" w:hAnsi="Times New Roman" w:cs="Times New Roman" w:eastAsia="Times New Roman"/>
           <w:b/>
-          <w:color w:val="5A3A0A"/>
-          <w:sz w:val="44"/>
+          <w:i w:val="0"/>
+          <w:color w:val="000000"/>
+          <w:sz w:val="26"/>
+          <w:color w:val="000000"/>
+        </w:rPr>
+        <w:t>Republic of the Philippines</w:t>
+      </w:r>
+    </w:p>
+    <w:p>
+      <w:pPr>
+        <w:spacing w:before="80" w:after="0"/>
+        <w:jc w:val="center"/>
+      </w:pPr>
+      <w:r>
+        <w:rPr>
+          <w:rFonts w:ascii="Times New Roman" w:hAnsi="Times New Roman" w:cs="Times New Roman" w:eastAsia="Times New Roman"/>
+          <w:b/>
+          <w:i w:val="0"/>
+          <w:color w:val="000000"/>
+          <w:sz w:val="36"/>
+          <w:color w:val="000000"/>
+        </w:rPr>
+        <w:t>SILLIMAN UNIVERSITY</w:t>
+      </w:r>
+    </w:p>
+    <w:p>
+      <w:pPr>
+        <w:spacing w:before="80" w:after="0"/>
+        <w:jc w:val="center"/>
+      </w:pPr>
+      <w:r>
+        <w:rPr>
+          <w:rFonts w:ascii="Times New Roman" w:hAnsi="Times New Roman" w:cs="Times New Roman" w:eastAsia="Times New Roman"/>
+          <w:b/>
+          <w:i w:val="0"/>
+          <w:color w:val="000000"/>
+          <w:sz w:val="28"/>
+          <w:color w:val="000000"/>
+        </w:rPr>
+        <w:t>College of Computer Studies</w:t>
+      </w:r>
+    </w:p>
+    <w:p>
+      <w:pPr>
+        <w:spacing w:before="40" w:after="0"/>
+        <w:jc w:val="center"/>
+      </w:pPr>
+      <w:r>
+        <w:rPr>
+          <w:rFonts w:ascii="Times New Roman" w:hAnsi="Times New Roman" w:cs="Times New Roman" w:eastAsia="Times New Roman"/>
+          <w:b w:val="0"/>
+          <w:i/>
+          <w:color w:val="000000"/>
+          <w:sz w:val="24"/>
+          <w:color w:val="000000"/>
+        </w:rPr>
+        <w:t>Dumaguete City, Negros Oriental</w:t>
+      </w:r>
+    </w:p>
+    <w:p>
+      <w:pPr>
+        <w:spacing w:before="200" w:after="360"/>
+        <w:pBdr>
+          <w:bottom w:val="single" w:sz="12" w:space="1" w:color="000000"/>
+        </w:pBdr>
+      </w:pPr>
+    </w:p>
+    <w:p>
+      <w:pPr>
+        <w:spacing w:before="360" w:after="0"/>
+        <w:jc w:val="center"/>
+      </w:pPr>
+      <w:r>
+        <w:rPr>
+          <w:rFonts w:ascii="Times New Roman" w:hAnsi="Times New Roman" w:cs="Times New Roman" w:eastAsia="Times New Roman"/>
+          <w:b/>
+          <w:i w:val="0"/>
+          <w:color w:val="000000"/>
+          <w:sz w:val="40"/>
+          <w:color w:val="000000"/>
         </w:rPr>
         <w:t>NANNY PAWS CARE</w:t>
       </w:r>
     </w:p>
     <w:p>
       <w:pPr>
+        <w:spacing w:before="120" w:after="0"/>
         <w:jc w:val="center"/>
       </w:pPr>
       <w:r>
         <w:rPr>
-          <w:rFonts w:ascii="Calibri" w:hAnsi="Calibri" w:eastAsia="Calibri"/>
-          <w:b w:val="0"/>
-          <w:color w:val="D94368"/>
+          <w:rFonts w:ascii="Times New Roman" w:hAnsi="Times New Roman" w:cs="Times New Roman" w:eastAsia="Times New Roman"/>
+          <w:b/>
+          <w:i w:val="0"/>
+          <w:color w:val="000000"/>
           <w:sz w:val="26"/>
+          <w:color w:val="000000"/>
         </w:rPr>
         <w:t>A Cross-Platform Pet Sitting and Management Application</w:t>
       </w:r>
     </w:p>
     <w:p>
       <w:pPr>
-        <w:spacing w:before="480"/>
+        <w:spacing w:before="280" w:after="280"/>
+        <w:pBdr>
+          <w:bottom w:val="single" w:sz="6" w:space="1" w:color="000000"/>
+        </w:pBdr>
+      </w:pPr>
+    </w:p>
+    <w:p>
+      <w:pPr>
+        <w:spacing w:before="200" w:after="0"/>
         <w:jc w:val="center"/>
       </w:pPr>
       <w:r>
         <w:rPr>
-          <w:rFonts w:ascii="Calibri" w:hAnsi="Calibri" w:eastAsia="Calibri"/>
+          <w:rFonts w:ascii="Times New Roman" w:hAnsi="Times New Roman" w:cs="Times New Roman" w:eastAsia="Times New Roman"/>
           <w:b/>
-          <w:color w:val="2E1B16"/>
+          <w:i w:val="0"/>
+          <w:color w:val="000000"/>
           <w:sz w:val="40"/>
+          <w:color w:val="000000"/>
         </w:rPr>
-        <w:t>Administrator Manual</w:t>
+        <w:t>ADMINISTRATOR MANUAL</w:t>
       </w:r>
     </w:p>
     <w:p>
       <w:pPr>
+        <w:spacing w:before="160" w:after="0"/>
         <w:jc w:val="center"/>
       </w:pPr>
       <w:r>
         <w:rPr>
-          <w:rFonts w:ascii="Calibri" w:hAnsi="Calibri" w:eastAsia="Calibri"/>
+          <w:rFonts w:ascii="Times New Roman" w:hAnsi="Times New Roman" w:cs="Times New Roman" w:eastAsia="Times New Roman"/>
           <w:b w:val="0"/>
-          <w:color w:val="2E1B16"/>
+          <w:i/>
+          <w:color w:val="000000"/>
           <w:sz w:val="24"/>
+          <w:color w:val="000000"/>
         </w:rPr>
-        <w:t>Web Application — Bookings, Applicants, Sitters, Payments</w:t>
+        <w:t>Web Application  ·  Bookings, Applicants, Sitters, and Payments</w:t>
       </w:r>
     </w:p>
     <w:p>
       <w:pPr>
-        <w:spacing w:before="720"/>
+        <w:spacing w:before="440" w:after="0"/>
         <w:jc w:val="center"/>
       </w:pPr>
       <w:r>
         <w:rPr>
-          <w:rFonts w:ascii="Calibri" w:hAnsi="Calibri" w:eastAsia="Calibri"/>
+          <w:rFonts w:ascii="Times New Roman" w:hAnsi="Times New Roman" w:cs="Times New Roman" w:eastAsia="Times New Roman"/>
           <w:b/>
-          <w:color w:val="5A3A0A"/>
+          <w:i w:val="0"/>
+          <w:color w:val="000000"/>
           <w:sz w:val="24"/>
+          <w:color w:val="000000"/>
         </w:rPr>
-        <w:t>Capstone Project Documentation</w:t>
+        <w:t>A Capstone Project Documentation</w:t>
       </w:r>
     </w:p>
     <w:p>
       <w:pPr>
+        <w:spacing w:before="160" w:after="0"/>
         <w:jc w:val="center"/>
       </w:pPr>
       <w:r>
         <w:rPr>
-          <w:rFonts w:ascii="Calibri" w:hAnsi="Calibri" w:eastAsia="Calibri"/>
+          <w:rFonts w:ascii="Times New Roman" w:hAnsi="Times New Roman" w:cs="Times New Roman" w:eastAsia="Times New Roman"/>
           <w:b w:val="0"/>
-          <w:color w:val="2E1B16"/>
-          <w:sz w:val="22"/>
+          <w:i w:val="0"/>
+          <w:color w:val="000000"/>
+          <w:sz w:val="24"/>
+          <w:color w:val="000000"/>
         </w:rPr>
-        <w:t>Prepared for Panel Evaluation</w:t>
+        <w:t>Presented to the Faculty of the</w:t>
       </w:r>
     </w:p>
     <w:p>
       <w:pPr>
-        <w:spacing w:before="360"/>
+        <w:spacing w:before="40" w:after="0"/>
         <w:jc w:val="center"/>
       </w:pPr>
       <w:r>
         <w:rPr>
-          <w:rFonts w:ascii="Calibri" w:hAnsi="Calibri" w:eastAsia="Calibri"/>
+          <w:rFonts w:ascii="Times New Roman" w:hAnsi="Times New Roman" w:cs="Times New Roman" w:eastAsia="Times New Roman"/>
           <w:b w:val="0"/>
-          <w:color w:val="2E1B16"/>
-          <w:sz w:val="22"/>
+          <w:i w:val="0"/>
+          <w:color w:val="000000"/>
+          <w:sz w:val="24"/>
+          <w:color w:val="000000"/>
         </w:rPr>
-        <w:t>Document Date: 9/02/2026</w:t>
+        <w:t>College of Computer Studies</w:t>
       </w:r>
     </w:p>
     <w:p>
       <w:pPr>
+        <w:spacing w:before="40" w:after="0"/>
         <w:jc w:val="center"/>
       </w:pPr>
       <w:r>
         <w:rPr>
-          <w:rFonts w:ascii="Calibri" w:hAnsi="Calibri" w:eastAsia="Calibri"/>
+          <w:rFonts w:ascii="Times New Roman" w:hAnsi="Times New Roman" w:cs="Times New Roman" w:eastAsia="Times New Roman"/>
           <w:b w:val="0"/>
-          <w:color w:val="2E1B16"/>
-          <w:sz w:val="22"/>
+          <w:i w:val="0"/>
+          <w:color w:val="000000"/>
+          <w:sz w:val="24"/>
+          <w:color w:val="000000"/>
         </w:rPr>
-        <w:t>Platforms: Mobile Application (Pet Owner / Pet Sitter) and Web Admin Panel</w:t>
+        <w:t>Silliman University</w:t>
+      </w:r>
+    </w:p>
+    <w:p>
+      <w:pPr>
+        <w:spacing w:before="560" w:after="160"/>
+        <w:jc w:val="center"/>
+      </w:pPr>
+      <w:r>
+        <w:rPr>
+          <w:rFonts w:ascii="Times New Roman" w:hAnsi="Times New Roman" w:cs="Times New Roman" w:eastAsia="Times New Roman"/>
+          <w:b/>
+          <w:i w:val="0"/>
+          <w:color w:val="000000"/>
+          <w:sz w:val="24"/>
+          <w:color w:val="000000"/>
+        </w:rPr>
+        <w:t>Prepared by</w:t>
+      </w:r>
+    </w:p>
+    <w:p>
+      <w:pPr>
+        <w:spacing w:before="0" w:after="40"/>
+        <w:jc w:val="center"/>
+      </w:pPr>
+      <w:r>
+        <w:rPr>
+          <w:rFonts w:ascii="Times New Roman" w:hAnsi="Times New Roman" w:cs="Times New Roman" w:eastAsia="Times New Roman"/>
+          <w:b w:val="0"/>
+          <w:i w:val="0"/>
+          <w:color w:val="000000"/>
+          <w:sz w:val="24"/>
+          <w:color w:val="000000"/>
+        </w:rPr>
+        <w:t>Aki B. Maeda</w:t>
+      </w:r>
+    </w:p>
+    <w:p>
+      <w:pPr>
+        <w:spacing w:before="0" w:after="40"/>
+        <w:jc w:val="center"/>
+      </w:pPr>
+      <w:r>
+        <w:rPr>
+          <w:rFonts w:ascii="Times New Roman" w:hAnsi="Times New Roman" w:cs="Times New Roman" w:eastAsia="Times New Roman"/>
+          <w:b w:val="0"/>
+          <w:i w:val="0"/>
+          <w:color w:val="000000"/>
+          <w:sz w:val="24"/>
+          <w:color w:val="000000"/>
+        </w:rPr>
+        <w:t>Sherall Bless A. Abiera</w:t>
+      </w:r>
+    </w:p>
+    <w:p>
+      <w:pPr>
+        <w:spacing w:before="0" w:after="40"/>
+        <w:jc w:val="center"/>
+      </w:pPr>
+      <w:r>
+        <w:rPr>
+          <w:rFonts w:ascii="Times New Roman" w:hAnsi="Times New Roman" w:cs="Times New Roman" w:eastAsia="Times New Roman"/>
+          <w:b w:val="0"/>
+          <w:i w:val="0"/>
+          <w:color w:val="000000"/>
+          <w:sz w:val="24"/>
+          <w:color w:val="000000"/>
+        </w:rPr>
+        <w:t>Voughn Villalon</w:t>
+      </w:r>
+    </w:p>
+    <w:p>
+      <w:pPr>
+        <w:spacing w:before="440" w:after="200"/>
+        <w:pBdr>
+          <w:bottom w:val="single" w:sz="12" w:space="1" w:color="000000"/>
+        </w:pBdr>
+      </w:pPr>
+    </w:p>
+    <w:p>
+      <w:pPr>
+        <w:spacing w:before="80" w:after="0"/>
+        <w:jc w:val="center"/>
+      </w:pPr>
+      <w:r>
+        <w:rPr>
+          <w:rFonts w:ascii="Times New Roman" w:hAnsi="Times New Roman" w:cs="Times New Roman" w:eastAsia="Times New Roman"/>
+          <w:b/>
+          <w:i w:val="0"/>
+          <w:color w:val="000000"/>
+          <w:sz w:val="24"/>
+          <w:color w:val="000000"/>
+        </w:rPr>
+        <w:t>September 2026</w:t>
       </w:r>
     </w:p>
     <w:p>
@@ -128,223 +322,540 @@
     </w:p>
     <w:p>
       <w:pPr>
-        <w:spacing w:before="240" w:after="120"/>
+        <w:keepNext/>
+        <w:spacing w:before="0" w:after="200"/>
+        <w:jc w:val="left"/>
       </w:pPr>
       <w:r>
         <w:rPr>
-          <w:rFonts w:ascii="Calibri" w:hAnsi="Calibri" w:eastAsia="Calibri"/>
+          <w:rFonts w:ascii="Times New Roman" w:hAnsi="Times New Roman" w:cs="Times New Roman" w:eastAsia="Times New Roman"/>
           <w:b/>
-          <w:color w:val="5A3A0A"/>
+          <w:i w:val="0"/>
+          <w:color w:val="000000"/>
           <w:sz w:val="32"/>
+          <w:color w:val="000000"/>
         </w:rPr>
-        <w:t>About this manual</w:t>
+        <w:t>Document Information</w:t>
+      </w:r>
+    </w:p>
+    <w:tbl>
+      <w:tblPr>
+        <w:tblW w:w="9360" w:type="dxa"/>
+        <w:jc w:val="center"/>
+        <w:tblBorders>
+          <w:top w:color="000000" w:space="0" w:sz="8" w:val="single"/>
+          <w:left w:color="000000" w:space="0" w:sz="8" w:val="single"/>
+          <w:bottom w:color="000000" w:space="0" w:sz="8" w:val="single"/>
+          <w:right w:color="000000" w:space="0" w:sz="8" w:val="single"/>
+          <w:insideH w:color="000000" w:space="0" w:sz="8" w:val="single"/>
+          <w:insideV w:color="000000" w:space="0" w:sz="8" w:val="single"/>
+        </w:tblBorders>
+        <w:tblLayout w:type="fixed"/>
+      </w:tblPr>
+      <w:tblGrid>
+        <w:gridCol w:w="2880"/>
+        <w:gridCol w:w="6480"/>
+      </w:tblGrid>
+      <w:tr>
+        <w:tc>
+          <w:tcPr>
+            <w:tcW w:w="2880" w:type="dxa"/>
+            <w:vAlign w:val="center"/>
+          </w:tcPr>
+          <w:p>
+            <w:pPr>
+              <w:spacing w:before="60" w:after="60"/>
+              <w:jc w:val="left"/>
+            </w:pPr>
+            <w:r/>
+            <w:r>
+              <w:rPr>
+                <w:rFonts w:ascii="Times New Roman" w:hAnsi="Times New Roman" w:cs="Times New Roman" w:eastAsia="Times New Roman"/>
+                <w:b/>
+                <w:i w:val="0"/>
+                <w:color w:val="000000"/>
+                <w:sz w:val="22"/>
+                <w:color w:val="000000"/>
+              </w:rPr>
+              <w:t>Document title</w:t>
+            </w:r>
+          </w:p>
+        </w:tc>
+        <w:tc>
+          <w:tcPr>
+            <w:tcW w:w="6480" w:type="dxa"/>
+            <w:vAlign w:val="center"/>
+          </w:tcPr>
+          <w:p>
+            <w:pPr>
+              <w:spacing w:before="60" w:after="60"/>
+              <w:jc w:val="left"/>
+            </w:pPr>
+            <w:r/>
+            <w:r>
+              <w:rPr>
+                <w:rFonts w:ascii="Times New Roman" w:hAnsi="Times New Roman" w:cs="Times New Roman" w:eastAsia="Times New Roman"/>
+                <w:b w:val="0"/>
+                <w:i w:val="0"/>
+                <w:color w:val="000000"/>
+                <w:sz w:val="22"/>
+                <w:color w:val="000000"/>
+              </w:rPr>
+              <w:t>Nanny Paws Care Administrator Manual</w:t>
+            </w:r>
+          </w:p>
+        </w:tc>
+      </w:tr>
+      <w:tr>
+        <w:tc>
+          <w:tcPr>
+            <w:tcW w:w="2880" w:type="dxa"/>
+            <w:vAlign w:val="center"/>
+          </w:tcPr>
+          <w:p>
+            <w:pPr>
+              <w:spacing w:before="60" w:after="60"/>
+              <w:jc w:val="left"/>
+            </w:pPr>
+            <w:r/>
+            <w:r>
+              <w:rPr>
+                <w:rFonts w:ascii="Times New Roman" w:hAnsi="Times New Roman" w:cs="Times New Roman" w:eastAsia="Times New Roman"/>
+                <w:b/>
+                <w:i w:val="0"/>
+                <w:color w:val="000000"/>
+                <w:sz w:val="22"/>
+                <w:color w:val="000000"/>
+              </w:rPr>
+              <w:t>Audience</w:t>
+            </w:r>
+          </w:p>
+        </w:tc>
+        <w:tc>
+          <w:tcPr>
+            <w:tcW w:w="6480" w:type="dxa"/>
+            <w:vAlign w:val="center"/>
+          </w:tcPr>
+          <w:p>
+            <w:pPr>
+              <w:spacing w:before="60" w:after="60"/>
+              <w:jc w:val="left"/>
+            </w:pPr>
+            <w:r/>
+            <w:r>
+              <w:rPr>
+                <w:rFonts w:ascii="Times New Roman" w:hAnsi="Times New Roman" w:cs="Times New Roman" w:eastAsia="Times New Roman"/>
+                <w:b w:val="0"/>
+                <w:i w:val="0"/>
+                <w:color w:val="000000"/>
+                <w:sz w:val="22"/>
+                <w:color w:val="000000"/>
+              </w:rPr>
+              <w:t>System administrator</w:t>
+            </w:r>
+          </w:p>
+        </w:tc>
+      </w:tr>
+      <w:tr>
+        <w:tc>
+          <w:tcPr>
+            <w:tcW w:w="2880" w:type="dxa"/>
+            <w:vAlign w:val="center"/>
+          </w:tcPr>
+          <w:p>
+            <w:pPr>
+              <w:spacing w:before="60" w:after="60"/>
+              <w:jc w:val="left"/>
+            </w:pPr>
+            <w:r/>
+            <w:r>
+              <w:rPr>
+                <w:rFonts w:ascii="Times New Roman" w:hAnsi="Times New Roman" w:cs="Times New Roman" w:eastAsia="Times New Roman"/>
+                <w:b/>
+                <w:i w:val="0"/>
+                <w:color w:val="000000"/>
+                <w:sz w:val="22"/>
+                <w:color w:val="000000"/>
+              </w:rPr>
+              <w:t>Platform</w:t>
+            </w:r>
+          </w:p>
+        </w:tc>
+        <w:tc>
+          <w:tcPr>
+            <w:tcW w:w="6480" w:type="dxa"/>
+            <w:vAlign w:val="center"/>
+          </w:tcPr>
+          <w:p>
+            <w:pPr>
+              <w:spacing w:before="60" w:after="60"/>
+              <w:jc w:val="left"/>
+            </w:pPr>
+            <w:r/>
+            <w:r>
+              <w:rPr>
+                <w:rFonts w:ascii="Times New Roman" w:hAnsi="Times New Roman" w:cs="Times New Roman" w:eastAsia="Times New Roman"/>
+                <w:b w:val="0"/>
+                <w:i w:val="0"/>
+                <w:color w:val="000000"/>
+                <w:sz w:val="22"/>
+                <w:color w:val="000000"/>
+              </w:rPr>
+              <w:t>Nanny Paws Care admin website (React)</w:t>
+            </w:r>
+          </w:p>
+        </w:tc>
+      </w:tr>
+      <w:tr>
+        <w:tc>
+          <w:tcPr>
+            <w:tcW w:w="2880" w:type="dxa"/>
+            <w:vAlign w:val="center"/>
+          </w:tcPr>
+          <w:p>
+            <w:pPr>
+              <w:spacing w:before="60" w:after="60"/>
+              <w:jc w:val="left"/>
+            </w:pPr>
+            <w:r/>
+            <w:r>
+              <w:rPr>
+                <w:rFonts w:ascii="Times New Roman" w:hAnsi="Times New Roman" w:cs="Times New Roman" w:eastAsia="Times New Roman"/>
+                <w:b/>
+                <w:i w:val="0"/>
+                <w:color w:val="000000"/>
+                <w:sz w:val="22"/>
+                <w:color w:val="000000"/>
+              </w:rPr>
+              <w:t>Companion documents</w:t>
+            </w:r>
+          </w:p>
+        </w:tc>
+        <w:tc>
+          <w:tcPr>
+            <w:tcW w:w="6480" w:type="dxa"/>
+            <w:vAlign w:val="center"/>
+          </w:tcPr>
+          <w:p>
+            <w:pPr>
+              <w:spacing w:before="60" w:after="60"/>
+              <w:jc w:val="left"/>
+            </w:pPr>
+            <w:r/>
+            <w:r>
+              <w:rPr>
+                <w:rFonts w:ascii="Times New Roman" w:hAnsi="Times New Roman" w:cs="Times New Roman" w:eastAsia="Times New Roman"/>
+                <w:b w:val="0"/>
+                <w:i w:val="0"/>
+                <w:color w:val="000000"/>
+                <w:sz w:val="22"/>
+                <w:color w:val="000000"/>
+              </w:rPr>
+              <w:t>System Test Cases (Part C); User Manual</w:t>
+            </w:r>
+          </w:p>
+        </w:tc>
+      </w:tr>
+      <w:tr>
+        <w:tc>
+          <w:tcPr>
+            <w:tcW w:w="2880" w:type="dxa"/>
+            <w:vAlign w:val="center"/>
+          </w:tcPr>
+          <w:p>
+            <w:pPr>
+              <w:spacing w:before="60" w:after="60"/>
+              <w:jc w:val="left"/>
+            </w:pPr>
+            <w:r/>
+            <w:r>
+              <w:rPr>
+                <w:rFonts w:ascii="Times New Roman" w:hAnsi="Times New Roman" w:cs="Times New Roman" w:eastAsia="Times New Roman"/>
+                <w:b/>
+                <w:i w:val="0"/>
+                <w:color w:val="000000"/>
+                <w:sz w:val="22"/>
+                <w:color w:val="000000"/>
+              </w:rPr>
+              <w:t>Version</w:t>
+            </w:r>
+          </w:p>
+        </w:tc>
+        <w:tc>
+          <w:tcPr>
+            <w:tcW w:w="6480" w:type="dxa"/>
+            <w:vAlign w:val="center"/>
+          </w:tcPr>
+          <w:p>
+            <w:pPr>
+              <w:spacing w:before="60" w:after="60"/>
+              <w:jc w:val="left"/>
+            </w:pPr>
+            <w:r/>
+            <w:r>
+              <w:rPr>
+                <w:rFonts w:ascii="Times New Roman" w:hAnsi="Times New Roman" w:cs="Times New Roman" w:eastAsia="Times New Roman"/>
+                <w:b w:val="0"/>
+                <w:i w:val="0"/>
+                <w:color w:val="000000"/>
+                <w:sz w:val="22"/>
+                <w:color w:val="000000"/>
+              </w:rPr>
+              <w:t>September 2026</w:t>
+            </w:r>
+          </w:p>
+        </w:tc>
+      </w:tr>
+    </w:tbl>
+    <w:p>
+      <w:pPr>
+        <w:spacing w:after="160"/>
+      </w:pPr>
+    </w:p>
+    <w:p>
+      <w:pPr>
+        <w:keepNext/>
+        <w:spacing w:before="160" w:after="160"/>
+        <w:jc w:val="left"/>
+      </w:pPr>
+      <w:r>
+        <w:rPr>
+          <w:rFonts w:ascii="Times New Roman" w:hAnsi="Times New Roman" w:cs="Times New Roman" w:eastAsia="Times New Roman"/>
+          <w:b/>
+          <w:i w:val="0"/>
+          <w:color w:val="000000"/>
+          <w:sz w:val="28"/>
+          <w:color w:val="000000"/>
+        </w:rPr>
+        <w:t>How to use this manual</w:t>
       </w:r>
     </w:p>
     <w:p>
       <w:pPr>
-        <w:spacing w:after="120" w:before="0"/>
+        <w:spacing w:before="0" w:after="160" w:line="276" w:lineRule="auto"/>
+        <w:jc w:val="both"/>
       </w:pPr>
       <w:r>
         <w:rPr>
-          <w:rFonts w:ascii="Calibri" w:hAnsi="Calibri" w:eastAsia="Calibri"/>
+          <w:rFonts w:ascii="Times New Roman" w:hAnsi="Times New Roman" w:cs="Times New Roman" w:eastAsia="Times New Roman"/>
           <w:b w:val="0"/>
-          <w:color w:val="2E1B16"/>
-          <w:sz w:val="22"/>
+          <w:i w:val="0"/>
+          <w:color w:val="000000"/>
+          <w:sz w:val="24"/>
+          <w:color w:val="000000"/>
         </w:rPr>
-        <w:t>This manual is for the Nanny Paws Care administrator web panel only. It follows the same sequence as System Test Cases Part C. Use it beside the User Manual: owners and sitters work in the mobile app; you approve people and bookings, then confirm payment.</w:t>
+        <w:t>This manual covers the administrator web panel only. Pet owners and pet sitters work in the mobile application. The administrator accepts sitter applicants, approves or cancels owner bookings, and confirms payment after the sitter completes the visit.</w:t>
       </w:r>
     </w:p>
     <w:p>
       <w:pPr>
-        <w:spacing w:after="120" w:before="0"/>
+        <w:spacing w:before="0" w:after="160" w:line="276" w:lineRule="auto"/>
+        <w:jc w:val="both"/>
       </w:pPr>
       <w:r>
         <w:rPr>
-          <w:rFonts w:ascii="Calibri" w:hAnsi="Calibri" w:eastAsia="Calibri"/>
+          <w:rFonts w:ascii="Times New Roman" w:hAnsi="Times New Roman" w:cs="Times New Roman" w:eastAsia="Times New Roman"/>
           <w:b w:val="0"/>
-          <w:color w:val="2E1B16"/>
-          <w:sz w:val="22"/>
+          <w:i w:val="0"/>
+          <w:color w:val="000000"/>
+          <w:sz w:val="24"/>
+          <w:color w:val="000000"/>
         </w:rPr>
-        <w:t>Platform: Nanny Paws admin website (React). Related document: System Test Cases, Part C.</w:t>
+        <w:t>Each section states the purpose, lists numbered actions, and provides a figure box. Paste a screenshot of the named page into the box and retain the caption. Crop to the browser window.</w:t>
       </w:r>
     </w:p>
     <w:p>
       <w:pPr>
-        <w:spacing w:before="240" w:after="120"/>
+        <w:keepNext/>
+        <w:spacing w:before="0" w:after="240"/>
+        <w:jc w:val="left"/>
       </w:pPr>
       <w:r>
         <w:rPr>
-          <w:rFonts w:ascii="Calibri" w:hAnsi="Calibri" w:eastAsia="Calibri"/>
+          <w:rFonts w:ascii="Times New Roman" w:hAnsi="Times New Roman" w:cs="Times New Roman" w:eastAsia="Times New Roman"/>
           <w:b/>
-          <w:color w:val="5A3A0A"/>
-          <w:sz w:val="28"/>
+          <w:i w:val="0"/>
+          <w:color w:val="000000"/>
+          <w:sz w:val="32"/>
+          <w:color w:val="000000"/>
         </w:rPr>
-        <w:t>Contents</w:t>
+        <w:t>TABLE OF CONTENTS</w:t>
       </w:r>
     </w:p>
     <w:p>
       <w:pPr>
-        <w:pStyle w:val="ListBullet"/>
-        <w:spacing w:after="60"/>
+        <w:spacing w:after="80"/>
       </w:pPr>
       <w:r>
         <w:rPr>
-          <w:rFonts w:ascii="Calibri" w:hAnsi="Calibri" w:eastAsia="Calibri"/>
-          <w:b w:val="0"/>
-          <w:color w:val="2E1B16"/>
-          <w:sz w:val="22"/>
+          <w:rFonts w:ascii="Times New Roman" w:hAnsi="Times New Roman" w:cs="Times New Roman" w:eastAsia="Times New Roman"/>
+          <w:b/>
+          <w:i w:val="0"/>
+          <w:color w:val="000000"/>
+          <w:sz w:val="24"/>
+          <w:color w:val="000000"/>
         </w:rPr>
-        <w:t>1. Sign in and session rules</w:t>
+        <w:t>1.  Signing in and session rules</w:t>
       </w:r>
     </w:p>
     <w:p>
       <w:pPr>
-        <w:pStyle w:val="ListBullet"/>
-        <w:spacing w:after="60"/>
+        <w:spacing w:after="80"/>
       </w:pPr>
       <w:r>
         <w:rPr>
-          <w:rFonts w:ascii="Calibri" w:hAnsi="Calibri" w:eastAsia="Calibri"/>
-          <w:b w:val="0"/>
-          <w:color w:val="2E1B16"/>
-          <w:sz w:val="22"/>
+          <w:rFonts w:ascii="Times New Roman" w:hAnsi="Times New Roman" w:cs="Times New Roman" w:eastAsia="Times New Roman"/>
+          <w:b/>
+          <w:i w:val="0"/>
+          <w:color w:val="000000"/>
+          <w:sz w:val="24"/>
+          <w:color w:val="000000"/>
         </w:rPr>
-        <w:t>2. Bookings overview</w:t>
+        <w:t>2.  Bookings overview</w:t>
       </w:r>
     </w:p>
     <w:p>
       <w:pPr>
-        <w:pStyle w:val="ListBullet"/>
-        <w:spacing w:after="60"/>
+        <w:spacing w:after="80"/>
       </w:pPr>
       <w:r>
         <w:rPr>
-          <w:rFonts w:ascii="Calibri" w:hAnsi="Calibri" w:eastAsia="Calibri"/>
-          <w:b w:val="0"/>
-          <w:color w:val="2E1B16"/>
-          <w:sz w:val="22"/>
+          <w:rFonts w:ascii="Times New Roman" w:hAnsi="Times New Roman" w:cs="Times New Roman" w:eastAsia="Times New Roman"/>
+          <w:b/>
+          <w:i w:val="0"/>
+          <w:color w:val="000000"/>
+          <w:sz w:val="24"/>
+          <w:color w:val="000000"/>
         </w:rPr>
-        <w:t>3. Approve or cancel a booking</w:t>
+        <w:t>3.  Approving or cancelling a booking</w:t>
       </w:r>
     </w:p>
     <w:p>
       <w:pPr>
-        <w:pStyle w:val="ListBullet"/>
-        <w:spacing w:after="60"/>
+        <w:spacing w:after="80"/>
       </w:pPr>
       <w:r>
         <w:rPr>
-          <w:rFonts w:ascii="Calibri" w:hAnsi="Calibri" w:eastAsia="Calibri"/>
-          <w:b w:val="0"/>
-          <w:color w:val="2E1B16"/>
-          <w:sz w:val="22"/>
+          <w:rFonts w:ascii="Times New Roman" w:hAnsi="Times New Roman" w:cs="Times New Roman" w:eastAsia="Times New Roman"/>
+          <w:b/>
+          <w:i w:val="0"/>
+          <w:color w:val="000000"/>
+          <w:sz w:val="24"/>
+          <w:color w:val="000000"/>
         </w:rPr>
-        <w:t>4. Confirm payment after the sitter completes the service</w:t>
+        <w:t>4.  Confirming payment after completion</w:t>
       </w:r>
     </w:p>
     <w:p>
       <w:pPr>
-        <w:pStyle w:val="ListBullet"/>
-        <w:spacing w:after="60"/>
+        <w:spacing w:after="80"/>
       </w:pPr>
       <w:r>
         <w:rPr>
-          <w:rFonts w:ascii="Calibri" w:hAnsi="Calibri" w:eastAsia="Calibri"/>
-          <w:b w:val="0"/>
-          <w:color w:val="2E1B16"/>
-          <w:sz w:val="22"/>
+          <w:rFonts w:ascii="Times New Roman" w:hAnsi="Times New Roman" w:cs="Times New Roman" w:eastAsia="Times New Roman"/>
+          <w:b/>
+          <w:i w:val="0"/>
+          <w:color w:val="000000"/>
+          <w:sz w:val="24"/>
+          <w:color w:val="000000"/>
         </w:rPr>
-        <w:t>5. Review sitter applicants</w:t>
+        <w:t>5.  Reviewing sitter applicants</w:t>
       </w:r>
     </w:p>
     <w:p>
       <w:pPr>
-        <w:pStyle w:val="ListBullet"/>
-        <w:spacing w:after="60"/>
+        <w:spacing w:after="80"/>
       </w:pPr>
       <w:r>
         <w:rPr>
-          <w:rFonts w:ascii="Calibri" w:hAnsi="Calibri" w:eastAsia="Calibri"/>
-          <w:b w:val="0"/>
-          <w:color w:val="2E1B16"/>
-          <w:sz w:val="22"/>
+          <w:rFonts w:ascii="Times New Roman" w:hAnsi="Times New Roman" w:cs="Times New Roman" w:eastAsia="Times New Roman"/>
+          <w:b/>
+          <w:i w:val="0"/>
+          <w:color w:val="000000"/>
+          <w:sz w:val="24"/>
+          <w:color w:val="000000"/>
         </w:rPr>
-        <w:t>6. Manage pet sitters</w:t>
+        <w:t>6.  Managing pet sitters</w:t>
       </w:r>
     </w:p>
     <w:p>
       <w:pPr>
-        <w:pStyle w:val="ListBullet"/>
-        <w:spacing w:after="60"/>
+        <w:spacing w:after="80"/>
       </w:pPr>
       <w:r>
         <w:rPr>
-          <w:rFonts w:ascii="Calibri" w:hAnsi="Calibri" w:eastAsia="Calibri"/>
-          <w:b w:val="0"/>
-          <w:color w:val="2E1B16"/>
-          <w:sz w:val="22"/>
+          <w:rFonts w:ascii="Times New Roman" w:hAnsi="Times New Roman" w:cs="Times New Roman" w:eastAsia="Times New Roman"/>
+          <w:b/>
+          <w:i w:val="0"/>
+          <w:color w:val="000000"/>
+          <w:sz w:val="24"/>
+          <w:color w:val="000000"/>
         </w:rPr>
-        <w:t>7. Monitor messages</w:t>
+        <w:t>7.  Monitoring messages</w:t>
       </w:r>
     </w:p>
     <w:p>
       <w:pPr>
-        <w:pStyle w:val="ListBullet"/>
-        <w:spacing w:after="60"/>
+        <w:spacing w:after="80"/>
       </w:pPr>
       <w:r>
         <w:rPr>
-          <w:rFonts w:ascii="Calibri" w:hAnsi="Calibri" w:eastAsia="Calibri"/>
-          <w:b w:val="0"/>
-          <w:color w:val="2E1B16"/>
-          <w:sz w:val="22"/>
+          <w:rFonts w:ascii="Times New Roman" w:hAnsi="Times New Roman" w:cs="Times New Roman" w:eastAsia="Times New Roman"/>
+          <w:b/>
+          <w:i w:val="0"/>
+          <w:color w:val="000000"/>
+          <w:sz w:val="24"/>
+          <w:color w:val="000000"/>
         </w:rPr>
-        <w:t>8. Review and delete feedbacks</w:t>
+        <w:t>8.  Reviewing and deleting feedbacks</w:t>
       </w:r>
     </w:p>
     <w:p>
       <w:pPr>
-        <w:pStyle w:val="ListBullet"/>
-        <w:spacing w:after="60"/>
+        <w:spacing w:after="80"/>
       </w:pPr>
       <w:r>
         <w:rPr>
-          <w:rFonts w:ascii="Calibri" w:hAnsi="Calibri" w:eastAsia="Calibri"/>
-          <w:b w:val="0"/>
-          <w:color w:val="2E1B16"/>
-          <w:sz w:val="22"/>
+          <w:rFonts w:ascii="Times New Roman" w:hAnsi="Times New Roman" w:cs="Times New Roman" w:eastAsia="Times New Roman"/>
+          <w:b/>
+          <w:i w:val="0"/>
+          <w:color w:val="000000"/>
+          <w:sz w:val="24"/>
+          <w:color w:val="000000"/>
         </w:rPr>
-        <w:t>9. Profile and settings</w:t>
+        <w:t>9.  Profile and display settings</w:t>
       </w:r>
     </w:p>
     <w:p>
       <w:pPr>
-        <w:pStyle w:val="ListBullet"/>
-        <w:spacing w:after="60"/>
+        <w:spacing w:after="80"/>
       </w:pPr>
       <w:r>
         <w:rPr>
-          <w:rFonts w:ascii="Calibri" w:hAnsi="Calibri" w:eastAsia="Calibri"/>
-          <w:b w:val="0"/>
-          <w:color w:val="2E1B16"/>
-          <w:sz w:val="22"/>
+          <w:rFonts w:ascii="Times New Roman" w:hAnsi="Times New Roman" w:cs="Times New Roman" w:eastAsia="Times New Roman"/>
+          <w:b/>
+          <w:i w:val="0"/>
+          <w:color w:val="000000"/>
+          <w:sz w:val="24"/>
+          <w:color w:val="000000"/>
         </w:rPr>
-        <w:t>10. Sign out</w:t>
+        <w:t>10. Signing out</w:t>
       </w:r>
     </w:p>
     <w:p>
       <w:pPr>
-        <w:pStyle w:val="ListBullet"/>
-        <w:spacing w:after="60"/>
+        <w:spacing w:after="80"/>
       </w:pPr>
       <w:r>
         <w:rPr>
-          <w:rFonts w:ascii="Calibri" w:hAnsi="Calibri" w:eastAsia="Calibri"/>
-          <w:b w:val="0"/>
-          <w:color w:val="2E1B16"/>
-          <w:sz w:val="22"/>
+          <w:rFonts w:ascii="Times New Roman" w:hAnsi="Times New Roman" w:cs="Times New Roman" w:eastAsia="Times New Roman"/>
+          <w:b/>
+          <w:i w:val="0"/>
+          <w:color w:val="000000"/>
+          <w:sz w:val="24"/>
+          <w:color w:val="000000"/>
         </w:rPr>
-        <w:t>Quick role map for the panel</w:t>
+        <w:t>11. Role map between mobile and web</w:t>
       </w:r>
     </w:p>
     <w:p>
@@ -354,1122 +865,4466 @@
     </w:p>
     <w:p>
       <w:pPr>
-        <w:spacing w:before="280" w:after="120"/>
+        <w:keepNext/>
+        <w:spacing w:before="320" w:after="120"/>
+        <w:jc w:val="left"/>
       </w:pPr>
       <w:r>
         <w:rPr>
-          <w:rFonts w:ascii="Calibri" w:hAnsi="Calibri" w:eastAsia="Calibri"/>
+          <w:rFonts w:ascii="Times New Roman" w:hAnsi="Times New Roman" w:cs="Times New Roman" w:eastAsia="Times New Roman"/>
           <w:b/>
-          <w:color w:val="5A3A0A"/>
+          <w:i w:val="0"/>
+          <w:color w:val="000000"/>
           <w:sz w:val="26"/>
+          <w:color w:val="000000"/>
         </w:rPr>
-        <w:t>1. Sign in and session rules</w:t>
+        <w:t>1. Signing in and session rules</w:t>
       </w:r>
     </w:p>
     <w:p>
       <w:pPr>
-        <w:spacing w:after="120" w:before="0"/>
+        <w:spacing w:before="0" w:after="160" w:line="276" w:lineRule="auto"/>
+        <w:jc w:val="both"/>
       </w:pPr>
       <w:r>
         <w:rPr>
-          <w:rFonts w:ascii="Calibri" w:hAnsi="Calibri" w:eastAsia="Calibri"/>
+          <w:rFonts w:ascii="Times New Roman" w:hAnsi="Times New Roman" w:cs="Times New Roman" w:eastAsia="Times New Roman"/>
           <w:b w:val="0"/>
-          <w:color w:val="2E1B16"/>
-          <w:sz w:val="22"/>
+          <w:i w:val="0"/>
+          <w:color w:val="000000"/>
+          <w:sz w:val="24"/>
+          <w:color w:val="000000"/>
         </w:rPr>
-        <w:t>The admin panel uses the ADMIN account, not the mobile owner or sitter login.</w:t>
+        <w:t>Purpose. The web panel authenticates against the ADMIN account. Mobile owner and sitter credentials are not used here.</w:t>
       </w:r>
     </w:p>
     <w:p>
       <w:pPr>
-        <w:pStyle w:val="ListNumber"/>
-        <w:spacing w:after="60"/>
+        <w:spacing w:before="0" w:after="80" w:line="276" w:lineRule="auto"/>
+        <w:jc w:val="both"/>
       </w:pPr>
       <w:r>
         <w:rPr>
-          <w:rFonts w:ascii="Calibri" w:hAnsi="Calibri" w:eastAsia="Calibri"/>
+          <w:rFonts w:ascii="Times New Roman" w:hAnsi="Times New Roman" w:cs="Times New Roman" w:eastAsia="Times New Roman"/>
+          <w:b/>
+          <w:i w:val="0"/>
+          <w:color w:val="000000"/>
+          <w:sz w:val="24"/>
+          <w:color w:val="000000"/>
+        </w:rPr>
+        <w:t>Procedure</w:t>
+      </w:r>
+    </w:p>
+    <w:tbl>
+      <w:tblPr>
+        <w:tblW w:w="9360" w:type="dxa"/>
+        <w:jc w:val="center"/>
+        <w:tblBorders>
+          <w:top w:color="000000" w:space="0" w:sz="8" w:val="single"/>
+          <w:left w:color="000000" w:space="0" w:sz="8" w:val="single"/>
+          <w:bottom w:color="000000" w:space="0" w:sz="8" w:val="single"/>
+          <w:right w:color="000000" w:space="0" w:sz="8" w:val="single"/>
+          <w:insideH w:color="000000" w:space="0" w:sz="8" w:val="single"/>
+          <w:insideV w:color="000000" w:space="0" w:sz="8" w:val="single"/>
+        </w:tblBorders>
+        <w:tblLayout w:type="fixed"/>
+      </w:tblPr>
+      <w:tblGrid>
+        <w:gridCol w:w="1080"/>
+        <w:gridCol w:w="8280"/>
+      </w:tblGrid>
+      <w:tr>
+        <w:tc>
+          <w:tcPr>
+            <w:tcW w:w="1080" w:type="dxa"/>
+            <w:vAlign w:val="center"/>
+          </w:tcPr>
+          <w:p>
+            <w:pPr>
+              <w:spacing w:before="60" w:after="60"/>
+              <w:jc w:val="center"/>
+            </w:pPr>
+            <w:r/>
+            <w:r>
+              <w:rPr>
+                <w:rFonts w:ascii="Times New Roman" w:hAnsi="Times New Roman" w:cs="Times New Roman" w:eastAsia="Times New Roman"/>
+                <w:b/>
+                <w:i w:val="0"/>
+                <w:color w:val="000000"/>
+                <w:sz w:val="22"/>
+                <w:color w:val="000000"/>
+              </w:rPr>
+              <w:t>Step</w:t>
+            </w:r>
+          </w:p>
+        </w:tc>
+        <w:tc>
+          <w:tcPr>
+            <w:tcW w:w="8280" w:type="dxa"/>
+            <w:vAlign w:val="center"/>
+          </w:tcPr>
+          <w:p>
+            <w:pPr>
+              <w:spacing w:before="60" w:after="60"/>
+              <w:jc w:val="center"/>
+            </w:pPr>
+            <w:r/>
+            <w:r>
+              <w:rPr>
+                <w:rFonts w:ascii="Times New Roman" w:hAnsi="Times New Roman" w:cs="Times New Roman" w:eastAsia="Times New Roman"/>
+                <w:b/>
+                <w:i w:val="0"/>
+                <w:color w:val="000000"/>
+                <w:sz w:val="22"/>
+                <w:color w:val="000000"/>
+              </w:rPr>
+              <w:t>Action</w:t>
+            </w:r>
+          </w:p>
+        </w:tc>
+      </w:tr>
+      <w:tr>
+        <w:tc>
+          <w:tcPr>
+            <w:tcW w:w="1080" w:type="dxa"/>
+            <w:vAlign w:val="center"/>
+          </w:tcPr>
+          <w:p>
+            <w:pPr>
+              <w:spacing w:before="60" w:after="60"/>
+              <w:jc w:val="center"/>
+            </w:pPr>
+            <w:r/>
+            <w:r>
+              <w:rPr>
+                <w:rFonts w:ascii="Times New Roman" w:hAnsi="Times New Roman" w:cs="Times New Roman" w:eastAsia="Times New Roman"/>
+                <w:b w:val="0"/>
+                <w:i w:val="0"/>
+                <w:color w:val="000000"/>
+                <w:sz w:val="22"/>
+                <w:color w:val="000000"/>
+              </w:rPr>
+              <w:t>1</w:t>
+            </w:r>
+          </w:p>
+        </w:tc>
+        <w:tc>
+          <w:tcPr>
+            <w:tcW w:w="8280" w:type="dxa"/>
+            <w:vAlign w:val="center"/>
+          </w:tcPr>
+          <w:p>
+            <w:pPr>
+              <w:spacing w:before="60" w:after="60"/>
+              <w:jc w:val="left"/>
+            </w:pPr>
+            <w:r/>
+            <w:r>
+              <w:rPr>
+                <w:rFonts w:ascii="Times New Roman" w:hAnsi="Times New Roman" w:cs="Times New Roman" w:eastAsia="Times New Roman"/>
+                <w:b w:val="0"/>
+                <w:i w:val="0"/>
+                <w:color w:val="000000"/>
+                <w:sz w:val="22"/>
+                <w:color w:val="000000"/>
+              </w:rPr>
+              <w:t>Open the administrator website login page.</w:t>
+            </w:r>
+          </w:p>
+        </w:tc>
+      </w:tr>
+      <w:tr>
+        <w:tc>
+          <w:tcPr>
+            <w:tcW w:w="1080" w:type="dxa"/>
+            <w:vAlign w:val="center"/>
+          </w:tcPr>
+          <w:p>
+            <w:pPr>
+              <w:spacing w:before="60" w:after="60"/>
+              <w:jc w:val="center"/>
+            </w:pPr>
+            <w:r/>
+            <w:r>
+              <w:rPr>
+                <w:rFonts w:ascii="Times New Roman" w:hAnsi="Times New Roman" w:cs="Times New Roman" w:eastAsia="Times New Roman"/>
+                <w:b w:val="0"/>
+                <w:i w:val="0"/>
+                <w:color w:val="000000"/>
+                <w:sz w:val="22"/>
+                <w:color w:val="000000"/>
+              </w:rPr>
+              <w:t>2</w:t>
+            </w:r>
+          </w:p>
+        </w:tc>
+        <w:tc>
+          <w:tcPr>
+            <w:tcW w:w="8280" w:type="dxa"/>
+            <w:vAlign w:val="center"/>
+          </w:tcPr>
+          <w:p>
+            <w:pPr>
+              <w:spacing w:before="60" w:after="60"/>
+              <w:jc w:val="left"/>
+            </w:pPr>
+            <w:r/>
+            <w:r>
+              <w:rPr>
+                <w:rFonts w:ascii="Times New Roman" w:hAnsi="Times New Roman" w:cs="Times New Roman" w:eastAsia="Times New Roman"/>
+                <w:b w:val="0"/>
+                <w:i w:val="0"/>
+                <w:color w:val="000000"/>
+                <w:sz w:val="22"/>
+                <w:color w:val="000000"/>
+              </w:rPr>
+              <w:t>Enter the administrator email and password.</w:t>
+            </w:r>
+          </w:p>
+        </w:tc>
+      </w:tr>
+      <w:tr>
+        <w:tc>
+          <w:tcPr>
+            <w:tcW w:w="1080" w:type="dxa"/>
+            <w:vAlign w:val="center"/>
+          </w:tcPr>
+          <w:p>
+            <w:pPr>
+              <w:spacing w:before="60" w:after="60"/>
+              <w:jc w:val="center"/>
+            </w:pPr>
+            <w:r/>
+            <w:r>
+              <w:rPr>
+                <w:rFonts w:ascii="Times New Roman" w:hAnsi="Times New Roman" w:cs="Times New Roman" w:eastAsia="Times New Roman"/>
+                <w:b w:val="0"/>
+                <w:i w:val="0"/>
+                <w:color w:val="000000"/>
+                <w:sz w:val="22"/>
+                <w:color w:val="000000"/>
+              </w:rPr>
+              <w:t>3</w:t>
+            </w:r>
+          </w:p>
+        </w:tc>
+        <w:tc>
+          <w:tcPr>
+            <w:tcW w:w="8280" w:type="dxa"/>
+            <w:vAlign w:val="center"/>
+          </w:tcPr>
+          <w:p>
+            <w:pPr>
+              <w:spacing w:before="60" w:after="60"/>
+              <w:jc w:val="left"/>
+            </w:pPr>
+            <w:r/>
+            <w:r>
+              <w:rPr>
+                <w:rFonts w:ascii="Times New Roman" w:hAnsi="Times New Roman" w:cs="Times New Roman" w:eastAsia="Times New Roman"/>
+                <w:b w:val="0"/>
+                <w:i w:val="0"/>
+                <w:color w:val="000000"/>
+                <w:sz w:val="22"/>
+                <w:color w:val="000000"/>
+              </w:rPr>
+              <w:t>Click Sign In / Login. The Bookings page is displayed.</w:t>
+            </w:r>
+          </w:p>
+        </w:tc>
+      </w:tr>
+      <w:tr>
+        <w:tc>
+          <w:tcPr>
+            <w:tcW w:w="1080" w:type="dxa"/>
+            <w:vAlign w:val="center"/>
+          </w:tcPr>
+          <w:p>
+            <w:pPr>
+              <w:spacing w:before="60" w:after="60"/>
+              <w:jc w:val="center"/>
+            </w:pPr>
+            <w:r/>
+            <w:r>
+              <w:rPr>
+                <w:rFonts w:ascii="Times New Roman" w:hAnsi="Times New Roman" w:cs="Times New Roman" w:eastAsia="Times New Roman"/>
+                <w:b w:val="0"/>
+                <w:i w:val="0"/>
+                <w:color w:val="000000"/>
+                <w:sz w:val="22"/>
+                <w:color w:val="000000"/>
+              </w:rPr>
+              <w:t>4</w:t>
+            </w:r>
+          </w:p>
+        </w:tc>
+        <w:tc>
+          <w:tcPr>
+            <w:tcW w:w="8280" w:type="dxa"/>
+            <w:vAlign w:val="center"/>
+          </w:tcPr>
+          <w:p>
+            <w:pPr>
+              <w:spacing w:before="60" w:after="60"/>
+              <w:jc w:val="left"/>
+            </w:pPr>
+            <w:r/>
+            <w:r>
+              <w:rPr>
+                <w:rFonts w:ascii="Times New Roman" w:hAnsi="Times New Roman" w:cs="Times New Roman" w:eastAsia="Times New Roman"/>
+                <w:b w:val="0"/>
+                <w:i w:val="0"/>
+                <w:color w:val="000000"/>
+                <w:sz w:val="22"/>
+                <w:color w:val="000000"/>
+              </w:rPr>
+              <w:t>Confirm that the sidebar lists Bookings, Pet Sitters, Messages, Applicants, and Feedbacks.</w:t>
+            </w:r>
+          </w:p>
+        </w:tc>
+      </w:tr>
+    </w:tbl>
+    <w:p>
+      <w:pPr>
+        <w:spacing w:after="120"/>
+      </w:pPr>
+    </w:p>
+    <w:tbl>
+      <w:tblPr>
+        <w:tblW w:w="9360" w:type="dxa"/>
+        <w:jc w:val="center"/>
+        <w:tblBorders>
+          <w:top w:color="000000" w:space="0" w:sz="8" w:val="single"/>
+          <w:left w:color="000000" w:space="0" w:sz="8" w:val="single"/>
+          <w:bottom w:color="000000" w:space="0" w:sz="8" w:val="single"/>
+          <w:right w:color="000000" w:space="0" w:sz="8" w:val="single"/>
+          <w:insideH w:color="000000" w:space="0" w:sz="8" w:val="single"/>
+          <w:insideV w:color="000000" w:space="0" w:sz="8" w:val="single"/>
+        </w:tblBorders>
+        <w:tblLayout w:type="fixed"/>
+      </w:tblPr>
+      <w:tblGrid>
+        <w:gridCol w:w="9360"/>
+      </w:tblGrid>
+      <w:tr>
+        <w:trPr>
+          <w:trHeight w:val="3200" w:hRule="atLeast"/>
+        </w:trPr>
+        <w:tc>
+          <w:tcPr>
+            <w:tcW w:w="9360" w:type="dxa"/>
+            <w:vAlign w:val="center"/>
+          </w:tcPr>
+          <w:p>
+            <w:pPr>
+              <w:spacing w:before="360" w:after="360"/>
+              <w:jc w:val="center"/>
+            </w:pPr>
+            <w:r/>
+            <w:r>
+              <w:rPr>
+                <w:rFonts w:ascii="Times New Roman" w:hAnsi="Times New Roman" w:cs="Times New Roman" w:eastAsia="Times New Roman"/>
+                <w:b w:val="0"/>
+                <w:i/>
+                <w:color w:val="000000"/>
+                <w:sz w:val="22"/>
+                <w:color w:val="000000"/>
+              </w:rPr>
+              <w:t>Paste screenshot here</w:t>
+            </w:r>
+          </w:p>
+        </w:tc>
+      </w:tr>
+    </w:tbl>
+    <w:p>
+      <w:pPr>
+        <w:spacing w:before="80" w:after="240"/>
+        <w:jc w:val="center"/>
+      </w:pPr>
+      <w:r>
+        <w:rPr>
+          <w:rFonts w:ascii="Times New Roman" w:hAnsi="Times New Roman" w:cs="Times New Roman" w:eastAsia="Times New Roman"/>
           <w:b w:val="0"/>
-          <w:color w:val="2E1B16"/>
+          <w:i/>
+          <w:color w:val="000000"/>
           <w:sz w:val="22"/>
+          <w:color w:val="000000"/>
         </w:rPr>
-        <w:t>Open the admin website login page.</w:t>
+        <w:t>Figure 1. Administrator login page</w:t>
       </w:r>
     </w:p>
     <w:p>
       <w:pPr>
-        <w:pStyle w:val="ListNumber"/>
-        <w:spacing w:after="60"/>
+        <w:spacing w:before="80" w:after="200"/>
+        <w:jc w:val="both"/>
       </w:pPr>
       <w:r>
         <w:rPr>
-          <w:rFonts w:ascii="Calibri" w:hAnsi="Calibri" w:eastAsia="Calibri"/>
+          <w:rFonts w:ascii="Times New Roman" w:hAnsi="Times New Roman" w:cs="Times New Roman" w:eastAsia="Times New Roman"/>
+          <w:b/>
+          <w:i/>
+          <w:color w:val="000000"/>
+          <w:sz w:val="22"/>
+          <w:color w:val="000000"/>
+        </w:rPr>
+        <w:t xml:space="preserve">Note. </w:t>
+      </w:r>
+      <w:r>
+        <w:rPr>
+          <w:rFonts w:ascii="Times New Roman" w:hAnsi="Times New Roman" w:cs="Times New Roman" w:eastAsia="Times New Roman"/>
           <w:b w:val="0"/>
-          <w:color w:val="2E1B16"/>
+          <w:i/>
+          <w:color w:val="000000"/>
           <w:sz w:val="22"/>
+          <w:color w:val="000000"/>
         </w:rPr>
-        <w:t>Enter the administrator email and password, then sign in.</w:t>
+        <w:t>Only one active session is kept per administrator account. After approximately 30 minutes of inactivity the session ends and the login page is shown.</w:t>
       </w:r>
     </w:p>
     <w:p>
       <w:pPr>
-        <w:pStyle w:val="ListNumber"/>
-        <w:spacing w:after="60"/>
+        <w:keepNext/>
+        <w:spacing w:before="320" w:after="120"/>
+        <w:jc w:val="left"/>
       </w:pPr>
       <w:r>
         <w:rPr>
-          <w:rFonts w:ascii="Calibri" w:hAnsi="Calibri" w:eastAsia="Calibri"/>
-          <w:b w:val="0"/>
-          <w:color w:val="2E1B16"/>
-          <w:sz w:val="22"/>
-        </w:rPr>
-        <w:t>On success you are taken to Bookings. The sidebar lists Bookings, Pet Sitters, Messages, Applicants, and Feedbacks.</w:t>
-      </w:r>
-    </w:p>
-    <w:p>
-      <w:pPr>
-        <w:pStyle w:val="ListNumber"/>
-        <w:spacing w:after="60"/>
-      </w:pPr>
-      <w:r>
-        <w:rPr>
-          <w:rFonts w:ascii="Calibri" w:hAnsi="Calibri" w:eastAsia="Calibri"/>
-          <w:b w:val="0"/>
-          <w:color w:val="2E1B16"/>
-          <w:sz w:val="22"/>
-        </w:rPr>
-        <w:t>Only one active admin session per account is kept. After about 30 minutes idle, you are signed out automatically.</w:t>
-      </w:r>
-    </w:p>
-    <w:p>
-      <w:r>
-        <w:rPr>
-          <w:rFonts w:ascii="Calibri" w:hAnsi="Calibri" w:eastAsia="Calibri"/>
+          <w:rFonts w:ascii="Times New Roman" w:hAnsi="Times New Roman" w:cs="Times New Roman" w:eastAsia="Times New Roman"/>
           <w:b/>
-          <w:color w:val="5A3A0A"/>
-          <w:sz w:val="22"/>
-        </w:rPr>
-        <w:t xml:space="preserve">Note: </w:t>
-      </w:r>
-      <w:r>
-        <w:rPr>
-          <w:rFonts w:ascii="Calibri" w:hAnsi="Calibri" w:eastAsia="Calibri"/>
-          <w:b w:val="0"/>
-          <w:color w:val="2E1B16"/>
-          <w:sz w:val="22"/>
-        </w:rPr>
-        <w:t>Wrong or empty credentials keep you on login. Related test cases: AD-AUTH-1 to AD-AUTH-3, AD-SES-1.</w:t>
-      </w:r>
-    </w:p>
-    <w:p>
-      <w:pPr>
-        <w:spacing w:before="280" w:after="120"/>
-      </w:pPr>
-      <w:r>
-        <w:rPr>
-          <w:rFonts w:ascii="Calibri" w:hAnsi="Calibri" w:eastAsia="Calibri"/>
-          <w:b/>
-          <w:color w:val="5A3A0A"/>
+          <w:i w:val="0"/>
+          <w:color w:val="000000"/>
           <w:sz w:val="26"/>
+          <w:color w:val="000000"/>
         </w:rPr>
         <w:t>2. Bookings overview</w:t>
       </w:r>
     </w:p>
     <w:p>
       <w:pPr>
-        <w:spacing w:after="120" w:before="0"/>
+        <w:spacing w:before="0" w:after="160" w:line="276" w:lineRule="auto"/>
+        <w:jc w:val="both"/>
       </w:pPr>
       <w:r>
         <w:rPr>
-          <w:rFonts w:ascii="Calibri" w:hAnsi="Calibri" w:eastAsia="Calibri"/>
+          <w:rFonts w:ascii="Times New Roman" w:hAnsi="Times New Roman" w:cs="Times New Roman" w:eastAsia="Times New Roman"/>
           <w:b w:val="0"/>
-          <w:color w:val="2E1B16"/>
-          <w:sz w:val="22"/>
+          <w:i w:val="0"/>
+          <w:color w:val="000000"/>
+          <w:sz w:val="24"/>
+          <w:color w:val="000000"/>
         </w:rPr>
-        <w:t>Every booking in this table was created by a pet owner on mobile.</w:t>
+        <w:t>Purpose. Every row in the bookings table was created by a pet owner on the mobile application.</w:t>
       </w:r>
     </w:p>
     <w:p>
       <w:pPr>
-        <w:pStyle w:val="ListNumber"/>
-        <w:spacing w:after="60"/>
+        <w:spacing w:before="0" w:after="80" w:line="276" w:lineRule="auto"/>
+        <w:jc w:val="both"/>
       </w:pPr>
       <w:r>
         <w:rPr>
-          <w:rFonts w:ascii="Calibri" w:hAnsi="Calibri" w:eastAsia="Calibri"/>
-          <w:b w:val="0"/>
-          <w:color w:val="2E1B16"/>
-          <w:sz w:val="22"/>
+          <w:rFonts w:ascii="Times New Roman" w:hAnsi="Times New Roman" w:cs="Times New Roman" w:eastAsia="Times New Roman"/>
+          <w:b/>
+          <w:i w:val="0"/>
+          <w:color w:val="000000"/>
+          <w:sz w:val="24"/>
+          <w:color w:val="000000"/>
         </w:rPr>
-        <w:t>Open Bookings.</w:t>
-      </w:r>
-    </w:p>
-    <w:p>
-      <w:pPr>
-        <w:pStyle w:val="ListNumber"/>
-        <w:spacing w:after="60"/>
-      </w:pPr>
-      <w:r>
-        <w:rPr>
-          <w:rFonts w:ascii="Calibri" w:hAnsi="Calibri" w:eastAsia="Calibri"/>
-          <w:b w:val="0"/>
-          <w:color w:val="2E1B16"/>
-          <w:sz w:val="22"/>
-        </w:rPr>
-        <w:t>Read Start Date, End Date, times, service, pet, proof of payment, payment status, and booking status.</w:t>
-      </w:r>
-    </w:p>
-    <w:p>
-      <w:pPr>
-        <w:pStyle w:val="ListNumber"/>
-        <w:spacing w:after="60"/>
-      </w:pPr>
-      <w:r>
-        <w:rPr>
-          <w:rFonts w:ascii="Calibri" w:hAnsi="Calibri" w:eastAsia="Calibri"/>
-          <w:b w:val="0"/>
-          <w:color w:val="2E1B16"/>
-          <w:sz w:val="22"/>
-        </w:rPr>
-        <w:t>Pending means the owner submitted the request. Approved on this screen is stored as Confirmed for the mobile apps.</w:t>
-      </w:r>
-    </w:p>
-    <w:p>
-      <w:pPr>
-        <w:pStyle w:val="ListNumber"/>
-        <w:spacing w:after="60"/>
-      </w:pPr>
-      <w:r>
-        <w:rPr>
-          <w:rFonts w:ascii="Calibri" w:hAnsi="Calibri" w:eastAsia="Calibri"/>
-          <w:b w:val="0"/>
-          <w:color w:val="2E1B16"/>
-          <w:sz w:val="22"/>
-        </w:rPr>
-        <w:t>Payment status uses the mobile lifecycle: Not Due, Unpaid, Pending Review, Cash Pending, Paid.</w:t>
-      </w:r>
-    </w:p>
-    <w:p>
-      <w:pPr>
-        <w:pStyle w:val="ListNumber"/>
-        <w:spacing w:after="60"/>
-      </w:pPr>
-      <w:r>
-        <w:rPr>
-          <w:rFonts w:ascii="Calibri" w:hAnsi="Calibri" w:eastAsia="Calibri"/>
-          <w:b w:val="0"/>
-          <w:color w:val="2E1B16"/>
-          <w:sz w:val="22"/>
-        </w:rPr>
-        <w:t>Click a row to open details, including instructions and the signed waiver PDF.</w:t>
-      </w:r>
-    </w:p>
-    <w:p>
-      <w:pPr>
-        <w:pStyle w:val="ListNumber"/>
-        <w:spacing w:after="60"/>
-      </w:pPr>
-      <w:r>
-        <w:rPr>
-          <w:rFonts w:ascii="Calibri" w:hAnsi="Calibri" w:eastAsia="Calibri"/>
-          <w:b w:val="0"/>
-          <w:color w:val="2E1B16"/>
-          <w:sz w:val="22"/>
-        </w:rPr>
-        <w:t>Use status and date filters to find a record. Filtering does not change data.</w:t>
-      </w:r>
-    </w:p>
-    <w:p>
-      <w:r>
-        <w:rPr>
-          <w:rFonts w:ascii="Calibri" w:hAnsi="Calibri" w:eastAsia="Calibri"/>
-          <w:b/>
-          <w:color w:val="5A3A0A"/>
-          <w:sz w:val="22"/>
-        </w:rPr>
-        <w:t xml:space="preserve">Note: </w:t>
-      </w:r>
-      <w:r>
-        <w:rPr>
-          <w:rFonts w:ascii="Calibri" w:hAnsi="Calibri" w:eastAsia="Calibri"/>
-          <w:b w:val="0"/>
-          <w:color w:val="2E1B16"/>
-          <w:sz w:val="22"/>
-        </w:rPr>
-        <w:t>Related test cases: AD-BK-1 to AD-BK-3.</w:t>
-      </w:r>
-    </w:p>
-    <w:p>
-      <w:pPr>
-        <w:spacing w:before="280" w:after="120"/>
-      </w:pPr>
-      <w:r>
-        <w:rPr>
-          <w:rFonts w:ascii="Calibri" w:hAnsi="Calibri" w:eastAsia="Calibri"/>
-          <w:b/>
-          <w:color w:val="5A3A0A"/>
-          <w:sz w:val="26"/>
-        </w:rPr>
-        <w:t>3. Approve or cancel a booking</w:t>
-      </w:r>
-    </w:p>
-    <w:p>
-      <w:pPr>
-        <w:spacing w:after="120" w:before="0"/>
-      </w:pPr>
-      <w:r>
-        <w:rPr>
-          <w:rFonts w:ascii="Calibri" w:hAnsi="Calibri" w:eastAsia="Calibri"/>
-          <w:b w:val="0"/>
-          <w:color w:val="2E1B16"/>
-          <w:sz w:val="22"/>
-        </w:rPr>
-        <w:t>You only change Pending bookings. You do not mark a booking Completed. The pet sitter does that on mobile after the visit ends.</w:t>
-      </w:r>
-    </w:p>
-    <w:p>
-      <w:pPr>
-        <w:pStyle w:val="ListNumber"/>
-        <w:spacing w:after="60"/>
-      </w:pPr>
-      <w:r>
-        <w:rPr>
-          <w:rFonts w:ascii="Calibri" w:hAnsi="Calibri" w:eastAsia="Calibri"/>
-          <w:b w:val="0"/>
-          <w:color w:val="2E1B16"/>
-          <w:sz w:val="22"/>
-        </w:rPr>
-        <w:t>Open a Pending booking.</w:t>
-      </w:r>
-    </w:p>
-    <w:p>
-      <w:pPr>
-        <w:pStyle w:val="ListNumber"/>
-        <w:spacing w:after="60"/>
-      </w:pPr>
-      <w:r>
-        <w:rPr>
-          <w:rFonts w:ascii="Calibri" w:hAnsi="Calibri" w:eastAsia="Calibri"/>
-          <w:b w:val="0"/>
-          <w:color w:val="2E1B16"/>
-          <w:sz w:val="22"/>
-        </w:rPr>
-        <w:t>Optionally enter review notes.</w:t>
-      </w:r>
-    </w:p>
-    <w:p>
-      <w:pPr>
-        <w:pStyle w:val="ListNumber"/>
-        <w:spacing w:after="60"/>
-      </w:pPr>
-      <w:r>
-        <w:rPr>
-          <w:rFonts w:ascii="Calibri" w:hAnsi="Calibri" w:eastAsia="Calibri"/>
-          <w:b w:val="0"/>
-          <w:color w:val="2E1B16"/>
-          <w:sz w:val="22"/>
-        </w:rPr>
-        <w:t>Click Approve Booking to confirm the assignment. The owner is notified that the booking is approved. The sitter can then see it as confirmed.</w:t>
-      </w:r>
-    </w:p>
-    <w:p>
-      <w:pPr>
-        <w:pStyle w:val="ListNumber"/>
-        <w:spacing w:after="60"/>
-      </w:pPr>
-      <w:r>
-        <w:rPr>
-          <w:rFonts w:ascii="Calibri" w:hAnsi="Calibri" w:eastAsia="Calibri"/>
-          <w:b w:val="0"/>
-          <w:color w:val="2E1B16"/>
-          <w:sz w:val="22"/>
-        </w:rPr>
-        <w:t>Or click Cancel Booking. Cancelled bookings do not require payment.</w:t>
-      </w:r>
-    </w:p>
-    <w:p>
-      <w:r>
-        <w:rPr>
-          <w:rFonts w:ascii="Calibri" w:hAnsi="Calibri" w:eastAsia="Calibri"/>
-          <w:b/>
-          <w:color w:val="5A3A0A"/>
-          <w:sz w:val="22"/>
-        </w:rPr>
-        <w:t xml:space="preserve">Note: </w:t>
-      </w:r>
-      <w:r>
-        <w:rPr>
-          <w:rFonts w:ascii="Calibri" w:hAnsi="Calibri" w:eastAsia="Calibri"/>
-          <w:b w:val="0"/>
-          <w:color w:val="2E1B16"/>
-          <w:sz w:val="22"/>
-        </w:rPr>
-        <w:t>There is no Complete button on an Approved booking. Related test cases: AD-BK-4 to AD-BK-6.</w:t>
-      </w:r>
-    </w:p>
-    <w:p>
-      <w:pPr>
-        <w:spacing w:before="280" w:after="120"/>
-      </w:pPr>
-      <w:r>
-        <w:rPr>
-          <w:rFonts w:ascii="Calibri" w:hAnsi="Calibri" w:eastAsia="Calibri"/>
-          <w:b/>
-          <w:color w:val="5A3A0A"/>
-          <w:sz w:val="26"/>
-        </w:rPr>
-        <w:t>4. Confirm payment after the sitter completes the service</w:t>
-      </w:r>
-    </w:p>
-    <w:p>
-      <w:pPr>
-        <w:spacing w:after="120" w:before="0"/>
-      </w:pPr>
-      <w:r>
-        <w:rPr>
-          <w:rFonts w:ascii="Calibri" w:hAnsi="Calibri" w:eastAsia="Calibri"/>
-          <w:b w:val="0"/>
-          <w:color w:val="2E1B16"/>
-          <w:sz w:val="22"/>
-        </w:rPr>
-        <w:t>Payment starts only when the sitter has set the booking to Completed.</w:t>
-      </w:r>
-    </w:p>
-    <w:p>
-      <w:pPr>
-        <w:pStyle w:val="ListNumber"/>
-        <w:spacing w:after="60"/>
-      </w:pPr>
-      <w:r>
-        <w:rPr>
-          <w:rFonts w:ascii="Calibri" w:hAnsi="Calibri" w:eastAsia="Calibri"/>
-          <w:b w:val="0"/>
-          <w:color w:val="2E1B16"/>
-          <w:sz w:val="22"/>
-        </w:rPr>
-        <w:t>Wait until the booking status is Completed.</w:t>
-      </w:r>
-    </w:p>
-    <w:p>
-      <w:pPr>
-        <w:pStyle w:val="ListNumber"/>
-        <w:spacing w:after="60"/>
-      </w:pPr>
-      <w:r>
-        <w:rPr>
-          <w:rFonts w:ascii="Calibri" w:hAnsi="Calibri" w:eastAsia="Calibri"/>
-          <w:b w:val="0"/>
-          <w:color w:val="2E1B16"/>
-          <w:sz w:val="22"/>
-        </w:rPr>
-        <w:t>If the owner paid GCash, status is Pending Review and a proof image is attached. Open the proof, then Mark as Paid.</w:t>
-      </w:r>
-    </w:p>
-    <w:p>
-      <w:pPr>
-        <w:pStyle w:val="ListNumber"/>
-        <w:spacing w:after="60"/>
-      </w:pPr>
-      <w:r>
-        <w:rPr>
-          <w:rFonts w:ascii="Calibri" w:hAnsi="Calibri" w:eastAsia="Calibri"/>
-          <w:b w:val="0"/>
-          <w:color w:val="2E1B16"/>
-          <w:sz w:val="22"/>
-        </w:rPr>
-        <w:t>If the owner chose Cash, status is Cash Pending. Confirm that cash was received, then Mark as Paid. No image is required.</w:t>
-      </w:r>
-    </w:p>
-    <w:p>
-      <w:pPr>
-        <w:pStyle w:val="ListNumber"/>
-        <w:spacing w:after="60"/>
-      </w:pPr>
-      <w:r>
-        <w:rPr>
-          <w:rFonts w:ascii="Calibri" w:hAnsi="Calibri" w:eastAsia="Calibri"/>
-          <w:b w:val="0"/>
-          <w:color w:val="2E1B16"/>
-          <w:sz w:val="22"/>
-        </w:rPr>
-        <w:t>If the owner has not paid yet, status stays Unpaid and Mark as Paid stays unavailable for GCash until proof exists.</w:t>
-      </w:r>
-    </w:p>
-    <w:p>
-      <w:r>
-        <w:rPr>
-          <w:rFonts w:ascii="Calibri" w:hAnsi="Calibri" w:eastAsia="Calibri"/>
-          <w:b/>
-          <w:color w:val="5A3A0A"/>
-          <w:sz w:val="22"/>
-        </w:rPr>
-        <w:t xml:space="preserve">Note: </w:t>
-      </w:r>
-      <w:r>
-        <w:rPr>
-          <w:rFonts w:ascii="Calibri" w:hAnsi="Calibri" w:eastAsia="Calibri"/>
-          <w:b w:val="0"/>
-          <w:color w:val="2E1B16"/>
-          <w:sz w:val="22"/>
-        </w:rPr>
-        <w:t>Do not try to collect payment on Pending or Approved bookings (Not Due). Related test cases: AD-BK-7 to AD-BK-10.</w:t>
-      </w:r>
-    </w:p>
-    <w:p>
-      <w:pPr>
-        <w:spacing w:before="280" w:after="120"/>
-      </w:pPr>
-      <w:r>
-        <w:rPr>
-          <w:rFonts w:ascii="Calibri" w:hAnsi="Calibri" w:eastAsia="Calibri"/>
-          <w:b/>
-          <w:color w:val="5A3A0A"/>
-          <w:sz w:val="26"/>
-        </w:rPr>
-        <w:t>5. Review sitter applicants</w:t>
-      </w:r>
-    </w:p>
-    <w:p>
-      <w:pPr>
-        <w:spacing w:after="120" w:before="0"/>
-      </w:pPr>
-      <w:r>
-        <w:rPr>
-          <w:rFonts w:ascii="Calibri" w:hAnsi="Calibri" w:eastAsia="Calibri"/>
-          <w:b w:val="0"/>
-          <w:color w:val="2E1B16"/>
-          <w:sz w:val="22"/>
-        </w:rPr>
-        <w:t>Applicants come from the mobile Apply Here form. Accepting an applicant is what creates the sitter login.</w:t>
-      </w:r>
-    </w:p>
-    <w:p>
-      <w:pPr>
-        <w:pStyle w:val="ListNumber"/>
-        <w:spacing w:after="60"/>
-      </w:pPr>
-      <w:r>
-        <w:rPr>
-          <w:rFonts w:ascii="Calibri" w:hAnsi="Calibri" w:eastAsia="Calibri"/>
-          <w:b w:val="0"/>
-          <w:color w:val="2E1B16"/>
-          <w:sz w:val="22"/>
-        </w:rPr>
-        <w:t>Open Applicants. Pending applications appear in the table.</w:t>
-      </w:r>
-    </w:p>
-    <w:p>
-      <w:pPr>
-        <w:pStyle w:val="ListNumber"/>
-        <w:spacing w:after="60"/>
-      </w:pPr>
-      <w:r>
-        <w:rPr>
-          <w:rFonts w:ascii="Calibri" w:hAnsi="Calibri" w:eastAsia="Calibri"/>
-          <w:b w:val="0"/>
-          <w:color w:val="2E1B16"/>
-          <w:sz w:val="22"/>
-        </w:rPr>
-        <w:t>Open an application and check name, contact, email, address, age, preferred pet type, preferred days and times, pet-place photos, and resume.</w:t>
-      </w:r>
-    </w:p>
-    <w:p>
-      <w:pPr>
-        <w:pStyle w:val="ListNumber"/>
-        <w:spacing w:after="60"/>
-      </w:pPr>
-      <w:r>
-        <w:rPr>
-          <w:rFonts w:ascii="Calibri" w:hAnsi="Calibri" w:eastAsia="Calibri"/>
-          <w:b w:val="0"/>
-          <w:color w:val="2E1B16"/>
-          <w:sz w:val="22"/>
-        </w:rPr>
-        <w:t>Click Accept only when the record is complete. This creates the Pet Sitter account and sets the application to Approved (shown as Accepted).</w:t>
-      </w:r>
-    </w:p>
-    <w:p>
-      <w:pPr>
-        <w:pStyle w:val="ListNumber"/>
-        <w:spacing w:after="60"/>
-      </w:pPr>
-      <w:r>
-        <w:rPr>
-          <w:rFonts w:ascii="Calibri" w:hAnsi="Calibri" w:eastAsia="Calibri"/>
-          <w:b w:val="0"/>
-          <w:color w:val="2E1B16"/>
-          <w:sz w:val="22"/>
-        </w:rPr>
-        <w:t>Give the sitter the issued login details so they can sign in on mobile.</w:t>
-      </w:r>
-    </w:p>
-    <w:p>
-      <w:pPr>
-        <w:pStyle w:val="ListNumber"/>
-        <w:spacing w:after="60"/>
-      </w:pPr>
-      <w:r>
-        <w:rPr>
-          <w:rFonts w:ascii="Calibri" w:hAnsi="Calibri" w:eastAsia="Calibri"/>
-          <w:b w:val="0"/>
-          <w:color w:val="2E1B16"/>
-          <w:sz w:val="22"/>
-        </w:rPr>
-        <w:t>Click Reject with remarks if the applicant is not hired. This cannot be undone in the panel, and no sitter account is created.</w:t>
-      </w:r>
-    </w:p>
-    <w:p>
-      <w:r>
-        <w:rPr>
-          <w:rFonts w:ascii="Calibri" w:hAnsi="Calibri" w:eastAsia="Calibri"/>
-          <w:b/>
-          <w:color w:val="5A3A0A"/>
-          <w:sz w:val="22"/>
-        </w:rPr>
-        <w:t xml:space="preserve">Note: </w:t>
-      </w:r>
-      <w:r>
-        <w:rPr>
-          <w:rFonts w:ascii="Calibri" w:hAnsi="Calibri" w:eastAsia="Calibri"/>
-          <w:b w:val="0"/>
-          <w:color w:val="2E1B16"/>
-          <w:sz w:val="22"/>
-        </w:rPr>
-        <w:t>Related test cases: AD-AP-1 to AD-AP-4. After Accept, continue with User Manual Part 2 (sitter login).</w:t>
-      </w:r>
-    </w:p>
-    <w:p>
-      <w:pPr>
-        <w:spacing w:before="280" w:after="120"/>
-      </w:pPr>
-      <w:r>
-        <w:rPr>
-          <w:rFonts w:ascii="Calibri" w:hAnsi="Calibri" w:eastAsia="Calibri"/>
-          <w:b/>
-          <w:color w:val="5A3A0A"/>
-          <w:sz w:val="26"/>
-        </w:rPr>
-        <w:t>6. Manage pet sitters</w:t>
-      </w:r>
-    </w:p>
-    <w:p>
-      <w:pPr>
-        <w:spacing w:after="120" w:before="0"/>
-      </w:pPr>
-      <w:r>
-        <w:rPr>
-          <w:rFonts w:ascii="Calibri" w:hAnsi="Calibri" w:eastAsia="Calibri"/>
-          <w:b w:val="0"/>
-          <w:color w:val="2E1B16"/>
-          <w:sz w:val="22"/>
-        </w:rPr>
-        <w:t>The Pet Sitters page lists accounts created from accepted applications.</w:t>
-      </w:r>
-    </w:p>
-    <w:p>
-      <w:pPr>
-        <w:pStyle w:val="ListNumber"/>
-        <w:spacing w:after="60"/>
-      </w:pPr>
-      <w:r>
-        <w:rPr>
-          <w:rFonts w:ascii="Calibri" w:hAnsi="Calibri" w:eastAsia="Calibri"/>
-          <w:b w:val="0"/>
-          <w:color w:val="2E1B16"/>
-          <w:sz w:val="22"/>
-        </w:rPr>
-        <w:t>Open Pet Sitters to see names, contacts, emails, photos, and preferred pet type.</w:t>
-      </w:r>
-    </w:p>
-    <w:p>
-      <w:pPr>
-        <w:pStyle w:val="ListNumber"/>
-        <w:spacing w:after="60"/>
-      </w:pPr>
-      <w:r>
-        <w:rPr>
-          <w:rFonts w:ascii="Calibri" w:hAnsi="Calibri" w:eastAsia="Calibri"/>
-          <w:b w:val="0"/>
-          <w:color w:val="2E1B16"/>
-          <w:sz w:val="22"/>
-        </w:rPr>
-        <w:t>Filter by Dog, Cat, or Both when needed.</w:t>
-      </w:r>
-    </w:p>
-    <w:p>
-      <w:pPr>
-        <w:pStyle w:val="ListNumber"/>
-        <w:spacing w:after="60"/>
-      </w:pPr>
-      <w:r>
-        <w:rPr>
-          <w:rFonts w:ascii="Calibri" w:hAnsi="Calibri" w:eastAsia="Calibri"/>
-          <w:b w:val="0"/>
-          <w:color w:val="2E1B16"/>
-          <w:sz w:val="22"/>
-        </w:rPr>
-        <w:t>Edit name, username, or contact. Email is locked once the sitter Auth account exists.</w:t>
-      </w:r>
-    </w:p>
-    <w:p>
-      <w:pPr>
-        <w:pStyle w:val="ListNumber"/>
-        <w:spacing w:after="60"/>
-      </w:pPr>
-      <w:r>
-        <w:rPr>
-          <w:rFonts w:ascii="Calibri" w:hAnsi="Calibri" w:eastAsia="Calibri"/>
-          <w:b w:val="0"/>
-          <w:color w:val="2E1B16"/>
-          <w:sz w:val="22"/>
-        </w:rPr>
-        <w:t>Changes appear on the sitter mobile profile after the sitter refreshes.</w:t>
-      </w:r>
-    </w:p>
-    <w:p>
-      <w:r>
-        <w:rPr>
-          <w:rFonts w:ascii="Calibri" w:hAnsi="Calibri" w:eastAsia="Calibri"/>
-          <w:b/>
-          <w:color w:val="5A3A0A"/>
-          <w:sz w:val="22"/>
-        </w:rPr>
-        <w:t xml:space="preserve">Note: </w:t>
-      </w:r>
-      <w:r>
-        <w:rPr>
-          <w:rFonts w:ascii="Calibri" w:hAnsi="Calibri" w:eastAsia="Calibri"/>
-          <w:b w:val="0"/>
-          <w:color w:val="2E1B16"/>
-          <w:sz w:val="22"/>
-        </w:rPr>
-        <w:t>Related test cases: AD-ST-1 to AD-ST-3.</w:t>
-      </w:r>
-    </w:p>
-    <w:p>
-      <w:pPr>
-        <w:spacing w:before="280" w:after="120"/>
-      </w:pPr>
-      <w:r>
-        <w:rPr>
-          <w:rFonts w:ascii="Calibri" w:hAnsi="Calibri" w:eastAsia="Calibri"/>
-          <w:b/>
-          <w:color w:val="5A3A0A"/>
-          <w:sz w:val="26"/>
-        </w:rPr>
-        <w:t>7. Monitor messages</w:t>
-      </w:r>
-    </w:p>
-    <w:p>
-      <w:pPr>
-        <w:spacing w:after="120" w:before="0"/>
-      </w:pPr>
-      <w:r>
-        <w:rPr>
-          <w:rFonts w:ascii="Calibri" w:hAnsi="Calibri" w:eastAsia="Calibri"/>
-          <w:b w:val="0"/>
-          <w:color w:val="2E1B16"/>
-          <w:sz w:val="22"/>
-        </w:rPr>
-        <w:t>Messages are copied from the mobile owner–sitter chat. The administrator cannot send a reply from the web panel.</w:t>
-      </w:r>
-    </w:p>
-    <w:p>
-      <w:pPr>
-        <w:pStyle w:val="ListNumber"/>
-        <w:spacing w:after="60"/>
-      </w:pPr>
-      <w:r>
-        <w:rPr>
-          <w:rFonts w:ascii="Calibri" w:hAnsi="Calibri" w:eastAsia="Calibri"/>
-          <w:b w:val="0"/>
-          <w:color w:val="2E1B16"/>
-          <w:sz w:val="22"/>
-        </w:rPr>
-        <w:t>Open Messages.</w:t>
-      </w:r>
-    </w:p>
-    <w:p>
-      <w:pPr>
-        <w:pStyle w:val="ListNumber"/>
-        <w:spacing w:after="60"/>
-      </w:pPr>
-      <w:r>
-        <w:rPr>
-          <w:rFonts w:ascii="Calibri" w:hAnsi="Calibri" w:eastAsia="Calibri"/>
-          <w:b w:val="0"/>
-          <w:color w:val="2E1B16"/>
-          <w:sz w:val="22"/>
-        </w:rPr>
-        <w:t>Select a conversation to read the thread and any photos.</w:t>
-      </w:r>
-    </w:p>
-    <w:p>
-      <w:pPr>
-        <w:pStyle w:val="ListNumber"/>
-        <w:spacing w:after="60"/>
-      </w:pPr>
-      <w:r>
-        <w:rPr>
-          <w:rFonts w:ascii="Calibri" w:hAnsi="Calibri" w:eastAsia="Calibri"/>
-          <w:b w:val="0"/>
-          <w:color w:val="2E1B16"/>
-          <w:sz w:val="22"/>
-        </w:rPr>
-        <w:t>Use this page only to monitor. If a reply is required, the owner or sitter must send it in the mobile app.</w:t>
-      </w:r>
-    </w:p>
-    <w:p>
-      <w:r>
-        <w:rPr>
-          <w:rFonts w:ascii="Calibri" w:hAnsi="Calibri" w:eastAsia="Calibri"/>
-          <w:b/>
-          <w:color w:val="5A3A0A"/>
-          <w:sz w:val="22"/>
-        </w:rPr>
-        <w:t xml:space="preserve">Note: </w:t>
-      </w:r>
-      <w:r>
-        <w:rPr>
-          <w:rFonts w:ascii="Calibri" w:hAnsi="Calibri" w:eastAsia="Calibri"/>
-          <w:b w:val="0"/>
-          <w:color w:val="2E1B16"/>
-          <w:sz w:val="22"/>
-        </w:rPr>
-        <w:t>Related test case: AD-MSG-1.</w:t>
-      </w:r>
-    </w:p>
-    <w:p>
-      <w:pPr>
-        <w:spacing w:before="280" w:after="120"/>
-      </w:pPr>
-      <w:r>
-        <w:rPr>
-          <w:rFonts w:ascii="Calibri" w:hAnsi="Calibri" w:eastAsia="Calibri"/>
-          <w:b/>
-          <w:color w:val="5A3A0A"/>
-          <w:sz w:val="26"/>
-        </w:rPr>
-        <w:t>8. Review and delete feedbacks</w:t>
-      </w:r>
-    </w:p>
-    <w:p>
-      <w:pPr>
-        <w:spacing w:after="120" w:before="0"/>
-      </w:pPr>
-      <w:r>
-        <w:rPr>
-          <w:rFonts w:ascii="Calibri" w:hAnsi="Calibri" w:eastAsia="Calibri"/>
-          <w:b w:val="0"/>
-          <w:color w:val="2E1B16"/>
-          <w:sz w:val="22"/>
-        </w:rPr>
-        <w:t>Owners submit ratings after a completed booking.</w:t>
-      </w:r>
-    </w:p>
-    <w:p>
-      <w:pPr>
-        <w:pStyle w:val="ListNumber"/>
-        <w:spacing w:after="60"/>
-      </w:pPr>
-      <w:r>
-        <w:rPr>
-          <w:rFonts w:ascii="Calibri" w:hAnsi="Calibri" w:eastAsia="Calibri"/>
-          <w:b w:val="0"/>
-          <w:color w:val="2E1B16"/>
-          <w:sz w:val="22"/>
-        </w:rPr>
-        <w:t>Open Feedbacks to see rating, comments, owner, and sitter.</w:t>
-      </w:r>
-    </w:p>
-    <w:p>
-      <w:pPr>
-        <w:pStyle w:val="ListNumber"/>
-        <w:spacing w:after="60"/>
-      </w:pPr>
-      <w:r>
-        <w:rPr>
-          <w:rFonts w:ascii="Calibri" w:hAnsi="Calibri" w:eastAsia="Calibri"/>
-          <w:b w:val="0"/>
-          <w:color w:val="2E1B16"/>
-          <w:sz w:val="22"/>
-        </w:rPr>
-        <w:t>Filter by rating or by positive (4–5) and negative (below 4) cards.</w:t>
-      </w:r>
-    </w:p>
-    <w:p>
-      <w:pPr>
-        <w:pStyle w:val="ListNumber"/>
-        <w:spacing w:after="60"/>
-      </w:pPr>
-      <w:r>
-        <w:rPr>
-          <w:rFonts w:ascii="Calibri" w:hAnsi="Calibri" w:eastAsia="Calibri"/>
-          <w:b w:val="0"/>
-          <w:color w:val="2E1B16"/>
-          <w:sz w:val="22"/>
-        </w:rPr>
-        <w:t>Delete a record only after confirmation. This removes it from the database.</w:t>
-      </w:r>
-    </w:p>
-    <w:p>
-      <w:r>
-        <w:rPr>
-          <w:rFonts w:ascii="Calibri" w:hAnsi="Calibri" w:eastAsia="Calibri"/>
-          <w:b/>
-          <w:color w:val="5A3A0A"/>
-          <w:sz w:val="22"/>
-        </w:rPr>
-        <w:t xml:space="preserve">Note: </w:t>
-      </w:r>
-      <w:r>
-        <w:rPr>
-          <w:rFonts w:ascii="Calibri" w:hAnsi="Calibri" w:eastAsia="Calibri"/>
-          <w:b w:val="0"/>
-          <w:color w:val="2E1B16"/>
-          <w:sz w:val="22"/>
-        </w:rPr>
-        <w:t>Related test cases: AD-FB-1 to AD-FB-3.</w:t>
-      </w:r>
-    </w:p>
-    <w:p>
-      <w:pPr>
-        <w:spacing w:before="280" w:after="120"/>
-      </w:pPr>
-      <w:r>
-        <w:rPr>
-          <w:rFonts w:ascii="Calibri" w:hAnsi="Calibri" w:eastAsia="Calibri"/>
-          <w:b/>
-          <w:color w:val="5A3A0A"/>
-          <w:sz w:val="26"/>
-        </w:rPr>
-        <w:t>9. Profile and settings</w:t>
-      </w:r>
-    </w:p>
-    <w:p>
-      <w:pPr>
-        <w:pStyle w:val="ListNumber"/>
-        <w:spacing w:after="60"/>
-      </w:pPr>
-      <w:r>
-        <w:rPr>
-          <w:rFonts w:ascii="Calibri" w:hAnsi="Calibri" w:eastAsia="Calibri"/>
-          <w:b w:val="0"/>
-          <w:color w:val="2E1B16"/>
-          <w:sz w:val="22"/>
-        </w:rPr>
-        <w:t>Open Profile to view the admin email (read-only) and to change username or password. A new password must be at least 8 characters with uppercase, lowercase, a number, and a special character.</w:t>
-      </w:r>
-    </w:p>
-    <w:p>
-      <w:pPr>
-        <w:pStyle w:val="ListNumber"/>
-        <w:spacing w:after="60"/>
-      </w:pPr>
-      <w:r>
-        <w:rPr>
-          <w:rFonts w:ascii="Calibri" w:hAnsi="Calibri" w:eastAsia="Calibri"/>
-          <w:b w:val="0"/>
-          <w:color w:val="2E1B16"/>
-          <w:sz w:val="22"/>
-        </w:rPr>
-        <w:t>Open Settings to switch Default or Large text and to turn Dark mode on or off. These settings apply only to this browser, not to the mobile apps.</w:t>
-      </w:r>
-    </w:p>
-    <w:p>
-      <w:r>
-        <w:rPr>
-          <w:rFonts w:ascii="Calibri" w:hAnsi="Calibri" w:eastAsia="Calibri"/>
-          <w:b/>
-          <w:color w:val="5A3A0A"/>
-          <w:sz w:val="22"/>
-        </w:rPr>
-        <w:t xml:space="preserve">Note: </w:t>
-      </w:r>
-      <w:r>
-        <w:rPr>
-          <w:rFonts w:ascii="Calibri" w:hAnsi="Calibri" w:eastAsia="Calibri"/>
-          <w:b w:val="0"/>
-          <w:color w:val="2E1B16"/>
-          <w:sz w:val="22"/>
-        </w:rPr>
-        <w:t>Related test cases: AD-PRF-1 to AD-SET-1.</w:t>
-      </w:r>
-    </w:p>
-    <w:p>
-      <w:pPr>
-        <w:spacing w:before="280" w:after="120"/>
-      </w:pPr>
-      <w:r>
-        <w:rPr>
-          <w:rFonts w:ascii="Calibri" w:hAnsi="Calibri" w:eastAsia="Calibri"/>
-          <w:b/>
-          <w:color w:val="5A3A0A"/>
-          <w:sz w:val="26"/>
-        </w:rPr>
-        <w:t>10. Sign out</w:t>
-      </w:r>
-    </w:p>
-    <w:p>
-      <w:pPr>
-        <w:pStyle w:val="ListNumber"/>
-        <w:spacing w:after="60"/>
-      </w:pPr>
-      <w:r>
-        <w:rPr>
-          <w:rFonts w:ascii="Calibri" w:hAnsi="Calibri" w:eastAsia="Calibri"/>
-          <w:b w:val="0"/>
-          <w:color w:val="2E1B16"/>
-          <w:sz w:val="22"/>
-        </w:rPr>
-        <w:t>Click Log out in the sidebar.</w:t>
-      </w:r>
-    </w:p>
-    <w:p>
-      <w:pPr>
-        <w:pStyle w:val="ListNumber"/>
-        <w:spacing w:after="60"/>
-      </w:pPr>
-      <w:r>
-        <w:rPr>
-          <w:rFonts w:ascii="Calibri" w:hAnsi="Calibri" w:eastAsia="Calibri"/>
-          <w:b w:val="0"/>
-          <w:color w:val="2E1B16"/>
-          <w:sz w:val="22"/>
-        </w:rPr>
-        <w:t>The login page appears. Bookings and other pages require a new sign-in.</w:t>
-      </w:r>
-    </w:p>
-    <w:p>
-      <w:r>
-        <w:rPr>
-          <w:rFonts w:ascii="Calibri" w:hAnsi="Calibri" w:eastAsia="Calibri"/>
-          <w:b/>
-          <w:color w:val="5A3A0A"/>
-          <w:sz w:val="22"/>
-        </w:rPr>
-        <w:t xml:space="preserve">Note: </w:t>
-      </w:r>
-      <w:r>
-        <w:rPr>
-          <w:rFonts w:ascii="Calibri" w:hAnsi="Calibri" w:eastAsia="Calibri"/>
-          <w:b w:val="0"/>
-          <w:color w:val="2E1B16"/>
-          <w:sz w:val="22"/>
-        </w:rPr>
-        <w:t>Related test case: AD-OUT-1.</w:t>
-      </w:r>
-    </w:p>
-    <w:p>
-      <w:pPr>
-        <w:spacing w:before="360" w:after="120"/>
-      </w:pPr>
-      <w:r>
-        <w:rPr>
-          <w:rFonts w:ascii="Calibri" w:hAnsi="Calibri" w:eastAsia="Calibri"/>
-          <w:b/>
-          <w:color w:val="5A3A0A"/>
-          <w:sz w:val="28"/>
-        </w:rPr>
-        <w:t>Quick role map for the panel</w:t>
-      </w:r>
-    </w:p>
-    <w:p>
-      <w:pPr>
-        <w:spacing w:after="120" w:before="0"/>
-      </w:pPr>
-      <w:r>
-        <w:rPr>
-          <w:rFonts w:ascii="Calibri" w:hAnsi="Calibri" w:eastAsia="Calibri"/>
-          <w:b w:val="0"/>
-          <w:color w:val="2E1B16"/>
-          <w:sz w:val="22"/>
-        </w:rPr>
-        <w:t>Use this map if the demonstration jumps between the mobile app and the web panel.</w:t>
+        <w:t>Procedure</w:t>
       </w:r>
     </w:p>
     <w:tbl>
       <w:tblPr>
-        <w:tblW w:type="auto" w:w="0"/>
-        <w:tblLook w:firstColumn="1" w:firstRow="1" w:lastColumn="0" w:lastRow="0" w:noHBand="0" w:noVBand="1" w:val="04A0"/>
+        <w:tblW w:w="9360" w:type="dxa"/>
+        <w:jc w:val="center"/>
         <w:tblBorders>
-          <w:top w:val="single" w:sz="8" w:space="0" w:color="5A3A0A"/>
-          <w:left w:val="single" w:sz="8" w:space="0" w:color="5A3A0A"/>
-          <w:bottom w:val="single" w:sz="8" w:space="0" w:color="5A3A0A"/>
-          <w:right w:val="single" w:sz="8" w:space="0" w:color="5A3A0A"/>
-          <w:insideH w:val="single" w:sz="8" w:space="0" w:color="5A3A0A"/>
-          <w:insideV w:val="single" w:sz="8" w:space="0" w:color="5A3A0A"/>
+          <w:top w:color="000000" w:space="0" w:sz="8" w:val="single"/>
+          <w:left w:color="000000" w:space="0" w:sz="8" w:val="single"/>
+          <w:bottom w:color="000000" w:space="0" w:sz="8" w:val="single"/>
+          <w:right w:color="000000" w:space="0" w:sz="8" w:val="single"/>
+          <w:insideH w:color="000000" w:space="0" w:sz="8" w:val="single"/>
+          <w:insideV w:color="000000" w:space="0" w:sz="8" w:val="single"/>
         </w:tblBorders>
+        <w:tblLayout w:type="fixed"/>
       </w:tblPr>
       <w:tblGrid>
-        <w:gridCol w:w="3364"/>
-        <w:gridCol w:w="3364"/>
-        <w:gridCol w:w="3364"/>
+        <w:gridCol w:w="1080"/>
+        <w:gridCol w:w="8280"/>
       </w:tblGrid>
       <w:tr>
         <w:tc>
           <w:tcPr>
-            <w:tcW w:type="dxa" w:w="3364"/>
+            <w:tcW w:w="1080" w:type="dxa"/>
             <w:vAlign w:val="center"/>
-            <w:shd w:fill="5A3A0A" w:val="clear"/>
           </w:tcPr>
           <w:p>
             <w:pPr>
-              <w:spacing w:before="20" w:after="20" w:line="252" w:lineRule="auto"/>
+              <w:spacing w:before="60" w:after="60"/>
               <w:jc w:val="center"/>
             </w:pPr>
             <w:r/>
             <w:r>
               <w:rPr>
-                <w:rFonts w:ascii="Calibri" w:hAnsi="Calibri" w:eastAsia="Calibri"/>
+                <w:rFonts w:ascii="Times New Roman" w:hAnsi="Times New Roman" w:cs="Times New Roman" w:eastAsia="Times New Roman"/>
                 <w:b/>
-                <w:color w:val="FFFFFF"/>
-                <w:sz w:val="20"/>
+                <w:i w:val="0"/>
+                <w:color w:val="000000"/>
+                <w:sz w:val="22"/>
+                <w:color w:val="000000"/>
               </w:rPr>
-              <w:t>Step in the live flow</w:t>
+              <w:t>Step</w:t>
             </w:r>
           </w:p>
         </w:tc>
         <w:tc>
           <w:tcPr>
-            <w:tcW w:type="dxa" w:w="3364"/>
+            <w:tcW w:w="8280" w:type="dxa"/>
             <w:vAlign w:val="center"/>
-            <w:shd w:fill="5A3A0A" w:val="clear"/>
           </w:tcPr>
           <w:p>
             <w:pPr>
-              <w:spacing w:before="20" w:after="20" w:line="252" w:lineRule="auto"/>
+              <w:spacing w:before="60" w:after="60"/>
               <w:jc w:val="center"/>
             </w:pPr>
             <w:r/>
             <w:r>
               <w:rPr>
-                <w:rFonts w:ascii="Calibri" w:hAnsi="Calibri" w:eastAsia="Calibri"/>
+                <w:rFonts w:ascii="Times New Roman" w:hAnsi="Times New Roman" w:cs="Times New Roman" w:eastAsia="Times New Roman"/>
                 <w:b/>
-                <w:color w:val="FFFFFF"/>
-                <w:sz w:val="20"/>
+                <w:i w:val="0"/>
+                <w:color w:val="000000"/>
+                <w:sz w:val="22"/>
+                <w:color w:val="000000"/>
               </w:rPr>
-              <w:t>Who does it</w:t>
+              <w:t>Action</w:t>
+            </w:r>
+          </w:p>
+        </w:tc>
+      </w:tr>
+      <w:tr>
+        <w:tc>
+          <w:tcPr>
+            <w:tcW w:w="1080" w:type="dxa"/>
+            <w:vAlign w:val="center"/>
+          </w:tcPr>
+          <w:p>
+            <w:pPr>
+              <w:spacing w:before="60" w:after="60"/>
+              <w:jc w:val="center"/>
+            </w:pPr>
+            <w:r/>
+            <w:r>
+              <w:rPr>
+                <w:rFonts w:ascii="Times New Roman" w:hAnsi="Times New Roman" w:cs="Times New Roman" w:eastAsia="Times New Roman"/>
+                <w:b w:val="0"/>
+                <w:i w:val="0"/>
+                <w:color w:val="000000"/>
+                <w:sz w:val="22"/>
+                <w:color w:val="000000"/>
+              </w:rPr>
+              <w:t>1</w:t>
             </w:r>
           </w:p>
         </w:tc>
         <w:tc>
           <w:tcPr>
-            <w:tcW w:type="dxa" w:w="3364"/>
+            <w:tcW w:w="8280" w:type="dxa"/>
             <w:vAlign w:val="center"/>
-            <w:shd w:fill="5A3A0A" w:val="clear"/>
           </w:tcPr>
           <w:p>
             <w:pPr>
-              <w:spacing w:before="20" w:after="20" w:line="252" w:lineRule="auto"/>
+              <w:spacing w:before="60" w:after="60"/>
+              <w:jc w:val="left"/>
+            </w:pPr>
+            <w:r/>
+            <w:r>
+              <w:rPr>
+                <w:rFonts w:ascii="Times New Roman" w:hAnsi="Times New Roman" w:cs="Times New Roman" w:eastAsia="Times New Roman"/>
+                <w:b w:val="0"/>
+                <w:i w:val="0"/>
+                <w:color w:val="000000"/>
+                <w:sz w:val="22"/>
+                <w:color w:val="000000"/>
+              </w:rPr>
+              <w:t>Click Bookings in the sidebar.</w:t>
+            </w:r>
+          </w:p>
+        </w:tc>
+      </w:tr>
+      <w:tr>
+        <w:tc>
+          <w:tcPr>
+            <w:tcW w:w="1080" w:type="dxa"/>
+            <w:vAlign w:val="center"/>
+          </w:tcPr>
+          <w:p>
+            <w:pPr>
+              <w:spacing w:before="60" w:after="60"/>
               <w:jc w:val="center"/>
             </w:pPr>
             <w:r/>
             <w:r>
               <w:rPr>
-                <w:rFonts w:ascii="Calibri" w:hAnsi="Calibri" w:eastAsia="Calibri"/>
+                <w:rFonts w:ascii="Times New Roman" w:hAnsi="Times New Roman" w:cs="Times New Roman" w:eastAsia="Times New Roman"/>
+                <w:b w:val="0"/>
+                <w:i w:val="0"/>
+                <w:color w:val="000000"/>
+                <w:sz w:val="22"/>
+                <w:color w:val="000000"/>
+              </w:rPr>
+              <w:t>2</w:t>
+            </w:r>
+          </w:p>
+        </w:tc>
+        <w:tc>
+          <w:tcPr>
+            <w:tcW w:w="8280" w:type="dxa"/>
+            <w:vAlign w:val="center"/>
+          </w:tcPr>
+          <w:p>
+            <w:pPr>
+              <w:spacing w:before="60" w:after="60"/>
+              <w:jc w:val="left"/>
+            </w:pPr>
+            <w:r/>
+            <w:r>
+              <w:rPr>
+                <w:rFonts w:ascii="Times New Roman" w:hAnsi="Times New Roman" w:cs="Times New Roman" w:eastAsia="Times New Roman"/>
+                <w:b w:val="0"/>
+                <w:i w:val="0"/>
+                <w:color w:val="000000"/>
+                <w:sz w:val="22"/>
+                <w:color w:val="000000"/>
+              </w:rPr>
+              <w:t>Verify Start Date, End Date, Start Time, End Time, Service Type, Pet, Proof of Payment, Payment Status, and Booking Status.</w:t>
+            </w:r>
+          </w:p>
+        </w:tc>
+      </w:tr>
+      <w:tr>
+        <w:tc>
+          <w:tcPr>
+            <w:tcW w:w="1080" w:type="dxa"/>
+            <w:vAlign w:val="center"/>
+          </w:tcPr>
+          <w:p>
+            <w:pPr>
+              <w:spacing w:before="60" w:after="60"/>
+              <w:jc w:val="center"/>
+            </w:pPr>
+            <w:r/>
+            <w:r>
+              <w:rPr>
+                <w:rFonts w:ascii="Times New Roman" w:hAnsi="Times New Roman" w:cs="Times New Roman" w:eastAsia="Times New Roman"/>
+                <w:b w:val="0"/>
+                <w:i w:val="0"/>
+                <w:color w:val="000000"/>
+                <w:sz w:val="22"/>
+                <w:color w:val="000000"/>
+              </w:rPr>
+              <w:t>3</w:t>
+            </w:r>
+          </w:p>
+        </w:tc>
+        <w:tc>
+          <w:tcPr>
+            <w:tcW w:w="8280" w:type="dxa"/>
+            <w:vAlign w:val="center"/>
+          </w:tcPr>
+          <w:p>
+            <w:pPr>
+              <w:spacing w:before="60" w:after="60"/>
+              <w:jc w:val="left"/>
+            </w:pPr>
+            <w:r/>
+            <w:r>
+              <w:rPr>
+                <w:rFonts w:ascii="Times New Roman" w:hAnsi="Times New Roman" w:cs="Times New Roman" w:eastAsia="Times New Roman"/>
+                <w:b w:val="0"/>
+                <w:i w:val="0"/>
+                <w:color w:val="000000"/>
+                <w:sz w:val="22"/>
+                <w:color w:val="000000"/>
+              </w:rPr>
+              <w:t>Read Pending as an owner submission awaiting review. Approved on this screen is stored as Confirmed for the mobile applications.</w:t>
+            </w:r>
+          </w:p>
+        </w:tc>
+      </w:tr>
+      <w:tr>
+        <w:tc>
+          <w:tcPr>
+            <w:tcW w:w="1080" w:type="dxa"/>
+            <w:vAlign w:val="center"/>
+          </w:tcPr>
+          <w:p>
+            <w:pPr>
+              <w:spacing w:before="60" w:after="60"/>
+              <w:jc w:val="center"/>
+            </w:pPr>
+            <w:r/>
+            <w:r>
+              <w:rPr>
+                <w:rFonts w:ascii="Times New Roman" w:hAnsi="Times New Roman" w:cs="Times New Roman" w:eastAsia="Times New Roman"/>
+                <w:b w:val="0"/>
+                <w:i w:val="0"/>
+                <w:color w:val="000000"/>
+                <w:sz w:val="22"/>
+                <w:color w:val="000000"/>
+              </w:rPr>
+              <w:t>4</w:t>
+            </w:r>
+          </w:p>
+        </w:tc>
+        <w:tc>
+          <w:tcPr>
+            <w:tcW w:w="8280" w:type="dxa"/>
+            <w:vAlign w:val="center"/>
+          </w:tcPr>
+          <w:p>
+            <w:pPr>
+              <w:spacing w:before="60" w:after="60"/>
+              <w:jc w:val="left"/>
+            </w:pPr>
+            <w:r/>
+            <w:r>
+              <w:rPr>
+                <w:rFonts w:ascii="Times New Roman" w:hAnsi="Times New Roman" w:cs="Times New Roman" w:eastAsia="Times New Roman"/>
+                <w:b w:val="0"/>
+                <w:i w:val="0"/>
+                <w:color w:val="000000"/>
+                <w:sz w:val="22"/>
+                <w:color w:val="000000"/>
+              </w:rPr>
+              <w:t>Read Payment Status using the mobile lifecycle: Not Due, Unpaid, Pending Review, Cash Pending, and Paid.</w:t>
+            </w:r>
+          </w:p>
+        </w:tc>
+      </w:tr>
+      <w:tr>
+        <w:tc>
+          <w:tcPr>
+            <w:tcW w:w="1080" w:type="dxa"/>
+            <w:vAlign w:val="center"/>
+          </w:tcPr>
+          <w:p>
+            <w:pPr>
+              <w:spacing w:before="60" w:after="60"/>
+              <w:jc w:val="center"/>
+            </w:pPr>
+            <w:r/>
+            <w:r>
+              <w:rPr>
+                <w:rFonts w:ascii="Times New Roman" w:hAnsi="Times New Roman" w:cs="Times New Roman" w:eastAsia="Times New Roman"/>
+                <w:b w:val="0"/>
+                <w:i w:val="0"/>
+                <w:color w:val="000000"/>
+                <w:sz w:val="22"/>
+                <w:color w:val="000000"/>
+              </w:rPr>
+              <w:t>5</w:t>
+            </w:r>
+          </w:p>
+        </w:tc>
+        <w:tc>
+          <w:tcPr>
+            <w:tcW w:w="8280" w:type="dxa"/>
+            <w:vAlign w:val="center"/>
+          </w:tcPr>
+          <w:p>
+            <w:pPr>
+              <w:spacing w:before="60" w:after="60"/>
+              <w:jc w:val="left"/>
+            </w:pPr>
+            <w:r/>
+            <w:r>
+              <w:rPr>
+                <w:rFonts w:ascii="Times New Roman" w:hAnsi="Times New Roman" w:cs="Times New Roman" w:eastAsia="Times New Roman"/>
+                <w:b w:val="0"/>
+                <w:i w:val="0"/>
+                <w:color w:val="000000"/>
+                <w:sz w:val="22"/>
+                <w:color w:val="000000"/>
+              </w:rPr>
+              <w:t>Click a row to open details, including instructions and the signed waiver PDF.</w:t>
+            </w:r>
+          </w:p>
+        </w:tc>
+      </w:tr>
+      <w:tr>
+        <w:tc>
+          <w:tcPr>
+            <w:tcW w:w="1080" w:type="dxa"/>
+            <w:vAlign w:val="center"/>
+          </w:tcPr>
+          <w:p>
+            <w:pPr>
+              <w:spacing w:before="60" w:after="60"/>
+              <w:jc w:val="center"/>
+            </w:pPr>
+            <w:r/>
+            <w:r>
+              <w:rPr>
+                <w:rFonts w:ascii="Times New Roman" w:hAnsi="Times New Roman" w:cs="Times New Roman" w:eastAsia="Times New Roman"/>
+                <w:b w:val="0"/>
+                <w:i w:val="0"/>
+                <w:color w:val="000000"/>
+                <w:sz w:val="22"/>
+                <w:color w:val="000000"/>
+              </w:rPr>
+              <w:t>6</w:t>
+            </w:r>
+          </w:p>
+        </w:tc>
+        <w:tc>
+          <w:tcPr>
+            <w:tcW w:w="8280" w:type="dxa"/>
+            <w:vAlign w:val="center"/>
+          </w:tcPr>
+          <w:p>
+            <w:pPr>
+              <w:spacing w:before="60" w:after="60"/>
+              <w:jc w:val="left"/>
+            </w:pPr>
+            <w:r/>
+            <w:r>
+              <w:rPr>
+                <w:rFonts w:ascii="Times New Roman" w:hAnsi="Times New Roman" w:cs="Times New Roman" w:eastAsia="Times New Roman"/>
+                <w:b w:val="0"/>
+                <w:i w:val="0"/>
+                <w:color w:val="000000"/>
+                <w:sz w:val="22"/>
+                <w:color w:val="000000"/>
+              </w:rPr>
+              <w:t>Use status filters as needed. Filtering does not change stored values.</w:t>
+            </w:r>
+          </w:p>
+        </w:tc>
+      </w:tr>
+    </w:tbl>
+    <w:p>
+      <w:pPr>
+        <w:spacing w:after="120"/>
+      </w:pPr>
+    </w:p>
+    <w:tbl>
+      <w:tblPr>
+        <w:tblW w:w="9360" w:type="dxa"/>
+        <w:jc w:val="center"/>
+        <w:tblBorders>
+          <w:top w:color="000000" w:space="0" w:sz="8" w:val="single"/>
+          <w:left w:color="000000" w:space="0" w:sz="8" w:val="single"/>
+          <w:bottom w:color="000000" w:space="0" w:sz="8" w:val="single"/>
+          <w:right w:color="000000" w:space="0" w:sz="8" w:val="single"/>
+          <w:insideH w:color="000000" w:space="0" w:sz="8" w:val="single"/>
+          <w:insideV w:color="000000" w:space="0" w:sz="8" w:val="single"/>
+        </w:tblBorders>
+        <w:tblLayout w:type="fixed"/>
+      </w:tblPr>
+      <w:tblGrid>
+        <w:gridCol w:w="9360"/>
+      </w:tblGrid>
+      <w:tr>
+        <w:trPr>
+          <w:trHeight w:val="3200" w:hRule="atLeast"/>
+        </w:trPr>
+        <w:tc>
+          <w:tcPr>
+            <w:tcW w:w="9360" w:type="dxa"/>
+            <w:vAlign w:val="center"/>
+          </w:tcPr>
+          <w:p>
+            <w:pPr>
+              <w:spacing w:before="360" w:after="360"/>
+              <w:jc w:val="center"/>
+            </w:pPr>
+            <w:r/>
+            <w:r>
+              <w:rPr>
+                <w:rFonts w:ascii="Times New Roman" w:hAnsi="Times New Roman" w:cs="Times New Roman" w:eastAsia="Times New Roman"/>
+                <w:b w:val="0"/>
+                <w:i/>
+                <w:color w:val="000000"/>
+                <w:sz w:val="22"/>
+                <w:color w:val="000000"/>
+              </w:rPr>
+              <w:t>Paste screenshot here</w:t>
+            </w:r>
+          </w:p>
+        </w:tc>
+      </w:tr>
+    </w:tbl>
+    <w:p>
+      <w:pPr>
+        <w:spacing w:before="80" w:after="240"/>
+        <w:jc w:val="center"/>
+      </w:pPr>
+      <w:r>
+        <w:rPr>
+          <w:rFonts w:ascii="Times New Roman" w:hAnsi="Times New Roman" w:cs="Times New Roman" w:eastAsia="Times New Roman"/>
+          <w:b w:val="0"/>
+          <w:i/>
+          <w:color w:val="000000"/>
+          <w:sz w:val="22"/>
+          <w:color w:val="000000"/>
+        </w:rPr>
+        <w:t>Figure 2a. Bookings table</w:t>
+      </w:r>
+    </w:p>
+    <w:tbl>
+      <w:tblPr>
+        <w:tblW w:w="9360" w:type="dxa"/>
+        <w:jc w:val="center"/>
+        <w:tblBorders>
+          <w:top w:color="000000" w:space="0" w:sz="8" w:val="single"/>
+          <w:left w:color="000000" w:space="0" w:sz="8" w:val="single"/>
+          <w:bottom w:color="000000" w:space="0" w:sz="8" w:val="single"/>
+          <w:right w:color="000000" w:space="0" w:sz="8" w:val="single"/>
+          <w:insideH w:color="000000" w:space="0" w:sz="8" w:val="single"/>
+          <w:insideV w:color="000000" w:space="0" w:sz="8" w:val="single"/>
+        </w:tblBorders>
+        <w:tblLayout w:type="fixed"/>
+      </w:tblPr>
+      <w:tblGrid>
+        <w:gridCol w:w="9360"/>
+      </w:tblGrid>
+      <w:tr>
+        <w:trPr>
+          <w:trHeight w:val="3200" w:hRule="atLeast"/>
+        </w:trPr>
+        <w:tc>
+          <w:tcPr>
+            <w:tcW w:w="9360" w:type="dxa"/>
+            <w:vAlign w:val="center"/>
+          </w:tcPr>
+          <w:p>
+            <w:pPr>
+              <w:spacing w:before="360" w:after="360"/>
+              <w:jc w:val="center"/>
+            </w:pPr>
+            <w:r/>
+            <w:r>
+              <w:rPr>
+                <w:rFonts w:ascii="Times New Roman" w:hAnsi="Times New Roman" w:cs="Times New Roman" w:eastAsia="Times New Roman"/>
+                <w:b w:val="0"/>
+                <w:i/>
+                <w:color w:val="000000"/>
+                <w:sz w:val="22"/>
+                <w:color w:val="000000"/>
+              </w:rPr>
+              <w:t>Paste screenshot here</w:t>
+            </w:r>
+          </w:p>
+        </w:tc>
+      </w:tr>
+    </w:tbl>
+    <w:p>
+      <w:pPr>
+        <w:spacing w:before="80" w:after="240"/>
+        <w:jc w:val="center"/>
+      </w:pPr>
+      <w:r>
+        <w:rPr>
+          <w:rFonts w:ascii="Times New Roman" w:hAnsi="Times New Roman" w:cs="Times New Roman" w:eastAsia="Times New Roman"/>
+          <w:b w:val="0"/>
+          <w:i/>
+          <w:color w:val="000000"/>
+          <w:sz w:val="22"/>
+          <w:color w:val="000000"/>
+        </w:rPr>
+        <w:t>Figure 2b. Booking details, including signed waiver</w:t>
+      </w:r>
+    </w:p>
+    <w:p>
+      <w:pPr>
+        <w:keepNext/>
+        <w:spacing w:before="320" w:after="120"/>
+        <w:jc w:val="left"/>
+      </w:pPr>
+      <w:r>
+        <w:rPr>
+          <w:rFonts w:ascii="Times New Roman" w:hAnsi="Times New Roman" w:cs="Times New Roman" w:eastAsia="Times New Roman"/>
+          <w:b/>
+          <w:i w:val="0"/>
+          <w:color w:val="000000"/>
+          <w:sz w:val="26"/>
+          <w:color w:val="000000"/>
+        </w:rPr>
+        <w:t>3. Approving or cancelling a booking</w:t>
+      </w:r>
+    </w:p>
+    <w:p>
+      <w:pPr>
+        <w:spacing w:before="0" w:after="160" w:line="276" w:lineRule="auto"/>
+        <w:jc w:val="both"/>
+      </w:pPr>
+      <w:r>
+        <w:rPr>
+          <w:rFonts w:ascii="Times New Roman" w:hAnsi="Times New Roman" w:cs="Times New Roman" w:eastAsia="Times New Roman"/>
+          <w:b w:val="0"/>
+          <w:i w:val="0"/>
+          <w:color w:val="000000"/>
+          <w:sz w:val="24"/>
+          <w:color w:val="000000"/>
+        </w:rPr>
+        <w:t>Purpose. The administrator changes Pending bookings only. Completion is performed by the pet sitter on mobile after the visit ends.</w:t>
+      </w:r>
+    </w:p>
+    <w:p>
+      <w:pPr>
+        <w:spacing w:before="0" w:after="80" w:line="276" w:lineRule="auto"/>
+        <w:jc w:val="both"/>
+      </w:pPr>
+      <w:r>
+        <w:rPr>
+          <w:rFonts w:ascii="Times New Roman" w:hAnsi="Times New Roman" w:cs="Times New Roman" w:eastAsia="Times New Roman"/>
+          <w:b/>
+          <w:i w:val="0"/>
+          <w:color w:val="000000"/>
+          <w:sz w:val="24"/>
+          <w:color w:val="000000"/>
+        </w:rPr>
+        <w:t>Procedure</w:t>
+      </w:r>
+    </w:p>
+    <w:tbl>
+      <w:tblPr>
+        <w:tblW w:w="9360" w:type="dxa"/>
+        <w:jc w:val="center"/>
+        <w:tblBorders>
+          <w:top w:color="000000" w:space="0" w:sz="8" w:val="single"/>
+          <w:left w:color="000000" w:space="0" w:sz="8" w:val="single"/>
+          <w:bottom w:color="000000" w:space="0" w:sz="8" w:val="single"/>
+          <w:right w:color="000000" w:space="0" w:sz="8" w:val="single"/>
+          <w:insideH w:color="000000" w:space="0" w:sz="8" w:val="single"/>
+          <w:insideV w:color="000000" w:space="0" w:sz="8" w:val="single"/>
+        </w:tblBorders>
+        <w:tblLayout w:type="fixed"/>
+      </w:tblPr>
+      <w:tblGrid>
+        <w:gridCol w:w="1080"/>
+        <w:gridCol w:w="8280"/>
+      </w:tblGrid>
+      <w:tr>
+        <w:tc>
+          <w:tcPr>
+            <w:tcW w:w="1080" w:type="dxa"/>
+            <w:vAlign w:val="center"/>
+          </w:tcPr>
+          <w:p>
+            <w:pPr>
+              <w:spacing w:before="60" w:after="60"/>
+              <w:jc w:val="center"/>
+            </w:pPr>
+            <w:r/>
+            <w:r>
+              <w:rPr>
+                <w:rFonts w:ascii="Times New Roman" w:hAnsi="Times New Roman" w:cs="Times New Roman" w:eastAsia="Times New Roman"/>
                 <w:b/>
-                <w:color w:val="FFFFFF"/>
-                <w:sz w:val="20"/>
+                <w:i w:val="0"/>
+                <w:color w:val="000000"/>
+                <w:sz w:val="22"/>
+                <w:color w:val="000000"/>
+              </w:rPr>
+              <w:t>Step</w:t>
+            </w:r>
+          </w:p>
+        </w:tc>
+        <w:tc>
+          <w:tcPr>
+            <w:tcW w:w="8280" w:type="dxa"/>
+            <w:vAlign w:val="center"/>
+          </w:tcPr>
+          <w:p>
+            <w:pPr>
+              <w:spacing w:before="60" w:after="60"/>
+              <w:jc w:val="center"/>
+            </w:pPr>
+            <w:r/>
+            <w:r>
+              <w:rPr>
+                <w:rFonts w:ascii="Times New Roman" w:hAnsi="Times New Roman" w:cs="Times New Roman" w:eastAsia="Times New Roman"/>
+                <w:b/>
+                <w:i w:val="0"/>
+                <w:color w:val="000000"/>
+                <w:sz w:val="22"/>
+                <w:color w:val="000000"/>
+              </w:rPr>
+              <w:t>Action</w:t>
+            </w:r>
+          </w:p>
+        </w:tc>
+      </w:tr>
+      <w:tr>
+        <w:tc>
+          <w:tcPr>
+            <w:tcW w:w="1080" w:type="dxa"/>
+            <w:vAlign w:val="center"/>
+          </w:tcPr>
+          <w:p>
+            <w:pPr>
+              <w:spacing w:before="60" w:after="60"/>
+              <w:jc w:val="center"/>
+            </w:pPr>
+            <w:r/>
+            <w:r>
+              <w:rPr>
+                <w:rFonts w:ascii="Times New Roman" w:hAnsi="Times New Roman" w:cs="Times New Roman" w:eastAsia="Times New Roman"/>
+                <w:b w:val="0"/>
+                <w:i w:val="0"/>
+                <w:color w:val="000000"/>
+                <w:sz w:val="22"/>
+                <w:color w:val="000000"/>
+              </w:rPr>
+              <w:t>1</w:t>
+            </w:r>
+          </w:p>
+        </w:tc>
+        <w:tc>
+          <w:tcPr>
+            <w:tcW w:w="8280" w:type="dxa"/>
+            <w:vAlign w:val="center"/>
+          </w:tcPr>
+          <w:p>
+            <w:pPr>
+              <w:spacing w:before="60" w:after="60"/>
+              <w:jc w:val="left"/>
+            </w:pPr>
+            <w:r/>
+            <w:r>
+              <w:rPr>
+                <w:rFonts w:ascii="Times New Roman" w:hAnsi="Times New Roman" w:cs="Times New Roman" w:eastAsia="Times New Roman"/>
+                <w:b w:val="0"/>
+                <w:i w:val="0"/>
+                <w:color w:val="000000"/>
+                <w:sz w:val="22"/>
+                <w:color w:val="000000"/>
+              </w:rPr>
+              <w:t>Open a Pending booking.</w:t>
+            </w:r>
+          </w:p>
+        </w:tc>
+      </w:tr>
+      <w:tr>
+        <w:tc>
+          <w:tcPr>
+            <w:tcW w:w="1080" w:type="dxa"/>
+            <w:vAlign w:val="center"/>
+          </w:tcPr>
+          <w:p>
+            <w:pPr>
+              <w:spacing w:before="60" w:after="60"/>
+              <w:jc w:val="center"/>
+            </w:pPr>
+            <w:r/>
+            <w:r>
+              <w:rPr>
+                <w:rFonts w:ascii="Times New Roman" w:hAnsi="Times New Roman" w:cs="Times New Roman" w:eastAsia="Times New Roman"/>
+                <w:b w:val="0"/>
+                <w:i w:val="0"/>
+                <w:color w:val="000000"/>
+                <w:sz w:val="22"/>
+                <w:color w:val="000000"/>
+              </w:rPr>
+              <w:t>2</w:t>
+            </w:r>
+          </w:p>
+        </w:tc>
+        <w:tc>
+          <w:tcPr>
+            <w:tcW w:w="8280" w:type="dxa"/>
+            <w:vAlign w:val="center"/>
+          </w:tcPr>
+          <w:p>
+            <w:pPr>
+              <w:spacing w:before="60" w:after="60"/>
+              <w:jc w:val="left"/>
+            </w:pPr>
+            <w:r/>
+            <w:r>
+              <w:rPr>
+                <w:rFonts w:ascii="Times New Roman" w:hAnsi="Times New Roman" w:cs="Times New Roman" w:eastAsia="Times New Roman"/>
+                <w:b w:val="0"/>
+                <w:i w:val="0"/>
+                <w:color w:val="000000"/>
+                <w:sz w:val="22"/>
+                <w:color w:val="000000"/>
+              </w:rPr>
+              <w:t>Optionally enter review notes.</w:t>
+            </w:r>
+          </w:p>
+        </w:tc>
+      </w:tr>
+      <w:tr>
+        <w:tc>
+          <w:tcPr>
+            <w:tcW w:w="1080" w:type="dxa"/>
+            <w:vAlign w:val="center"/>
+          </w:tcPr>
+          <w:p>
+            <w:pPr>
+              <w:spacing w:before="60" w:after="60"/>
+              <w:jc w:val="center"/>
+            </w:pPr>
+            <w:r/>
+            <w:r>
+              <w:rPr>
+                <w:rFonts w:ascii="Times New Roman" w:hAnsi="Times New Roman" w:cs="Times New Roman" w:eastAsia="Times New Roman"/>
+                <w:b w:val="0"/>
+                <w:i w:val="0"/>
+                <w:color w:val="000000"/>
+                <w:sz w:val="22"/>
+                <w:color w:val="000000"/>
+              </w:rPr>
+              <w:t>3</w:t>
+            </w:r>
+          </w:p>
+        </w:tc>
+        <w:tc>
+          <w:tcPr>
+            <w:tcW w:w="8280" w:type="dxa"/>
+            <w:vAlign w:val="center"/>
+          </w:tcPr>
+          <w:p>
+            <w:pPr>
+              <w:spacing w:before="60" w:after="60"/>
+              <w:jc w:val="left"/>
+            </w:pPr>
+            <w:r/>
+            <w:r>
+              <w:rPr>
+                <w:rFonts w:ascii="Times New Roman" w:hAnsi="Times New Roman" w:cs="Times New Roman" w:eastAsia="Times New Roman"/>
+                <w:b w:val="0"/>
+                <w:i w:val="0"/>
+                <w:color w:val="000000"/>
+                <w:sz w:val="22"/>
+                <w:color w:val="000000"/>
+              </w:rPr>
+              <w:t>Click Approve Booking and confirm. The owner is notified that the booking is approved. The sitter sees the booking as confirmed.</w:t>
+            </w:r>
+          </w:p>
+        </w:tc>
+      </w:tr>
+      <w:tr>
+        <w:tc>
+          <w:tcPr>
+            <w:tcW w:w="1080" w:type="dxa"/>
+            <w:vAlign w:val="center"/>
+          </w:tcPr>
+          <w:p>
+            <w:pPr>
+              <w:spacing w:before="60" w:after="60"/>
+              <w:jc w:val="center"/>
+            </w:pPr>
+            <w:r/>
+            <w:r>
+              <w:rPr>
+                <w:rFonts w:ascii="Times New Roman" w:hAnsi="Times New Roman" w:cs="Times New Roman" w:eastAsia="Times New Roman"/>
+                <w:b w:val="0"/>
+                <w:i w:val="0"/>
+                <w:color w:val="000000"/>
+                <w:sz w:val="22"/>
+                <w:color w:val="000000"/>
+              </w:rPr>
+              <w:t>4</w:t>
+            </w:r>
+          </w:p>
+        </w:tc>
+        <w:tc>
+          <w:tcPr>
+            <w:tcW w:w="8280" w:type="dxa"/>
+            <w:vAlign w:val="center"/>
+          </w:tcPr>
+          <w:p>
+            <w:pPr>
+              <w:spacing w:before="60" w:after="60"/>
+              <w:jc w:val="left"/>
+            </w:pPr>
+            <w:r/>
+            <w:r>
+              <w:rPr>
+                <w:rFonts w:ascii="Times New Roman" w:hAnsi="Times New Roman" w:cs="Times New Roman" w:eastAsia="Times New Roman"/>
+                <w:b w:val="0"/>
+                <w:i w:val="0"/>
+                <w:color w:val="000000"/>
+                <w:sz w:val="22"/>
+                <w:color w:val="000000"/>
+              </w:rPr>
+              <w:t>Or click Cancel Booking and confirm. Cancelled bookings do not require payment.</w:t>
+            </w:r>
+          </w:p>
+        </w:tc>
+      </w:tr>
+    </w:tbl>
+    <w:p>
+      <w:pPr>
+        <w:spacing w:after="120"/>
+      </w:pPr>
+    </w:p>
+    <w:tbl>
+      <w:tblPr>
+        <w:tblW w:w="9360" w:type="dxa"/>
+        <w:jc w:val="center"/>
+        <w:tblBorders>
+          <w:top w:color="000000" w:space="0" w:sz="8" w:val="single"/>
+          <w:left w:color="000000" w:space="0" w:sz="8" w:val="single"/>
+          <w:bottom w:color="000000" w:space="0" w:sz="8" w:val="single"/>
+          <w:right w:color="000000" w:space="0" w:sz="8" w:val="single"/>
+          <w:insideH w:color="000000" w:space="0" w:sz="8" w:val="single"/>
+          <w:insideV w:color="000000" w:space="0" w:sz="8" w:val="single"/>
+        </w:tblBorders>
+        <w:tblLayout w:type="fixed"/>
+      </w:tblPr>
+      <w:tblGrid>
+        <w:gridCol w:w="9360"/>
+      </w:tblGrid>
+      <w:tr>
+        <w:trPr>
+          <w:trHeight w:val="3200" w:hRule="atLeast"/>
+        </w:trPr>
+        <w:tc>
+          <w:tcPr>
+            <w:tcW w:w="9360" w:type="dxa"/>
+            <w:vAlign w:val="center"/>
+          </w:tcPr>
+          <w:p>
+            <w:pPr>
+              <w:spacing w:before="360" w:after="360"/>
+              <w:jc w:val="center"/>
+            </w:pPr>
+            <w:r/>
+            <w:r>
+              <w:rPr>
+                <w:rFonts w:ascii="Times New Roman" w:hAnsi="Times New Roman" w:cs="Times New Roman" w:eastAsia="Times New Roman"/>
+                <w:b w:val="0"/>
+                <w:i/>
+                <w:color w:val="000000"/>
+                <w:sz w:val="22"/>
+                <w:color w:val="000000"/>
+              </w:rPr>
+              <w:t>Paste screenshot here</w:t>
+            </w:r>
+          </w:p>
+        </w:tc>
+      </w:tr>
+    </w:tbl>
+    <w:p>
+      <w:pPr>
+        <w:spacing w:before="80" w:after="240"/>
+        <w:jc w:val="center"/>
+      </w:pPr>
+      <w:r>
+        <w:rPr>
+          <w:rFonts w:ascii="Times New Roman" w:hAnsi="Times New Roman" w:cs="Times New Roman" w:eastAsia="Times New Roman"/>
+          <w:b w:val="0"/>
+          <w:i/>
+          <w:color w:val="000000"/>
+          <w:sz w:val="22"/>
+          <w:color w:val="000000"/>
+        </w:rPr>
+        <w:t>Figure 3. Booking details with Approve Booking and Cancel Booking</w:t>
+      </w:r>
+    </w:p>
+    <w:p>
+      <w:pPr>
+        <w:spacing w:before="80" w:after="200"/>
+        <w:jc w:val="both"/>
+      </w:pPr>
+      <w:r>
+        <w:rPr>
+          <w:rFonts w:ascii="Times New Roman" w:hAnsi="Times New Roman" w:cs="Times New Roman" w:eastAsia="Times New Roman"/>
+          <w:b/>
+          <w:i/>
+          <w:color w:val="000000"/>
+          <w:sz w:val="22"/>
+          <w:color w:val="000000"/>
+        </w:rPr>
+        <w:t xml:space="preserve">Note. </w:t>
+      </w:r>
+      <w:r>
+        <w:rPr>
+          <w:rFonts w:ascii="Times New Roman" w:hAnsi="Times New Roman" w:cs="Times New Roman" w:eastAsia="Times New Roman"/>
+          <w:b w:val="0"/>
+          <w:i/>
+          <w:color w:val="000000"/>
+          <w:sz w:val="22"/>
+          <w:color w:val="000000"/>
+        </w:rPr>
+        <w:t>There is no Mark Completed control on an Approved booking. The details footer states that the pet sitter will update the booking once the service is completed.</w:t>
+      </w:r>
+    </w:p>
+    <w:p>
+      <w:pPr>
+        <w:keepNext/>
+        <w:spacing w:before="320" w:after="120"/>
+        <w:jc w:val="left"/>
+      </w:pPr>
+      <w:r>
+        <w:rPr>
+          <w:rFonts w:ascii="Times New Roman" w:hAnsi="Times New Roman" w:cs="Times New Roman" w:eastAsia="Times New Roman"/>
+          <w:b/>
+          <w:i w:val="0"/>
+          <w:color w:val="000000"/>
+          <w:sz w:val="26"/>
+          <w:color w:val="000000"/>
+        </w:rPr>
+        <w:t>4. Confirming payment after completion</w:t>
+      </w:r>
+    </w:p>
+    <w:p>
+      <w:pPr>
+        <w:spacing w:before="0" w:after="160" w:line="276" w:lineRule="auto"/>
+        <w:jc w:val="both"/>
+      </w:pPr>
+      <w:r>
+        <w:rPr>
+          <w:rFonts w:ascii="Times New Roman" w:hAnsi="Times New Roman" w:cs="Times New Roman" w:eastAsia="Times New Roman"/>
+          <w:b w:val="0"/>
+          <w:i w:val="0"/>
+          <w:color w:val="000000"/>
+          <w:sz w:val="24"/>
+          <w:color w:val="000000"/>
+        </w:rPr>
+        <w:t>Purpose. Payment begins only when the sitter has set the booking to Completed.</w:t>
+      </w:r>
+    </w:p>
+    <w:p>
+      <w:pPr>
+        <w:spacing w:before="0" w:after="80" w:line="276" w:lineRule="auto"/>
+        <w:jc w:val="both"/>
+      </w:pPr>
+      <w:r>
+        <w:rPr>
+          <w:rFonts w:ascii="Times New Roman" w:hAnsi="Times New Roman" w:cs="Times New Roman" w:eastAsia="Times New Roman"/>
+          <w:b/>
+          <w:i w:val="0"/>
+          <w:color w:val="000000"/>
+          <w:sz w:val="24"/>
+          <w:color w:val="000000"/>
+        </w:rPr>
+        <w:t>Procedure</w:t>
+      </w:r>
+    </w:p>
+    <w:tbl>
+      <w:tblPr>
+        <w:tblW w:w="9360" w:type="dxa"/>
+        <w:jc w:val="center"/>
+        <w:tblBorders>
+          <w:top w:color="000000" w:space="0" w:sz="8" w:val="single"/>
+          <w:left w:color="000000" w:space="0" w:sz="8" w:val="single"/>
+          <w:bottom w:color="000000" w:space="0" w:sz="8" w:val="single"/>
+          <w:right w:color="000000" w:space="0" w:sz="8" w:val="single"/>
+          <w:insideH w:color="000000" w:space="0" w:sz="8" w:val="single"/>
+          <w:insideV w:color="000000" w:space="0" w:sz="8" w:val="single"/>
+        </w:tblBorders>
+        <w:tblLayout w:type="fixed"/>
+      </w:tblPr>
+      <w:tblGrid>
+        <w:gridCol w:w="1080"/>
+        <w:gridCol w:w="8280"/>
+      </w:tblGrid>
+      <w:tr>
+        <w:tc>
+          <w:tcPr>
+            <w:tcW w:w="1080" w:type="dxa"/>
+            <w:vAlign w:val="center"/>
+          </w:tcPr>
+          <w:p>
+            <w:pPr>
+              <w:spacing w:before="60" w:after="60"/>
+              <w:jc w:val="center"/>
+            </w:pPr>
+            <w:r/>
+            <w:r>
+              <w:rPr>
+                <w:rFonts w:ascii="Times New Roman" w:hAnsi="Times New Roman" w:cs="Times New Roman" w:eastAsia="Times New Roman"/>
+                <w:b/>
+                <w:i w:val="0"/>
+                <w:color w:val="000000"/>
+                <w:sz w:val="22"/>
+                <w:color w:val="000000"/>
+              </w:rPr>
+              <w:t>Step</w:t>
+            </w:r>
+          </w:p>
+        </w:tc>
+        <w:tc>
+          <w:tcPr>
+            <w:tcW w:w="8280" w:type="dxa"/>
+            <w:vAlign w:val="center"/>
+          </w:tcPr>
+          <w:p>
+            <w:pPr>
+              <w:spacing w:before="60" w:after="60"/>
+              <w:jc w:val="center"/>
+            </w:pPr>
+            <w:r/>
+            <w:r>
+              <w:rPr>
+                <w:rFonts w:ascii="Times New Roman" w:hAnsi="Times New Roman" w:cs="Times New Roman" w:eastAsia="Times New Roman"/>
+                <w:b/>
+                <w:i w:val="0"/>
+                <w:color w:val="000000"/>
+                <w:sz w:val="22"/>
+                <w:color w:val="000000"/>
+              </w:rPr>
+              <w:t>Action</w:t>
+            </w:r>
+          </w:p>
+        </w:tc>
+      </w:tr>
+      <w:tr>
+        <w:tc>
+          <w:tcPr>
+            <w:tcW w:w="1080" w:type="dxa"/>
+            <w:vAlign w:val="center"/>
+          </w:tcPr>
+          <w:p>
+            <w:pPr>
+              <w:spacing w:before="60" w:after="60"/>
+              <w:jc w:val="center"/>
+            </w:pPr>
+            <w:r/>
+            <w:r>
+              <w:rPr>
+                <w:rFonts w:ascii="Times New Roman" w:hAnsi="Times New Roman" w:cs="Times New Roman" w:eastAsia="Times New Roman"/>
+                <w:b w:val="0"/>
+                <w:i w:val="0"/>
+                <w:color w:val="000000"/>
+                <w:sz w:val="22"/>
+                <w:color w:val="000000"/>
+              </w:rPr>
+              <w:t>1</w:t>
+            </w:r>
+          </w:p>
+        </w:tc>
+        <w:tc>
+          <w:tcPr>
+            <w:tcW w:w="8280" w:type="dxa"/>
+            <w:vAlign w:val="center"/>
+          </w:tcPr>
+          <w:p>
+            <w:pPr>
+              <w:spacing w:before="60" w:after="60"/>
+              <w:jc w:val="left"/>
+            </w:pPr>
+            <w:r/>
+            <w:r>
+              <w:rPr>
+                <w:rFonts w:ascii="Times New Roman" w:hAnsi="Times New Roman" w:cs="Times New Roman" w:eastAsia="Times New Roman"/>
+                <w:b w:val="0"/>
+                <w:i w:val="0"/>
+                <w:color w:val="000000"/>
+                <w:sz w:val="22"/>
+                <w:color w:val="000000"/>
+              </w:rPr>
+              <w:t>Open a Completed booking.</w:t>
+            </w:r>
+          </w:p>
+        </w:tc>
+      </w:tr>
+      <w:tr>
+        <w:tc>
+          <w:tcPr>
+            <w:tcW w:w="1080" w:type="dxa"/>
+            <w:vAlign w:val="center"/>
+          </w:tcPr>
+          <w:p>
+            <w:pPr>
+              <w:spacing w:before="60" w:after="60"/>
+              <w:jc w:val="center"/>
+            </w:pPr>
+            <w:r/>
+            <w:r>
+              <w:rPr>
+                <w:rFonts w:ascii="Times New Roman" w:hAnsi="Times New Roman" w:cs="Times New Roman" w:eastAsia="Times New Roman"/>
+                <w:b w:val="0"/>
+                <w:i w:val="0"/>
+                <w:color w:val="000000"/>
+                <w:sz w:val="22"/>
+                <w:color w:val="000000"/>
+              </w:rPr>
+              <w:t>2</w:t>
+            </w:r>
+          </w:p>
+        </w:tc>
+        <w:tc>
+          <w:tcPr>
+            <w:tcW w:w="8280" w:type="dxa"/>
+            <w:vAlign w:val="center"/>
+          </w:tcPr>
+          <w:p>
+            <w:pPr>
+              <w:spacing w:before="60" w:after="60"/>
+              <w:jc w:val="left"/>
+            </w:pPr>
+            <w:r/>
+            <w:r>
+              <w:rPr>
+                <w:rFonts w:ascii="Times New Roman" w:hAnsi="Times New Roman" w:cs="Times New Roman" w:eastAsia="Times New Roman"/>
+                <w:b w:val="0"/>
+                <w:i w:val="0"/>
+                <w:color w:val="000000"/>
+                <w:sz w:val="22"/>
+                <w:color w:val="000000"/>
+              </w:rPr>
+              <w:t>If the owner paid by GCash, Payment Status is Pending Review and a proof image is attached. Open the proof, click Mark as Paid, and confirm.</w:t>
+            </w:r>
+          </w:p>
+        </w:tc>
+      </w:tr>
+      <w:tr>
+        <w:tc>
+          <w:tcPr>
+            <w:tcW w:w="1080" w:type="dxa"/>
+            <w:vAlign w:val="center"/>
+          </w:tcPr>
+          <w:p>
+            <w:pPr>
+              <w:spacing w:before="60" w:after="60"/>
+              <w:jc w:val="center"/>
+            </w:pPr>
+            <w:r/>
+            <w:r>
+              <w:rPr>
+                <w:rFonts w:ascii="Times New Roman" w:hAnsi="Times New Roman" w:cs="Times New Roman" w:eastAsia="Times New Roman"/>
+                <w:b w:val="0"/>
+                <w:i w:val="0"/>
+                <w:color w:val="000000"/>
+                <w:sz w:val="22"/>
+                <w:color w:val="000000"/>
+              </w:rPr>
+              <w:t>3</w:t>
+            </w:r>
+          </w:p>
+        </w:tc>
+        <w:tc>
+          <w:tcPr>
+            <w:tcW w:w="8280" w:type="dxa"/>
+            <w:vAlign w:val="center"/>
+          </w:tcPr>
+          <w:p>
+            <w:pPr>
+              <w:spacing w:before="60" w:after="60"/>
+              <w:jc w:val="left"/>
+            </w:pPr>
+            <w:r/>
+            <w:r>
+              <w:rPr>
+                <w:rFonts w:ascii="Times New Roman" w:hAnsi="Times New Roman" w:cs="Times New Roman" w:eastAsia="Times New Roman"/>
+                <w:b w:val="0"/>
+                <w:i w:val="0"/>
+                <w:color w:val="000000"/>
+                <w:sz w:val="22"/>
+                <w:color w:val="000000"/>
+              </w:rPr>
+              <w:t>If the owner chose Cash, Payment Status is Cash Pending. Confirm that cash was received, then click Mark as Paid. No image is required.</w:t>
+            </w:r>
+          </w:p>
+        </w:tc>
+      </w:tr>
+      <w:tr>
+        <w:tc>
+          <w:tcPr>
+            <w:tcW w:w="1080" w:type="dxa"/>
+            <w:vAlign w:val="center"/>
+          </w:tcPr>
+          <w:p>
+            <w:pPr>
+              <w:spacing w:before="60" w:after="60"/>
+              <w:jc w:val="center"/>
+            </w:pPr>
+            <w:r/>
+            <w:r>
+              <w:rPr>
+                <w:rFonts w:ascii="Times New Roman" w:hAnsi="Times New Roman" w:cs="Times New Roman" w:eastAsia="Times New Roman"/>
+                <w:b w:val="0"/>
+                <w:i w:val="0"/>
+                <w:color w:val="000000"/>
+                <w:sz w:val="22"/>
+                <w:color w:val="000000"/>
+              </w:rPr>
+              <w:t>4</w:t>
+            </w:r>
+          </w:p>
+        </w:tc>
+        <w:tc>
+          <w:tcPr>
+            <w:tcW w:w="8280" w:type="dxa"/>
+            <w:vAlign w:val="center"/>
+          </w:tcPr>
+          <w:p>
+            <w:pPr>
+              <w:spacing w:before="60" w:after="60"/>
+              <w:jc w:val="left"/>
+            </w:pPr>
+            <w:r/>
+            <w:r>
+              <w:rPr>
+                <w:rFonts w:ascii="Times New Roman" w:hAnsi="Times New Roman" w:cs="Times New Roman" w:eastAsia="Times New Roman"/>
+                <w:b w:val="0"/>
+                <w:i w:val="0"/>
+                <w:color w:val="000000"/>
+                <w:sz w:val="22"/>
+                <w:color w:val="000000"/>
+              </w:rPr>
+              <w:t>If the owner has not paid, Payment Status remains Unpaid and Mark as Paid is not used for GCash until proof exists.</w:t>
+            </w:r>
+          </w:p>
+        </w:tc>
+      </w:tr>
+    </w:tbl>
+    <w:p>
+      <w:pPr>
+        <w:spacing w:after="120"/>
+      </w:pPr>
+    </w:p>
+    <w:tbl>
+      <w:tblPr>
+        <w:tblW w:w="9360" w:type="dxa"/>
+        <w:jc w:val="center"/>
+        <w:tblBorders>
+          <w:top w:color="000000" w:space="0" w:sz="8" w:val="single"/>
+          <w:left w:color="000000" w:space="0" w:sz="8" w:val="single"/>
+          <w:bottom w:color="000000" w:space="0" w:sz="8" w:val="single"/>
+          <w:right w:color="000000" w:space="0" w:sz="8" w:val="single"/>
+          <w:insideH w:color="000000" w:space="0" w:sz="8" w:val="single"/>
+          <w:insideV w:color="000000" w:space="0" w:sz="8" w:val="single"/>
+        </w:tblBorders>
+        <w:tblLayout w:type="fixed"/>
+      </w:tblPr>
+      <w:tblGrid>
+        <w:gridCol w:w="9360"/>
+      </w:tblGrid>
+      <w:tr>
+        <w:trPr>
+          <w:trHeight w:val="3200" w:hRule="atLeast"/>
+        </w:trPr>
+        <w:tc>
+          <w:tcPr>
+            <w:tcW w:w="9360" w:type="dxa"/>
+            <w:vAlign w:val="center"/>
+          </w:tcPr>
+          <w:p>
+            <w:pPr>
+              <w:spacing w:before="360" w:after="360"/>
+              <w:jc w:val="center"/>
+            </w:pPr>
+            <w:r/>
+            <w:r>
+              <w:rPr>
+                <w:rFonts w:ascii="Times New Roman" w:hAnsi="Times New Roman" w:cs="Times New Roman" w:eastAsia="Times New Roman"/>
+                <w:b w:val="0"/>
+                <w:i/>
+                <w:color w:val="000000"/>
+                <w:sz w:val="22"/>
+                <w:color w:val="000000"/>
+              </w:rPr>
+              <w:t>Paste screenshot here</w:t>
+            </w:r>
+          </w:p>
+        </w:tc>
+      </w:tr>
+    </w:tbl>
+    <w:p>
+      <w:pPr>
+        <w:spacing w:before="80" w:after="240"/>
+        <w:jc w:val="center"/>
+      </w:pPr>
+      <w:r>
+        <w:rPr>
+          <w:rFonts w:ascii="Times New Roman" w:hAnsi="Times New Roman" w:cs="Times New Roman" w:eastAsia="Times New Roman"/>
+          <w:b w:val="0"/>
+          <w:i/>
+          <w:color w:val="000000"/>
+          <w:sz w:val="22"/>
+          <w:color w:val="000000"/>
+        </w:rPr>
+        <w:t>Figure 4. Completed booking with Mark as Paid</w:t>
+      </w:r>
+    </w:p>
+    <w:p>
+      <w:pPr>
+        <w:spacing w:before="80" w:after="200"/>
+        <w:jc w:val="both"/>
+      </w:pPr>
+      <w:r>
+        <w:rPr>
+          <w:rFonts w:ascii="Times New Roman" w:hAnsi="Times New Roman" w:cs="Times New Roman" w:eastAsia="Times New Roman"/>
+          <w:b/>
+          <w:i/>
+          <w:color w:val="000000"/>
+          <w:sz w:val="22"/>
+          <w:color w:val="000000"/>
+        </w:rPr>
+        <w:t xml:space="preserve">Note. </w:t>
+      </w:r>
+      <w:r>
+        <w:rPr>
+          <w:rFonts w:ascii="Times New Roman" w:hAnsi="Times New Roman" w:cs="Times New Roman" w:eastAsia="Times New Roman"/>
+          <w:b w:val="0"/>
+          <w:i/>
+          <w:color w:val="000000"/>
+          <w:sz w:val="22"/>
+          <w:color w:val="000000"/>
+        </w:rPr>
+        <w:t>Mark as Paid is not available on Pending or Approved bookings. Payment Status remains Not Due until the visit is completed.</w:t>
+      </w:r>
+    </w:p>
+    <w:p>
+      <w:pPr>
+        <w:keepNext/>
+        <w:spacing w:before="320" w:after="120"/>
+        <w:jc w:val="left"/>
+      </w:pPr>
+      <w:r>
+        <w:rPr>
+          <w:rFonts w:ascii="Times New Roman" w:hAnsi="Times New Roman" w:cs="Times New Roman" w:eastAsia="Times New Roman"/>
+          <w:b/>
+          <w:i w:val="0"/>
+          <w:color w:val="000000"/>
+          <w:sz w:val="26"/>
+          <w:color w:val="000000"/>
+        </w:rPr>
+        <w:t>5. Reviewing sitter applicants</w:t>
+      </w:r>
+    </w:p>
+    <w:p>
+      <w:pPr>
+        <w:spacing w:before="0" w:after="160" w:line="276" w:lineRule="auto"/>
+        <w:jc w:val="both"/>
+      </w:pPr>
+      <w:r>
+        <w:rPr>
+          <w:rFonts w:ascii="Times New Roman" w:hAnsi="Times New Roman" w:cs="Times New Roman" w:eastAsia="Times New Roman"/>
+          <w:b w:val="0"/>
+          <w:i w:val="0"/>
+          <w:color w:val="000000"/>
+          <w:sz w:val="24"/>
+          <w:color w:val="000000"/>
+        </w:rPr>
+        <w:t>Purpose. Applicants are submitted from Apply Here on the mobile Login page. Accepting an applicant creates the sitter login.</w:t>
+      </w:r>
+    </w:p>
+    <w:p>
+      <w:pPr>
+        <w:spacing w:before="0" w:after="80" w:line="276" w:lineRule="auto"/>
+        <w:jc w:val="both"/>
+      </w:pPr>
+      <w:r>
+        <w:rPr>
+          <w:rFonts w:ascii="Times New Roman" w:hAnsi="Times New Roman" w:cs="Times New Roman" w:eastAsia="Times New Roman"/>
+          <w:b/>
+          <w:i w:val="0"/>
+          <w:color w:val="000000"/>
+          <w:sz w:val="24"/>
+          <w:color w:val="000000"/>
+        </w:rPr>
+        <w:t>Procedure</w:t>
+      </w:r>
+    </w:p>
+    <w:tbl>
+      <w:tblPr>
+        <w:tblW w:w="9360" w:type="dxa"/>
+        <w:jc w:val="center"/>
+        <w:tblBorders>
+          <w:top w:color="000000" w:space="0" w:sz="8" w:val="single"/>
+          <w:left w:color="000000" w:space="0" w:sz="8" w:val="single"/>
+          <w:bottom w:color="000000" w:space="0" w:sz="8" w:val="single"/>
+          <w:right w:color="000000" w:space="0" w:sz="8" w:val="single"/>
+          <w:insideH w:color="000000" w:space="0" w:sz="8" w:val="single"/>
+          <w:insideV w:color="000000" w:space="0" w:sz="8" w:val="single"/>
+        </w:tblBorders>
+        <w:tblLayout w:type="fixed"/>
+      </w:tblPr>
+      <w:tblGrid>
+        <w:gridCol w:w="1080"/>
+        <w:gridCol w:w="8280"/>
+      </w:tblGrid>
+      <w:tr>
+        <w:tc>
+          <w:tcPr>
+            <w:tcW w:w="1080" w:type="dxa"/>
+            <w:vAlign w:val="center"/>
+          </w:tcPr>
+          <w:p>
+            <w:pPr>
+              <w:spacing w:before="60" w:after="60"/>
+              <w:jc w:val="center"/>
+            </w:pPr>
+            <w:r/>
+            <w:r>
+              <w:rPr>
+                <w:rFonts w:ascii="Times New Roman" w:hAnsi="Times New Roman" w:cs="Times New Roman" w:eastAsia="Times New Roman"/>
+                <w:b/>
+                <w:i w:val="0"/>
+                <w:color w:val="000000"/>
+                <w:sz w:val="22"/>
+                <w:color w:val="000000"/>
+              </w:rPr>
+              <w:t>Step</w:t>
+            </w:r>
+          </w:p>
+        </w:tc>
+        <w:tc>
+          <w:tcPr>
+            <w:tcW w:w="8280" w:type="dxa"/>
+            <w:vAlign w:val="center"/>
+          </w:tcPr>
+          <w:p>
+            <w:pPr>
+              <w:spacing w:before="60" w:after="60"/>
+              <w:jc w:val="center"/>
+            </w:pPr>
+            <w:r/>
+            <w:r>
+              <w:rPr>
+                <w:rFonts w:ascii="Times New Roman" w:hAnsi="Times New Roman" w:cs="Times New Roman" w:eastAsia="Times New Roman"/>
+                <w:b/>
+                <w:i w:val="0"/>
+                <w:color w:val="000000"/>
+                <w:sz w:val="22"/>
+                <w:color w:val="000000"/>
+              </w:rPr>
+              <w:t>Action</w:t>
+            </w:r>
+          </w:p>
+        </w:tc>
+      </w:tr>
+      <w:tr>
+        <w:tc>
+          <w:tcPr>
+            <w:tcW w:w="1080" w:type="dxa"/>
+            <w:vAlign w:val="center"/>
+          </w:tcPr>
+          <w:p>
+            <w:pPr>
+              <w:spacing w:before="60" w:after="60"/>
+              <w:jc w:val="center"/>
+            </w:pPr>
+            <w:r/>
+            <w:r>
+              <w:rPr>
+                <w:rFonts w:ascii="Times New Roman" w:hAnsi="Times New Roman" w:cs="Times New Roman" w:eastAsia="Times New Roman"/>
+                <w:b w:val="0"/>
+                <w:i w:val="0"/>
+                <w:color w:val="000000"/>
+                <w:sz w:val="22"/>
+                <w:color w:val="000000"/>
+              </w:rPr>
+              <w:t>1</w:t>
+            </w:r>
+          </w:p>
+        </w:tc>
+        <w:tc>
+          <w:tcPr>
+            <w:tcW w:w="8280" w:type="dxa"/>
+            <w:vAlign w:val="center"/>
+          </w:tcPr>
+          <w:p>
+            <w:pPr>
+              <w:spacing w:before="60" w:after="60"/>
+              <w:jc w:val="left"/>
+            </w:pPr>
+            <w:r/>
+            <w:r>
+              <w:rPr>
+                <w:rFonts w:ascii="Times New Roman" w:hAnsi="Times New Roman" w:cs="Times New Roman" w:eastAsia="Times New Roman"/>
+                <w:b w:val="0"/>
+                <w:i w:val="0"/>
+                <w:color w:val="000000"/>
+                <w:sz w:val="22"/>
+                <w:color w:val="000000"/>
+              </w:rPr>
+              <w:t>Click Applicants in the sidebar.</w:t>
+            </w:r>
+          </w:p>
+        </w:tc>
+      </w:tr>
+      <w:tr>
+        <w:tc>
+          <w:tcPr>
+            <w:tcW w:w="1080" w:type="dxa"/>
+            <w:vAlign w:val="center"/>
+          </w:tcPr>
+          <w:p>
+            <w:pPr>
+              <w:spacing w:before="60" w:after="60"/>
+              <w:jc w:val="center"/>
+            </w:pPr>
+            <w:r/>
+            <w:r>
+              <w:rPr>
+                <w:rFonts w:ascii="Times New Roman" w:hAnsi="Times New Roman" w:cs="Times New Roman" w:eastAsia="Times New Roman"/>
+                <w:b w:val="0"/>
+                <w:i w:val="0"/>
+                <w:color w:val="000000"/>
+                <w:sz w:val="22"/>
+                <w:color w:val="000000"/>
+              </w:rPr>
+              <w:t>2</w:t>
+            </w:r>
+          </w:p>
+        </w:tc>
+        <w:tc>
+          <w:tcPr>
+            <w:tcW w:w="8280" w:type="dxa"/>
+            <w:vAlign w:val="center"/>
+          </w:tcPr>
+          <w:p>
+            <w:pPr>
+              <w:spacing w:before="60" w:after="60"/>
+              <w:jc w:val="left"/>
+            </w:pPr>
+            <w:r/>
+            <w:r>
+              <w:rPr>
+                <w:rFonts w:ascii="Times New Roman" w:hAnsi="Times New Roman" w:cs="Times New Roman" w:eastAsia="Times New Roman"/>
+                <w:b w:val="0"/>
+                <w:i w:val="0"/>
+                <w:color w:val="000000"/>
+                <w:sz w:val="22"/>
+                <w:color w:val="000000"/>
+              </w:rPr>
+              <w:t>Open a Pending application and review name, contact, email, address, preferred pet type, schedule, place photographs, and resume.</w:t>
+            </w:r>
+          </w:p>
+        </w:tc>
+      </w:tr>
+      <w:tr>
+        <w:tc>
+          <w:tcPr>
+            <w:tcW w:w="1080" w:type="dxa"/>
+            <w:vAlign w:val="center"/>
+          </w:tcPr>
+          <w:p>
+            <w:pPr>
+              <w:spacing w:before="60" w:after="60"/>
+              <w:jc w:val="center"/>
+            </w:pPr>
+            <w:r/>
+            <w:r>
+              <w:rPr>
+                <w:rFonts w:ascii="Times New Roman" w:hAnsi="Times New Roman" w:cs="Times New Roman" w:eastAsia="Times New Roman"/>
+                <w:b w:val="0"/>
+                <w:i w:val="0"/>
+                <w:color w:val="000000"/>
+                <w:sz w:val="22"/>
+                <w:color w:val="000000"/>
+              </w:rPr>
+              <w:t>3</w:t>
+            </w:r>
+          </w:p>
+        </w:tc>
+        <w:tc>
+          <w:tcPr>
+            <w:tcW w:w="8280" w:type="dxa"/>
+            <w:vAlign w:val="center"/>
+          </w:tcPr>
+          <w:p>
+            <w:pPr>
+              <w:spacing w:before="60" w:after="60"/>
+              <w:jc w:val="left"/>
+            </w:pPr>
+            <w:r/>
+            <w:r>
+              <w:rPr>
+                <w:rFonts w:ascii="Times New Roman" w:hAnsi="Times New Roman" w:cs="Times New Roman" w:eastAsia="Times New Roman"/>
+                <w:b w:val="0"/>
+                <w:i w:val="0"/>
+                <w:color w:val="000000"/>
+                <w:sz w:val="22"/>
+                <w:color w:val="000000"/>
+              </w:rPr>
+              <w:t>Click Accept and confirm Accept &amp; Create Sitter when the record is complete. The application becomes Accepted/Approved and a PET SITTER account is created.</w:t>
+            </w:r>
+          </w:p>
+        </w:tc>
+      </w:tr>
+      <w:tr>
+        <w:tc>
+          <w:tcPr>
+            <w:tcW w:w="1080" w:type="dxa"/>
+            <w:vAlign w:val="center"/>
+          </w:tcPr>
+          <w:p>
+            <w:pPr>
+              <w:spacing w:before="60" w:after="60"/>
+              <w:jc w:val="center"/>
+            </w:pPr>
+            <w:r/>
+            <w:r>
+              <w:rPr>
+                <w:rFonts w:ascii="Times New Roman" w:hAnsi="Times New Roman" w:cs="Times New Roman" w:eastAsia="Times New Roman"/>
+                <w:b w:val="0"/>
+                <w:i w:val="0"/>
+                <w:color w:val="000000"/>
+                <w:sz w:val="22"/>
+                <w:color w:val="000000"/>
+              </w:rPr>
+              <w:t>4</w:t>
+            </w:r>
+          </w:p>
+        </w:tc>
+        <w:tc>
+          <w:tcPr>
+            <w:tcW w:w="8280" w:type="dxa"/>
+            <w:vAlign w:val="center"/>
+          </w:tcPr>
+          <w:p>
+            <w:pPr>
+              <w:spacing w:before="60" w:after="60"/>
+              <w:jc w:val="left"/>
+            </w:pPr>
+            <w:r/>
+            <w:r>
+              <w:rPr>
+                <w:rFonts w:ascii="Times New Roman" w:hAnsi="Times New Roman" w:cs="Times New Roman" w:eastAsia="Times New Roman"/>
+                <w:b w:val="0"/>
+                <w:i w:val="0"/>
+                <w:color w:val="000000"/>
+                <w:sz w:val="22"/>
+                <w:color w:val="000000"/>
+              </w:rPr>
+              <w:t>Provide the issued login details so the sitter can sign in on mobile.</w:t>
+            </w:r>
+          </w:p>
+        </w:tc>
+      </w:tr>
+      <w:tr>
+        <w:tc>
+          <w:tcPr>
+            <w:tcW w:w="1080" w:type="dxa"/>
+            <w:vAlign w:val="center"/>
+          </w:tcPr>
+          <w:p>
+            <w:pPr>
+              <w:spacing w:before="60" w:after="60"/>
+              <w:jc w:val="center"/>
+            </w:pPr>
+            <w:r/>
+            <w:r>
+              <w:rPr>
+                <w:rFonts w:ascii="Times New Roman" w:hAnsi="Times New Roman" w:cs="Times New Roman" w:eastAsia="Times New Roman"/>
+                <w:b w:val="0"/>
+                <w:i w:val="0"/>
+                <w:color w:val="000000"/>
+                <w:sz w:val="22"/>
+                <w:color w:val="000000"/>
+              </w:rPr>
+              <w:t>5</w:t>
+            </w:r>
+          </w:p>
+        </w:tc>
+        <w:tc>
+          <w:tcPr>
+            <w:tcW w:w="8280" w:type="dxa"/>
+            <w:vAlign w:val="center"/>
+          </w:tcPr>
+          <w:p>
+            <w:pPr>
+              <w:spacing w:before="60" w:after="60"/>
+              <w:jc w:val="left"/>
+            </w:pPr>
+            <w:r/>
+            <w:r>
+              <w:rPr>
+                <w:rFonts w:ascii="Times New Roman" w:hAnsi="Times New Roman" w:cs="Times New Roman" w:eastAsia="Times New Roman"/>
+                <w:b w:val="0"/>
+                <w:i w:val="0"/>
+                <w:color w:val="000000"/>
+                <w:sz w:val="22"/>
+                <w:color w:val="000000"/>
+              </w:rPr>
+              <w:t>Or enter remarks, click Reject, and confirm Reject Application. No sitter account is created. Rejection cannot be undone in the panel.</w:t>
+            </w:r>
+          </w:p>
+        </w:tc>
+      </w:tr>
+    </w:tbl>
+    <w:p>
+      <w:pPr>
+        <w:spacing w:after="120"/>
+      </w:pPr>
+    </w:p>
+    <w:tbl>
+      <w:tblPr>
+        <w:tblW w:w="9360" w:type="dxa"/>
+        <w:jc w:val="center"/>
+        <w:tblBorders>
+          <w:top w:color="000000" w:space="0" w:sz="8" w:val="single"/>
+          <w:left w:color="000000" w:space="0" w:sz="8" w:val="single"/>
+          <w:bottom w:color="000000" w:space="0" w:sz="8" w:val="single"/>
+          <w:right w:color="000000" w:space="0" w:sz="8" w:val="single"/>
+          <w:insideH w:color="000000" w:space="0" w:sz="8" w:val="single"/>
+          <w:insideV w:color="000000" w:space="0" w:sz="8" w:val="single"/>
+        </w:tblBorders>
+        <w:tblLayout w:type="fixed"/>
+      </w:tblPr>
+      <w:tblGrid>
+        <w:gridCol w:w="9360"/>
+      </w:tblGrid>
+      <w:tr>
+        <w:trPr>
+          <w:trHeight w:val="3200" w:hRule="atLeast"/>
+        </w:trPr>
+        <w:tc>
+          <w:tcPr>
+            <w:tcW w:w="9360" w:type="dxa"/>
+            <w:vAlign w:val="center"/>
+          </w:tcPr>
+          <w:p>
+            <w:pPr>
+              <w:spacing w:before="360" w:after="360"/>
+              <w:jc w:val="center"/>
+            </w:pPr>
+            <w:r/>
+            <w:r>
+              <w:rPr>
+                <w:rFonts w:ascii="Times New Roman" w:hAnsi="Times New Roman" w:cs="Times New Roman" w:eastAsia="Times New Roman"/>
+                <w:b w:val="0"/>
+                <w:i/>
+                <w:color w:val="000000"/>
+                <w:sz w:val="22"/>
+                <w:color w:val="000000"/>
+              </w:rPr>
+              <w:t>Paste screenshot here</w:t>
+            </w:r>
+          </w:p>
+        </w:tc>
+      </w:tr>
+    </w:tbl>
+    <w:p>
+      <w:pPr>
+        <w:spacing w:before="80" w:after="240"/>
+        <w:jc w:val="center"/>
+      </w:pPr>
+      <w:r>
+        <w:rPr>
+          <w:rFonts w:ascii="Times New Roman" w:hAnsi="Times New Roman" w:cs="Times New Roman" w:eastAsia="Times New Roman"/>
+          <w:b w:val="0"/>
+          <w:i/>
+          <w:color w:val="000000"/>
+          <w:sz w:val="22"/>
+          <w:color w:val="000000"/>
+        </w:rPr>
+        <w:t>Figure 5a. Applicants list</w:t>
+      </w:r>
+    </w:p>
+    <w:tbl>
+      <w:tblPr>
+        <w:tblW w:w="9360" w:type="dxa"/>
+        <w:jc w:val="center"/>
+        <w:tblBorders>
+          <w:top w:color="000000" w:space="0" w:sz="8" w:val="single"/>
+          <w:left w:color="000000" w:space="0" w:sz="8" w:val="single"/>
+          <w:bottom w:color="000000" w:space="0" w:sz="8" w:val="single"/>
+          <w:right w:color="000000" w:space="0" w:sz="8" w:val="single"/>
+          <w:insideH w:color="000000" w:space="0" w:sz="8" w:val="single"/>
+          <w:insideV w:color="000000" w:space="0" w:sz="8" w:val="single"/>
+        </w:tblBorders>
+        <w:tblLayout w:type="fixed"/>
+      </w:tblPr>
+      <w:tblGrid>
+        <w:gridCol w:w="9360"/>
+      </w:tblGrid>
+      <w:tr>
+        <w:trPr>
+          <w:trHeight w:val="3200" w:hRule="atLeast"/>
+        </w:trPr>
+        <w:tc>
+          <w:tcPr>
+            <w:tcW w:w="9360" w:type="dxa"/>
+            <w:vAlign w:val="center"/>
+          </w:tcPr>
+          <w:p>
+            <w:pPr>
+              <w:spacing w:before="360" w:after="360"/>
+              <w:jc w:val="center"/>
+            </w:pPr>
+            <w:r/>
+            <w:r>
+              <w:rPr>
+                <w:rFonts w:ascii="Times New Roman" w:hAnsi="Times New Roman" w:cs="Times New Roman" w:eastAsia="Times New Roman"/>
+                <w:b w:val="0"/>
+                <w:i/>
+                <w:color w:val="000000"/>
+                <w:sz w:val="22"/>
+                <w:color w:val="000000"/>
+              </w:rPr>
+              <w:t>Paste screenshot here</w:t>
+            </w:r>
+          </w:p>
+        </w:tc>
+      </w:tr>
+    </w:tbl>
+    <w:p>
+      <w:pPr>
+        <w:spacing w:before="80" w:after="240"/>
+        <w:jc w:val="center"/>
+      </w:pPr>
+      <w:r>
+        <w:rPr>
+          <w:rFonts w:ascii="Times New Roman" w:hAnsi="Times New Roman" w:cs="Times New Roman" w:eastAsia="Times New Roman"/>
+          <w:b w:val="0"/>
+          <w:i/>
+          <w:color w:val="000000"/>
+          <w:sz w:val="22"/>
+          <w:color w:val="000000"/>
+        </w:rPr>
+        <w:t>Figure 5b. Applicant details with Accept and Reject</w:t>
+      </w:r>
+    </w:p>
+    <w:p>
+      <w:pPr>
+        <w:keepNext/>
+        <w:spacing w:before="320" w:after="120"/>
+        <w:jc w:val="left"/>
+      </w:pPr>
+      <w:r>
+        <w:rPr>
+          <w:rFonts w:ascii="Times New Roman" w:hAnsi="Times New Roman" w:cs="Times New Roman" w:eastAsia="Times New Roman"/>
+          <w:b/>
+          <w:i w:val="0"/>
+          <w:color w:val="000000"/>
+          <w:sz w:val="26"/>
+          <w:color w:val="000000"/>
+        </w:rPr>
+        <w:t>6. Managing pet sitters</w:t>
+      </w:r>
+    </w:p>
+    <w:p>
+      <w:pPr>
+        <w:spacing w:before="0" w:after="160" w:line="276" w:lineRule="auto"/>
+        <w:jc w:val="both"/>
+      </w:pPr>
+      <w:r>
+        <w:rPr>
+          <w:rFonts w:ascii="Times New Roman" w:hAnsi="Times New Roman" w:cs="Times New Roman" w:eastAsia="Times New Roman"/>
+          <w:b w:val="0"/>
+          <w:i w:val="0"/>
+          <w:color w:val="000000"/>
+          <w:sz w:val="24"/>
+          <w:color w:val="000000"/>
+        </w:rPr>
+        <w:t>Purpose. The Pet Sitters page lists accounts created from accepted applications. Edit and delete are separate actions.</w:t>
+      </w:r>
+    </w:p>
+    <w:p>
+      <w:pPr>
+        <w:spacing w:before="0" w:after="80" w:line="276" w:lineRule="auto"/>
+        <w:jc w:val="both"/>
+      </w:pPr>
+      <w:r>
+        <w:rPr>
+          <w:rFonts w:ascii="Times New Roman" w:hAnsi="Times New Roman" w:cs="Times New Roman" w:eastAsia="Times New Roman"/>
+          <w:b/>
+          <w:i w:val="0"/>
+          <w:color w:val="000000"/>
+          <w:sz w:val="24"/>
+          <w:color w:val="000000"/>
+        </w:rPr>
+        <w:t>Procedure</w:t>
+      </w:r>
+    </w:p>
+    <w:tbl>
+      <w:tblPr>
+        <w:tblW w:w="9360" w:type="dxa"/>
+        <w:jc w:val="center"/>
+        <w:tblBorders>
+          <w:top w:color="000000" w:space="0" w:sz="8" w:val="single"/>
+          <w:left w:color="000000" w:space="0" w:sz="8" w:val="single"/>
+          <w:bottom w:color="000000" w:space="0" w:sz="8" w:val="single"/>
+          <w:right w:color="000000" w:space="0" w:sz="8" w:val="single"/>
+          <w:insideH w:color="000000" w:space="0" w:sz="8" w:val="single"/>
+          <w:insideV w:color="000000" w:space="0" w:sz="8" w:val="single"/>
+        </w:tblBorders>
+        <w:tblLayout w:type="fixed"/>
+      </w:tblPr>
+      <w:tblGrid>
+        <w:gridCol w:w="1080"/>
+        <w:gridCol w:w="8280"/>
+      </w:tblGrid>
+      <w:tr>
+        <w:tc>
+          <w:tcPr>
+            <w:tcW w:w="1080" w:type="dxa"/>
+            <w:vAlign w:val="center"/>
+          </w:tcPr>
+          <w:p>
+            <w:pPr>
+              <w:spacing w:before="60" w:after="60"/>
+              <w:jc w:val="center"/>
+            </w:pPr>
+            <w:r/>
+            <w:r>
+              <w:rPr>
+                <w:rFonts w:ascii="Times New Roman" w:hAnsi="Times New Roman" w:cs="Times New Roman" w:eastAsia="Times New Roman"/>
+                <w:b/>
+                <w:i w:val="0"/>
+                <w:color w:val="000000"/>
+                <w:sz w:val="22"/>
+                <w:color w:val="000000"/>
+              </w:rPr>
+              <w:t>Step</w:t>
+            </w:r>
+          </w:p>
+        </w:tc>
+        <w:tc>
+          <w:tcPr>
+            <w:tcW w:w="8280" w:type="dxa"/>
+            <w:vAlign w:val="center"/>
+          </w:tcPr>
+          <w:p>
+            <w:pPr>
+              <w:spacing w:before="60" w:after="60"/>
+              <w:jc w:val="center"/>
+            </w:pPr>
+            <w:r/>
+            <w:r>
+              <w:rPr>
+                <w:rFonts w:ascii="Times New Roman" w:hAnsi="Times New Roman" w:cs="Times New Roman" w:eastAsia="Times New Roman"/>
+                <w:b/>
+                <w:i w:val="0"/>
+                <w:color w:val="000000"/>
+                <w:sz w:val="22"/>
+                <w:color w:val="000000"/>
+              </w:rPr>
+              <w:t>Action</w:t>
+            </w:r>
+          </w:p>
+        </w:tc>
+      </w:tr>
+      <w:tr>
+        <w:tc>
+          <w:tcPr>
+            <w:tcW w:w="1080" w:type="dxa"/>
+            <w:vAlign w:val="center"/>
+          </w:tcPr>
+          <w:p>
+            <w:pPr>
+              <w:spacing w:before="60" w:after="60"/>
+              <w:jc w:val="center"/>
+            </w:pPr>
+            <w:r/>
+            <w:r>
+              <w:rPr>
+                <w:rFonts w:ascii="Times New Roman" w:hAnsi="Times New Roman" w:cs="Times New Roman" w:eastAsia="Times New Roman"/>
+                <w:b w:val="0"/>
+                <w:i w:val="0"/>
+                <w:color w:val="000000"/>
+                <w:sz w:val="22"/>
+                <w:color w:val="000000"/>
+              </w:rPr>
+              <w:t>1</w:t>
+            </w:r>
+          </w:p>
+        </w:tc>
+        <w:tc>
+          <w:tcPr>
+            <w:tcW w:w="8280" w:type="dxa"/>
+            <w:vAlign w:val="center"/>
+          </w:tcPr>
+          <w:p>
+            <w:pPr>
+              <w:spacing w:before="60" w:after="60"/>
+              <w:jc w:val="left"/>
+            </w:pPr>
+            <w:r/>
+            <w:r>
+              <w:rPr>
+                <w:rFonts w:ascii="Times New Roman" w:hAnsi="Times New Roman" w:cs="Times New Roman" w:eastAsia="Times New Roman"/>
+                <w:b w:val="0"/>
+                <w:i w:val="0"/>
+                <w:color w:val="000000"/>
+                <w:sz w:val="22"/>
+                <w:color w:val="000000"/>
+              </w:rPr>
+              <w:t>Click Pet Sitters in the sidebar.</w:t>
+            </w:r>
+          </w:p>
+        </w:tc>
+      </w:tr>
+      <w:tr>
+        <w:tc>
+          <w:tcPr>
+            <w:tcW w:w="1080" w:type="dxa"/>
+            <w:vAlign w:val="center"/>
+          </w:tcPr>
+          <w:p>
+            <w:pPr>
+              <w:spacing w:before="60" w:after="60"/>
+              <w:jc w:val="center"/>
+            </w:pPr>
+            <w:r/>
+            <w:r>
+              <w:rPr>
+                <w:rFonts w:ascii="Times New Roman" w:hAnsi="Times New Roman" w:cs="Times New Roman" w:eastAsia="Times New Roman"/>
+                <w:b w:val="0"/>
+                <w:i w:val="0"/>
+                <w:color w:val="000000"/>
+                <w:sz w:val="22"/>
+                <w:color w:val="000000"/>
+              </w:rPr>
+              <w:t>2</w:t>
+            </w:r>
+          </w:p>
+        </w:tc>
+        <w:tc>
+          <w:tcPr>
+            <w:tcW w:w="8280" w:type="dxa"/>
+            <w:vAlign w:val="center"/>
+          </w:tcPr>
+          <w:p>
+            <w:pPr>
+              <w:spacing w:before="60" w:after="60"/>
+              <w:jc w:val="left"/>
+            </w:pPr>
+            <w:r/>
+            <w:r>
+              <w:rPr>
+                <w:rFonts w:ascii="Times New Roman" w:hAnsi="Times New Roman" w:cs="Times New Roman" w:eastAsia="Times New Roman"/>
+                <w:b w:val="0"/>
+                <w:i w:val="0"/>
+                <w:color w:val="000000"/>
+                <w:sz w:val="22"/>
+                <w:color w:val="000000"/>
+              </w:rPr>
+              <w:t>Verify name, username, contact, email, preferred pet type, and photograph.</w:t>
+            </w:r>
+          </w:p>
+        </w:tc>
+      </w:tr>
+      <w:tr>
+        <w:tc>
+          <w:tcPr>
+            <w:tcW w:w="1080" w:type="dxa"/>
+            <w:vAlign w:val="center"/>
+          </w:tcPr>
+          <w:p>
+            <w:pPr>
+              <w:spacing w:before="60" w:after="60"/>
+              <w:jc w:val="center"/>
+            </w:pPr>
+            <w:r/>
+            <w:r>
+              <w:rPr>
+                <w:rFonts w:ascii="Times New Roman" w:hAnsi="Times New Roman" w:cs="Times New Roman" w:eastAsia="Times New Roman"/>
+                <w:b w:val="0"/>
+                <w:i w:val="0"/>
+                <w:color w:val="000000"/>
+                <w:sz w:val="22"/>
+                <w:color w:val="000000"/>
+              </w:rPr>
+              <w:t>3</w:t>
+            </w:r>
+          </w:p>
+        </w:tc>
+        <w:tc>
+          <w:tcPr>
+            <w:tcW w:w="8280" w:type="dxa"/>
+            <w:vAlign w:val="center"/>
+          </w:tcPr>
+          <w:p>
+            <w:pPr>
+              <w:spacing w:before="60" w:after="60"/>
+              <w:jc w:val="left"/>
+            </w:pPr>
+            <w:r/>
+            <w:r>
+              <w:rPr>
+                <w:rFonts w:ascii="Times New Roman" w:hAnsi="Times New Roman" w:cs="Times New Roman" w:eastAsia="Times New Roman"/>
+                <w:b w:val="0"/>
+                <w:i w:val="0"/>
+                <w:color w:val="000000"/>
+                <w:sz w:val="22"/>
+                <w:color w:val="000000"/>
+              </w:rPr>
+              <w:t>Filter by Dog, Cat, or Both when required.</w:t>
+            </w:r>
+          </w:p>
+        </w:tc>
+      </w:tr>
+      <w:tr>
+        <w:tc>
+          <w:tcPr>
+            <w:tcW w:w="1080" w:type="dxa"/>
+            <w:vAlign w:val="center"/>
+          </w:tcPr>
+          <w:p>
+            <w:pPr>
+              <w:spacing w:before="60" w:after="60"/>
+              <w:jc w:val="center"/>
+            </w:pPr>
+            <w:r/>
+            <w:r>
+              <w:rPr>
+                <w:rFonts w:ascii="Times New Roman" w:hAnsi="Times New Roman" w:cs="Times New Roman" w:eastAsia="Times New Roman"/>
+                <w:b w:val="0"/>
+                <w:i w:val="0"/>
+                <w:color w:val="000000"/>
+                <w:sz w:val="22"/>
+                <w:color w:val="000000"/>
+              </w:rPr>
+              <w:t>4</w:t>
+            </w:r>
+          </w:p>
+        </w:tc>
+        <w:tc>
+          <w:tcPr>
+            <w:tcW w:w="8280" w:type="dxa"/>
+            <w:vAlign w:val="center"/>
+          </w:tcPr>
+          <w:p>
+            <w:pPr>
+              <w:spacing w:before="60" w:after="60"/>
+              <w:jc w:val="left"/>
+            </w:pPr>
+            <w:r/>
+            <w:r>
+              <w:rPr>
+                <w:rFonts w:ascii="Times New Roman" w:hAnsi="Times New Roman" w:cs="Times New Roman" w:eastAsia="Times New Roman"/>
+                <w:b w:val="0"/>
+                <w:i w:val="0"/>
+                <w:color w:val="000000"/>
+                <w:sz w:val="22"/>
+                <w:color w:val="000000"/>
+              </w:rPr>
+              <w:t>Open a sitter, edit the contact number or other allowed fields, and save. Email is locked once the sitter authentication account exists.</w:t>
+            </w:r>
+          </w:p>
+        </w:tc>
+      </w:tr>
+      <w:tr>
+        <w:tc>
+          <w:tcPr>
+            <w:tcW w:w="1080" w:type="dxa"/>
+            <w:vAlign w:val="center"/>
+          </w:tcPr>
+          <w:p>
+            <w:pPr>
+              <w:spacing w:before="60" w:after="60"/>
+              <w:jc w:val="center"/>
+            </w:pPr>
+            <w:r/>
+            <w:r>
+              <w:rPr>
+                <w:rFonts w:ascii="Times New Roman" w:hAnsi="Times New Roman" w:cs="Times New Roman" w:eastAsia="Times New Roman"/>
+                <w:b w:val="0"/>
+                <w:i w:val="0"/>
+                <w:color w:val="000000"/>
+                <w:sz w:val="22"/>
+                <w:color w:val="000000"/>
+              </w:rPr>
+              <w:t>5</w:t>
+            </w:r>
+          </w:p>
+        </w:tc>
+        <w:tc>
+          <w:tcPr>
+            <w:tcW w:w="8280" w:type="dxa"/>
+            <w:vAlign w:val="center"/>
+          </w:tcPr>
+          <w:p>
+            <w:pPr>
+              <w:spacing w:before="60" w:after="60"/>
+              <w:jc w:val="left"/>
+            </w:pPr>
+            <w:r/>
+            <w:r>
+              <w:rPr>
+                <w:rFonts w:ascii="Times New Roman" w:hAnsi="Times New Roman" w:cs="Times New Roman" w:eastAsia="Times New Roman"/>
+                <w:b w:val="0"/>
+                <w:i w:val="0"/>
+                <w:color w:val="000000"/>
+                <w:sz w:val="22"/>
+                <w:color w:val="000000"/>
+              </w:rPr>
+              <w:t>To remove a sitter, click Delete Sitter and confirm. Cancel leaves the record unchanged.</w:t>
+            </w:r>
+          </w:p>
+        </w:tc>
+      </w:tr>
+    </w:tbl>
+    <w:p>
+      <w:pPr>
+        <w:spacing w:after="120"/>
+      </w:pPr>
+    </w:p>
+    <w:tbl>
+      <w:tblPr>
+        <w:tblW w:w="9360" w:type="dxa"/>
+        <w:jc w:val="center"/>
+        <w:tblBorders>
+          <w:top w:color="000000" w:space="0" w:sz="8" w:val="single"/>
+          <w:left w:color="000000" w:space="0" w:sz="8" w:val="single"/>
+          <w:bottom w:color="000000" w:space="0" w:sz="8" w:val="single"/>
+          <w:right w:color="000000" w:space="0" w:sz="8" w:val="single"/>
+          <w:insideH w:color="000000" w:space="0" w:sz="8" w:val="single"/>
+          <w:insideV w:color="000000" w:space="0" w:sz="8" w:val="single"/>
+        </w:tblBorders>
+        <w:tblLayout w:type="fixed"/>
+      </w:tblPr>
+      <w:tblGrid>
+        <w:gridCol w:w="9360"/>
+      </w:tblGrid>
+      <w:tr>
+        <w:trPr>
+          <w:trHeight w:val="3200" w:hRule="atLeast"/>
+        </w:trPr>
+        <w:tc>
+          <w:tcPr>
+            <w:tcW w:w="9360" w:type="dxa"/>
+            <w:vAlign w:val="center"/>
+          </w:tcPr>
+          <w:p>
+            <w:pPr>
+              <w:spacing w:before="360" w:after="360"/>
+              <w:jc w:val="center"/>
+            </w:pPr>
+            <w:r/>
+            <w:r>
+              <w:rPr>
+                <w:rFonts w:ascii="Times New Roman" w:hAnsi="Times New Roman" w:cs="Times New Roman" w:eastAsia="Times New Roman"/>
+                <w:b w:val="0"/>
+                <w:i/>
+                <w:color w:val="000000"/>
+                <w:sz w:val="22"/>
+                <w:color w:val="000000"/>
+              </w:rPr>
+              <w:t>Paste screenshot here</w:t>
+            </w:r>
+          </w:p>
+        </w:tc>
+      </w:tr>
+    </w:tbl>
+    <w:p>
+      <w:pPr>
+        <w:spacing w:before="80" w:after="240"/>
+        <w:jc w:val="center"/>
+      </w:pPr>
+      <w:r>
+        <w:rPr>
+          <w:rFonts w:ascii="Times New Roman" w:hAnsi="Times New Roman" w:cs="Times New Roman" w:eastAsia="Times New Roman"/>
+          <w:b w:val="0"/>
+          <w:i/>
+          <w:color w:val="000000"/>
+          <w:sz w:val="22"/>
+          <w:color w:val="000000"/>
+        </w:rPr>
+        <w:t>Figure 6a. Pet Sitters list</w:t>
+      </w:r>
+    </w:p>
+    <w:tbl>
+      <w:tblPr>
+        <w:tblW w:w="9360" w:type="dxa"/>
+        <w:jc w:val="center"/>
+        <w:tblBorders>
+          <w:top w:color="000000" w:space="0" w:sz="8" w:val="single"/>
+          <w:left w:color="000000" w:space="0" w:sz="8" w:val="single"/>
+          <w:bottom w:color="000000" w:space="0" w:sz="8" w:val="single"/>
+          <w:right w:color="000000" w:space="0" w:sz="8" w:val="single"/>
+          <w:insideH w:color="000000" w:space="0" w:sz="8" w:val="single"/>
+          <w:insideV w:color="000000" w:space="0" w:sz="8" w:val="single"/>
+        </w:tblBorders>
+        <w:tblLayout w:type="fixed"/>
+      </w:tblPr>
+      <w:tblGrid>
+        <w:gridCol w:w="9360"/>
+      </w:tblGrid>
+      <w:tr>
+        <w:trPr>
+          <w:trHeight w:val="3200" w:hRule="atLeast"/>
+        </w:trPr>
+        <w:tc>
+          <w:tcPr>
+            <w:tcW w:w="9360" w:type="dxa"/>
+            <w:vAlign w:val="center"/>
+          </w:tcPr>
+          <w:p>
+            <w:pPr>
+              <w:spacing w:before="360" w:after="360"/>
+              <w:jc w:val="center"/>
+            </w:pPr>
+            <w:r/>
+            <w:r>
+              <w:rPr>
+                <w:rFonts w:ascii="Times New Roman" w:hAnsi="Times New Roman" w:cs="Times New Roman" w:eastAsia="Times New Roman"/>
+                <w:b w:val="0"/>
+                <w:i/>
+                <w:color w:val="000000"/>
+                <w:sz w:val="22"/>
+                <w:color w:val="000000"/>
+              </w:rPr>
+              <w:t>Paste screenshot here</w:t>
+            </w:r>
+          </w:p>
+        </w:tc>
+      </w:tr>
+    </w:tbl>
+    <w:p>
+      <w:pPr>
+        <w:spacing w:before="80" w:after="240"/>
+        <w:jc w:val="center"/>
+      </w:pPr>
+      <w:r>
+        <w:rPr>
+          <w:rFonts w:ascii="Times New Roman" w:hAnsi="Times New Roman" w:cs="Times New Roman" w:eastAsia="Times New Roman"/>
+          <w:b w:val="0"/>
+          <w:i/>
+          <w:color w:val="000000"/>
+          <w:sz w:val="22"/>
+          <w:color w:val="000000"/>
+        </w:rPr>
+        <w:t>Figure 6b. Edit or delete a pet sitter</w:t>
+      </w:r>
+    </w:p>
+    <w:p>
+      <w:pPr>
+        <w:keepNext/>
+        <w:spacing w:before="320" w:after="120"/>
+        <w:jc w:val="left"/>
+      </w:pPr>
+      <w:r>
+        <w:rPr>
+          <w:rFonts w:ascii="Times New Roman" w:hAnsi="Times New Roman" w:cs="Times New Roman" w:eastAsia="Times New Roman"/>
+          <w:b/>
+          <w:i w:val="0"/>
+          <w:color w:val="000000"/>
+          <w:sz w:val="26"/>
+          <w:color w:val="000000"/>
+        </w:rPr>
+        <w:t>7. Monitoring messages</w:t>
+      </w:r>
+    </w:p>
+    <w:p>
+      <w:pPr>
+        <w:spacing w:before="0" w:after="160" w:line="276" w:lineRule="auto"/>
+        <w:jc w:val="both"/>
+      </w:pPr>
+      <w:r>
+        <w:rPr>
+          <w:rFonts w:ascii="Times New Roman" w:hAnsi="Times New Roman" w:cs="Times New Roman" w:eastAsia="Times New Roman"/>
+          <w:b w:val="0"/>
+          <w:i w:val="0"/>
+          <w:color w:val="000000"/>
+          <w:sz w:val="24"/>
+          <w:color w:val="000000"/>
+        </w:rPr>
+        <w:t>Purpose. Conversations are copied from the mobile owner–sitter chat. The administrator cannot send a reply from the web panel.</w:t>
+      </w:r>
+    </w:p>
+    <w:p>
+      <w:pPr>
+        <w:spacing w:before="0" w:after="80" w:line="276" w:lineRule="auto"/>
+        <w:jc w:val="both"/>
+      </w:pPr>
+      <w:r>
+        <w:rPr>
+          <w:rFonts w:ascii="Times New Roman" w:hAnsi="Times New Roman" w:cs="Times New Roman" w:eastAsia="Times New Roman"/>
+          <w:b/>
+          <w:i w:val="0"/>
+          <w:color w:val="000000"/>
+          <w:sz w:val="24"/>
+          <w:color w:val="000000"/>
+        </w:rPr>
+        <w:t>Procedure</w:t>
+      </w:r>
+    </w:p>
+    <w:tbl>
+      <w:tblPr>
+        <w:tblW w:w="9360" w:type="dxa"/>
+        <w:jc w:val="center"/>
+        <w:tblBorders>
+          <w:top w:color="000000" w:space="0" w:sz="8" w:val="single"/>
+          <w:left w:color="000000" w:space="0" w:sz="8" w:val="single"/>
+          <w:bottom w:color="000000" w:space="0" w:sz="8" w:val="single"/>
+          <w:right w:color="000000" w:space="0" w:sz="8" w:val="single"/>
+          <w:insideH w:color="000000" w:space="0" w:sz="8" w:val="single"/>
+          <w:insideV w:color="000000" w:space="0" w:sz="8" w:val="single"/>
+        </w:tblBorders>
+        <w:tblLayout w:type="fixed"/>
+      </w:tblPr>
+      <w:tblGrid>
+        <w:gridCol w:w="1080"/>
+        <w:gridCol w:w="8280"/>
+      </w:tblGrid>
+      <w:tr>
+        <w:tc>
+          <w:tcPr>
+            <w:tcW w:w="1080" w:type="dxa"/>
+            <w:vAlign w:val="center"/>
+          </w:tcPr>
+          <w:p>
+            <w:pPr>
+              <w:spacing w:before="60" w:after="60"/>
+              <w:jc w:val="center"/>
+            </w:pPr>
+            <w:r/>
+            <w:r>
+              <w:rPr>
+                <w:rFonts w:ascii="Times New Roman" w:hAnsi="Times New Roman" w:cs="Times New Roman" w:eastAsia="Times New Roman"/>
+                <w:b/>
+                <w:i w:val="0"/>
+                <w:color w:val="000000"/>
+                <w:sz w:val="22"/>
+                <w:color w:val="000000"/>
+              </w:rPr>
+              <w:t>Step</w:t>
+            </w:r>
+          </w:p>
+        </w:tc>
+        <w:tc>
+          <w:tcPr>
+            <w:tcW w:w="8280" w:type="dxa"/>
+            <w:vAlign w:val="center"/>
+          </w:tcPr>
+          <w:p>
+            <w:pPr>
+              <w:spacing w:before="60" w:after="60"/>
+              <w:jc w:val="center"/>
+            </w:pPr>
+            <w:r/>
+            <w:r>
+              <w:rPr>
+                <w:rFonts w:ascii="Times New Roman" w:hAnsi="Times New Roman" w:cs="Times New Roman" w:eastAsia="Times New Roman"/>
+                <w:b/>
+                <w:i w:val="0"/>
+                <w:color w:val="000000"/>
+                <w:sz w:val="22"/>
+                <w:color w:val="000000"/>
+              </w:rPr>
+              <w:t>Action</w:t>
+            </w:r>
+          </w:p>
+        </w:tc>
+      </w:tr>
+      <w:tr>
+        <w:tc>
+          <w:tcPr>
+            <w:tcW w:w="1080" w:type="dxa"/>
+            <w:vAlign w:val="center"/>
+          </w:tcPr>
+          <w:p>
+            <w:pPr>
+              <w:spacing w:before="60" w:after="60"/>
+              <w:jc w:val="center"/>
+            </w:pPr>
+            <w:r/>
+            <w:r>
+              <w:rPr>
+                <w:rFonts w:ascii="Times New Roman" w:hAnsi="Times New Roman" w:cs="Times New Roman" w:eastAsia="Times New Roman"/>
+                <w:b w:val="0"/>
+                <w:i w:val="0"/>
+                <w:color w:val="000000"/>
+                <w:sz w:val="22"/>
+                <w:color w:val="000000"/>
+              </w:rPr>
+              <w:t>1</w:t>
+            </w:r>
+          </w:p>
+        </w:tc>
+        <w:tc>
+          <w:tcPr>
+            <w:tcW w:w="8280" w:type="dxa"/>
+            <w:vAlign w:val="center"/>
+          </w:tcPr>
+          <w:p>
+            <w:pPr>
+              <w:spacing w:before="60" w:after="60"/>
+              <w:jc w:val="left"/>
+            </w:pPr>
+            <w:r/>
+            <w:r>
+              <w:rPr>
+                <w:rFonts w:ascii="Times New Roman" w:hAnsi="Times New Roman" w:cs="Times New Roman" w:eastAsia="Times New Roman"/>
+                <w:b w:val="0"/>
+                <w:i w:val="0"/>
+                <w:color w:val="000000"/>
+                <w:sz w:val="22"/>
+                <w:color w:val="000000"/>
+              </w:rPr>
+              <w:t>Click Messages in the sidebar.</w:t>
+            </w:r>
+          </w:p>
+        </w:tc>
+      </w:tr>
+      <w:tr>
+        <w:tc>
+          <w:tcPr>
+            <w:tcW w:w="1080" w:type="dxa"/>
+            <w:vAlign w:val="center"/>
+          </w:tcPr>
+          <w:p>
+            <w:pPr>
+              <w:spacing w:before="60" w:after="60"/>
+              <w:jc w:val="center"/>
+            </w:pPr>
+            <w:r/>
+            <w:r>
+              <w:rPr>
+                <w:rFonts w:ascii="Times New Roman" w:hAnsi="Times New Roman" w:cs="Times New Roman" w:eastAsia="Times New Roman"/>
+                <w:b w:val="0"/>
+                <w:i w:val="0"/>
+                <w:color w:val="000000"/>
+                <w:sz w:val="22"/>
+                <w:color w:val="000000"/>
+              </w:rPr>
+              <w:t>2</w:t>
+            </w:r>
+          </w:p>
+        </w:tc>
+        <w:tc>
+          <w:tcPr>
+            <w:tcW w:w="8280" w:type="dxa"/>
+            <w:vAlign w:val="center"/>
+          </w:tcPr>
+          <w:p>
+            <w:pPr>
+              <w:spacing w:before="60" w:after="60"/>
+              <w:jc w:val="left"/>
+            </w:pPr>
+            <w:r/>
+            <w:r>
+              <w:rPr>
+                <w:rFonts w:ascii="Times New Roman" w:hAnsi="Times New Roman" w:cs="Times New Roman" w:eastAsia="Times New Roman"/>
+                <w:b w:val="0"/>
+                <w:i w:val="0"/>
+                <w:color w:val="000000"/>
+                <w:sz w:val="22"/>
+                <w:color w:val="000000"/>
+              </w:rPr>
+              <w:t>Open a conversation and read the thread, including photographs if any were sent.</w:t>
+            </w:r>
+          </w:p>
+        </w:tc>
+      </w:tr>
+      <w:tr>
+        <w:tc>
+          <w:tcPr>
+            <w:tcW w:w="1080" w:type="dxa"/>
+            <w:vAlign w:val="center"/>
+          </w:tcPr>
+          <w:p>
+            <w:pPr>
+              <w:spacing w:before="60" w:after="60"/>
+              <w:jc w:val="center"/>
+            </w:pPr>
+            <w:r/>
+            <w:r>
+              <w:rPr>
+                <w:rFonts w:ascii="Times New Roman" w:hAnsi="Times New Roman" w:cs="Times New Roman" w:eastAsia="Times New Roman"/>
+                <w:b w:val="0"/>
+                <w:i w:val="0"/>
+                <w:color w:val="000000"/>
+                <w:sz w:val="22"/>
+                <w:color w:val="000000"/>
+              </w:rPr>
+              <w:t>3</w:t>
+            </w:r>
+          </w:p>
+        </w:tc>
+        <w:tc>
+          <w:tcPr>
+            <w:tcW w:w="8280" w:type="dxa"/>
+            <w:vAlign w:val="center"/>
+          </w:tcPr>
+          <w:p>
+            <w:pPr>
+              <w:spacing w:before="60" w:after="60"/>
+              <w:jc w:val="left"/>
+            </w:pPr>
+            <w:r/>
+            <w:r>
+              <w:rPr>
+                <w:rFonts w:ascii="Times New Roman" w:hAnsi="Times New Roman" w:cs="Times New Roman" w:eastAsia="Times New Roman"/>
+                <w:b w:val="0"/>
+                <w:i w:val="0"/>
+                <w:color w:val="000000"/>
+                <w:sz w:val="22"/>
+                <w:color w:val="000000"/>
+              </w:rPr>
+              <w:t>Confirm that no compose or send control is present. If a reply is required, the owner or sitter must send it in the mobile application.</w:t>
+            </w:r>
+          </w:p>
+        </w:tc>
+      </w:tr>
+    </w:tbl>
+    <w:p>
+      <w:pPr>
+        <w:spacing w:after="120"/>
+      </w:pPr>
+    </w:p>
+    <w:tbl>
+      <w:tblPr>
+        <w:tblW w:w="9360" w:type="dxa"/>
+        <w:jc w:val="center"/>
+        <w:tblBorders>
+          <w:top w:color="000000" w:space="0" w:sz="8" w:val="single"/>
+          <w:left w:color="000000" w:space="0" w:sz="8" w:val="single"/>
+          <w:bottom w:color="000000" w:space="0" w:sz="8" w:val="single"/>
+          <w:right w:color="000000" w:space="0" w:sz="8" w:val="single"/>
+          <w:insideH w:color="000000" w:space="0" w:sz="8" w:val="single"/>
+          <w:insideV w:color="000000" w:space="0" w:sz="8" w:val="single"/>
+        </w:tblBorders>
+        <w:tblLayout w:type="fixed"/>
+      </w:tblPr>
+      <w:tblGrid>
+        <w:gridCol w:w="9360"/>
+      </w:tblGrid>
+      <w:tr>
+        <w:trPr>
+          <w:trHeight w:val="3200" w:hRule="atLeast"/>
+        </w:trPr>
+        <w:tc>
+          <w:tcPr>
+            <w:tcW w:w="9360" w:type="dxa"/>
+            <w:vAlign w:val="center"/>
+          </w:tcPr>
+          <w:p>
+            <w:pPr>
+              <w:spacing w:before="360" w:after="360"/>
+              <w:jc w:val="center"/>
+            </w:pPr>
+            <w:r/>
+            <w:r>
+              <w:rPr>
+                <w:rFonts w:ascii="Times New Roman" w:hAnsi="Times New Roman" w:cs="Times New Roman" w:eastAsia="Times New Roman"/>
+                <w:b w:val="0"/>
+                <w:i/>
+                <w:color w:val="000000"/>
+                <w:sz w:val="22"/>
+                <w:color w:val="000000"/>
+              </w:rPr>
+              <w:t>Paste screenshot here</w:t>
+            </w:r>
+          </w:p>
+        </w:tc>
+      </w:tr>
+    </w:tbl>
+    <w:p>
+      <w:pPr>
+        <w:spacing w:before="80" w:after="240"/>
+        <w:jc w:val="center"/>
+      </w:pPr>
+      <w:r>
+        <w:rPr>
+          <w:rFonts w:ascii="Times New Roman" w:hAnsi="Times New Roman" w:cs="Times New Roman" w:eastAsia="Times New Roman"/>
+          <w:b w:val="0"/>
+          <w:i/>
+          <w:color w:val="000000"/>
+          <w:sz w:val="22"/>
+          <w:color w:val="000000"/>
+        </w:rPr>
+        <w:t>Figure 7. Administrator Messages (read-only)</w:t>
+      </w:r>
+    </w:p>
+    <w:p>
+      <w:pPr>
+        <w:keepNext/>
+        <w:spacing w:before="320" w:after="120"/>
+        <w:jc w:val="left"/>
+      </w:pPr>
+      <w:r>
+        <w:rPr>
+          <w:rFonts w:ascii="Times New Roman" w:hAnsi="Times New Roman" w:cs="Times New Roman" w:eastAsia="Times New Roman"/>
+          <w:b/>
+          <w:i w:val="0"/>
+          <w:color w:val="000000"/>
+          <w:sz w:val="26"/>
+          <w:color w:val="000000"/>
+        </w:rPr>
+        <w:t>8. Reviewing and deleting feedbacks</w:t>
+      </w:r>
+    </w:p>
+    <w:p>
+      <w:pPr>
+        <w:spacing w:before="0" w:after="160" w:line="276" w:lineRule="auto"/>
+        <w:jc w:val="both"/>
+      </w:pPr>
+      <w:r>
+        <w:rPr>
+          <w:rFonts w:ascii="Times New Roman" w:hAnsi="Times New Roman" w:cs="Times New Roman" w:eastAsia="Times New Roman"/>
+          <w:b w:val="0"/>
+          <w:i w:val="0"/>
+          <w:color w:val="000000"/>
+          <w:sz w:val="24"/>
+          <w:color w:val="000000"/>
+        </w:rPr>
+        <w:t>Purpose. Owners submit ratings after a completed booking.</w:t>
+      </w:r>
+    </w:p>
+    <w:p>
+      <w:pPr>
+        <w:spacing w:before="0" w:after="80" w:line="276" w:lineRule="auto"/>
+        <w:jc w:val="both"/>
+      </w:pPr>
+      <w:r>
+        <w:rPr>
+          <w:rFonts w:ascii="Times New Roman" w:hAnsi="Times New Roman" w:cs="Times New Roman" w:eastAsia="Times New Roman"/>
+          <w:b/>
+          <w:i w:val="0"/>
+          <w:color w:val="000000"/>
+          <w:sz w:val="24"/>
+          <w:color w:val="000000"/>
+        </w:rPr>
+        <w:t>Procedure</w:t>
+      </w:r>
+    </w:p>
+    <w:tbl>
+      <w:tblPr>
+        <w:tblW w:w="9360" w:type="dxa"/>
+        <w:jc w:val="center"/>
+        <w:tblBorders>
+          <w:top w:color="000000" w:space="0" w:sz="8" w:val="single"/>
+          <w:left w:color="000000" w:space="0" w:sz="8" w:val="single"/>
+          <w:bottom w:color="000000" w:space="0" w:sz="8" w:val="single"/>
+          <w:right w:color="000000" w:space="0" w:sz="8" w:val="single"/>
+          <w:insideH w:color="000000" w:space="0" w:sz="8" w:val="single"/>
+          <w:insideV w:color="000000" w:space="0" w:sz="8" w:val="single"/>
+        </w:tblBorders>
+        <w:tblLayout w:type="fixed"/>
+      </w:tblPr>
+      <w:tblGrid>
+        <w:gridCol w:w="1080"/>
+        <w:gridCol w:w="8280"/>
+      </w:tblGrid>
+      <w:tr>
+        <w:tc>
+          <w:tcPr>
+            <w:tcW w:w="1080" w:type="dxa"/>
+            <w:vAlign w:val="center"/>
+          </w:tcPr>
+          <w:p>
+            <w:pPr>
+              <w:spacing w:before="60" w:after="60"/>
+              <w:jc w:val="center"/>
+            </w:pPr>
+            <w:r/>
+            <w:r>
+              <w:rPr>
+                <w:rFonts w:ascii="Times New Roman" w:hAnsi="Times New Roman" w:cs="Times New Roman" w:eastAsia="Times New Roman"/>
+                <w:b/>
+                <w:i w:val="0"/>
+                <w:color w:val="000000"/>
+                <w:sz w:val="22"/>
+                <w:color w:val="000000"/>
+              </w:rPr>
+              <w:t>Step</w:t>
+            </w:r>
+          </w:p>
+        </w:tc>
+        <w:tc>
+          <w:tcPr>
+            <w:tcW w:w="8280" w:type="dxa"/>
+            <w:vAlign w:val="center"/>
+          </w:tcPr>
+          <w:p>
+            <w:pPr>
+              <w:spacing w:before="60" w:after="60"/>
+              <w:jc w:val="center"/>
+            </w:pPr>
+            <w:r/>
+            <w:r>
+              <w:rPr>
+                <w:rFonts w:ascii="Times New Roman" w:hAnsi="Times New Roman" w:cs="Times New Roman" w:eastAsia="Times New Roman"/>
+                <w:b/>
+                <w:i w:val="0"/>
+                <w:color w:val="000000"/>
+                <w:sz w:val="22"/>
+                <w:color w:val="000000"/>
+              </w:rPr>
+              <w:t>Action</w:t>
+            </w:r>
+          </w:p>
+        </w:tc>
+      </w:tr>
+      <w:tr>
+        <w:tc>
+          <w:tcPr>
+            <w:tcW w:w="1080" w:type="dxa"/>
+            <w:vAlign w:val="center"/>
+          </w:tcPr>
+          <w:p>
+            <w:pPr>
+              <w:spacing w:before="60" w:after="60"/>
+              <w:jc w:val="center"/>
+            </w:pPr>
+            <w:r/>
+            <w:r>
+              <w:rPr>
+                <w:rFonts w:ascii="Times New Roman" w:hAnsi="Times New Roman" w:cs="Times New Roman" w:eastAsia="Times New Roman"/>
+                <w:b w:val="0"/>
+                <w:i w:val="0"/>
+                <w:color w:val="000000"/>
+                <w:sz w:val="22"/>
+                <w:color w:val="000000"/>
+              </w:rPr>
+              <w:t>1</w:t>
+            </w:r>
+          </w:p>
+        </w:tc>
+        <w:tc>
+          <w:tcPr>
+            <w:tcW w:w="8280" w:type="dxa"/>
+            <w:vAlign w:val="center"/>
+          </w:tcPr>
+          <w:p>
+            <w:pPr>
+              <w:spacing w:before="60" w:after="60"/>
+              <w:jc w:val="left"/>
+            </w:pPr>
+            <w:r/>
+            <w:r>
+              <w:rPr>
+                <w:rFonts w:ascii="Times New Roman" w:hAnsi="Times New Roman" w:cs="Times New Roman" w:eastAsia="Times New Roman"/>
+                <w:b w:val="0"/>
+                <w:i w:val="0"/>
+                <w:color w:val="000000"/>
+                <w:sz w:val="22"/>
+                <w:color w:val="000000"/>
+              </w:rPr>
+              <w:t>Click Feedbacks in the sidebar.</w:t>
+            </w:r>
+          </w:p>
+        </w:tc>
+      </w:tr>
+      <w:tr>
+        <w:tc>
+          <w:tcPr>
+            <w:tcW w:w="1080" w:type="dxa"/>
+            <w:vAlign w:val="center"/>
+          </w:tcPr>
+          <w:p>
+            <w:pPr>
+              <w:spacing w:before="60" w:after="60"/>
+              <w:jc w:val="center"/>
+            </w:pPr>
+            <w:r/>
+            <w:r>
+              <w:rPr>
+                <w:rFonts w:ascii="Times New Roman" w:hAnsi="Times New Roman" w:cs="Times New Roman" w:eastAsia="Times New Roman"/>
+                <w:b w:val="0"/>
+                <w:i w:val="0"/>
+                <w:color w:val="000000"/>
+                <w:sz w:val="22"/>
+                <w:color w:val="000000"/>
+              </w:rPr>
+              <w:t>2</w:t>
+            </w:r>
+          </w:p>
+        </w:tc>
+        <w:tc>
+          <w:tcPr>
+            <w:tcW w:w="8280" w:type="dxa"/>
+            <w:vAlign w:val="center"/>
+          </w:tcPr>
+          <w:p>
+            <w:pPr>
+              <w:spacing w:before="60" w:after="60"/>
+              <w:jc w:val="left"/>
+            </w:pPr>
+            <w:r/>
+            <w:r>
+              <w:rPr>
+                <w:rFonts w:ascii="Times New Roman" w:hAnsi="Times New Roman" w:cs="Times New Roman" w:eastAsia="Times New Roman"/>
+                <w:b w:val="0"/>
+                <w:i w:val="0"/>
+                <w:color w:val="000000"/>
+                <w:sz w:val="22"/>
+                <w:color w:val="000000"/>
+              </w:rPr>
+              <w:t>Verify rating, comments, owner name, sitter name, and date.</w:t>
+            </w:r>
+          </w:p>
+        </w:tc>
+      </w:tr>
+      <w:tr>
+        <w:tc>
+          <w:tcPr>
+            <w:tcW w:w="1080" w:type="dxa"/>
+            <w:vAlign w:val="center"/>
+          </w:tcPr>
+          <w:p>
+            <w:pPr>
+              <w:spacing w:before="60" w:after="60"/>
+              <w:jc w:val="center"/>
+            </w:pPr>
+            <w:r/>
+            <w:r>
+              <w:rPr>
+                <w:rFonts w:ascii="Times New Roman" w:hAnsi="Times New Roman" w:cs="Times New Roman" w:eastAsia="Times New Roman"/>
+                <w:b w:val="0"/>
+                <w:i w:val="0"/>
+                <w:color w:val="000000"/>
+                <w:sz w:val="22"/>
+                <w:color w:val="000000"/>
+              </w:rPr>
+              <w:t>3</w:t>
+            </w:r>
+          </w:p>
+        </w:tc>
+        <w:tc>
+          <w:tcPr>
+            <w:tcW w:w="8280" w:type="dxa"/>
+            <w:vAlign w:val="center"/>
+          </w:tcPr>
+          <w:p>
+            <w:pPr>
+              <w:spacing w:before="60" w:after="60"/>
+              <w:jc w:val="left"/>
+            </w:pPr>
+            <w:r/>
+            <w:r>
+              <w:rPr>
+                <w:rFonts w:ascii="Times New Roman" w:hAnsi="Times New Roman" w:cs="Times New Roman" w:eastAsia="Times New Roman"/>
+                <w:b w:val="0"/>
+                <w:i w:val="0"/>
+                <w:color w:val="000000"/>
+                <w:sz w:val="22"/>
+                <w:color w:val="000000"/>
+              </w:rPr>
+              <w:t>Filter by rating, or open the positive (4–5) and negative (below 4) summary cards.</w:t>
+            </w:r>
+          </w:p>
+        </w:tc>
+      </w:tr>
+      <w:tr>
+        <w:tc>
+          <w:tcPr>
+            <w:tcW w:w="1080" w:type="dxa"/>
+            <w:vAlign w:val="center"/>
+          </w:tcPr>
+          <w:p>
+            <w:pPr>
+              <w:spacing w:before="60" w:after="60"/>
+              <w:jc w:val="center"/>
+            </w:pPr>
+            <w:r/>
+            <w:r>
+              <w:rPr>
+                <w:rFonts w:ascii="Times New Roman" w:hAnsi="Times New Roman" w:cs="Times New Roman" w:eastAsia="Times New Roman"/>
+                <w:b w:val="0"/>
+                <w:i w:val="0"/>
+                <w:color w:val="000000"/>
+                <w:sz w:val="22"/>
+                <w:color w:val="000000"/>
+              </w:rPr>
+              <w:t>4</w:t>
+            </w:r>
+          </w:p>
+        </w:tc>
+        <w:tc>
+          <w:tcPr>
+            <w:tcW w:w="8280" w:type="dxa"/>
+            <w:vAlign w:val="center"/>
+          </w:tcPr>
+          <w:p>
+            <w:pPr>
+              <w:spacing w:before="60" w:after="60"/>
+              <w:jc w:val="left"/>
+            </w:pPr>
+            <w:r/>
+            <w:r>
+              <w:rPr>
+                <w:rFonts w:ascii="Times New Roman" w:hAnsi="Times New Roman" w:cs="Times New Roman" w:eastAsia="Times New Roman"/>
+                <w:b w:val="0"/>
+                <w:i w:val="0"/>
+                <w:color w:val="000000"/>
+                <w:sz w:val="22"/>
+                <w:color w:val="000000"/>
+              </w:rPr>
+              <w:t>To remove a record, click Delete, then confirm. Cancel leaves the feedback in the list.</w:t>
+            </w:r>
+          </w:p>
+        </w:tc>
+      </w:tr>
+    </w:tbl>
+    <w:p>
+      <w:pPr>
+        <w:spacing w:after="120"/>
+      </w:pPr>
+    </w:p>
+    <w:tbl>
+      <w:tblPr>
+        <w:tblW w:w="9360" w:type="dxa"/>
+        <w:jc w:val="center"/>
+        <w:tblBorders>
+          <w:top w:color="000000" w:space="0" w:sz="8" w:val="single"/>
+          <w:left w:color="000000" w:space="0" w:sz="8" w:val="single"/>
+          <w:bottom w:color="000000" w:space="0" w:sz="8" w:val="single"/>
+          <w:right w:color="000000" w:space="0" w:sz="8" w:val="single"/>
+          <w:insideH w:color="000000" w:space="0" w:sz="8" w:val="single"/>
+          <w:insideV w:color="000000" w:space="0" w:sz="8" w:val="single"/>
+        </w:tblBorders>
+        <w:tblLayout w:type="fixed"/>
+      </w:tblPr>
+      <w:tblGrid>
+        <w:gridCol w:w="9360"/>
+      </w:tblGrid>
+      <w:tr>
+        <w:trPr>
+          <w:trHeight w:val="3200" w:hRule="atLeast"/>
+        </w:trPr>
+        <w:tc>
+          <w:tcPr>
+            <w:tcW w:w="9360" w:type="dxa"/>
+            <w:vAlign w:val="center"/>
+          </w:tcPr>
+          <w:p>
+            <w:pPr>
+              <w:spacing w:before="360" w:after="360"/>
+              <w:jc w:val="center"/>
+            </w:pPr>
+            <w:r/>
+            <w:r>
+              <w:rPr>
+                <w:rFonts w:ascii="Times New Roman" w:hAnsi="Times New Roman" w:cs="Times New Roman" w:eastAsia="Times New Roman"/>
+                <w:b w:val="0"/>
+                <w:i/>
+                <w:color w:val="000000"/>
+                <w:sz w:val="22"/>
+                <w:color w:val="000000"/>
+              </w:rPr>
+              <w:t>Paste screenshot here</w:t>
+            </w:r>
+          </w:p>
+        </w:tc>
+      </w:tr>
+    </w:tbl>
+    <w:p>
+      <w:pPr>
+        <w:spacing w:before="80" w:after="240"/>
+        <w:jc w:val="center"/>
+      </w:pPr>
+      <w:r>
+        <w:rPr>
+          <w:rFonts w:ascii="Times New Roman" w:hAnsi="Times New Roman" w:cs="Times New Roman" w:eastAsia="Times New Roman"/>
+          <w:b w:val="0"/>
+          <w:i/>
+          <w:color w:val="000000"/>
+          <w:sz w:val="22"/>
+          <w:color w:val="000000"/>
+        </w:rPr>
+        <w:t>Figure 8. Feedbacks page</w:t>
+      </w:r>
+    </w:p>
+    <w:p>
+      <w:pPr>
+        <w:keepNext/>
+        <w:spacing w:before="320" w:after="120"/>
+        <w:jc w:val="left"/>
+      </w:pPr>
+      <w:r>
+        <w:rPr>
+          <w:rFonts w:ascii="Times New Roman" w:hAnsi="Times New Roman" w:cs="Times New Roman" w:eastAsia="Times New Roman"/>
+          <w:b/>
+          <w:i w:val="0"/>
+          <w:color w:val="000000"/>
+          <w:sz w:val="26"/>
+          <w:color w:val="000000"/>
+        </w:rPr>
+        <w:t>9. Profile and display settings</w:t>
+      </w:r>
+    </w:p>
+    <w:p>
+      <w:pPr>
+        <w:spacing w:before="0" w:after="160" w:line="276" w:lineRule="auto"/>
+        <w:jc w:val="both"/>
+      </w:pPr>
+      <w:r>
+        <w:rPr>
+          <w:rFonts w:ascii="Times New Roman" w:hAnsi="Times New Roman" w:cs="Times New Roman" w:eastAsia="Times New Roman"/>
+          <w:b w:val="0"/>
+          <w:i w:val="0"/>
+          <w:color w:val="000000"/>
+          <w:sz w:val="24"/>
+          <w:color w:val="000000"/>
+        </w:rPr>
+        <w:t>Purpose. The administrator email is display-only. Username and password may be changed. Display settings apply only to this browser.</w:t>
+      </w:r>
+    </w:p>
+    <w:p>
+      <w:pPr>
+        <w:spacing w:before="0" w:after="80" w:line="276" w:lineRule="auto"/>
+        <w:jc w:val="both"/>
+      </w:pPr>
+      <w:r>
+        <w:rPr>
+          <w:rFonts w:ascii="Times New Roman" w:hAnsi="Times New Roman" w:cs="Times New Roman" w:eastAsia="Times New Roman"/>
+          <w:b/>
+          <w:i w:val="0"/>
+          <w:color w:val="000000"/>
+          <w:sz w:val="24"/>
+          <w:color w:val="000000"/>
+        </w:rPr>
+        <w:t>Procedure</w:t>
+      </w:r>
+    </w:p>
+    <w:tbl>
+      <w:tblPr>
+        <w:tblW w:w="9360" w:type="dxa"/>
+        <w:jc w:val="center"/>
+        <w:tblBorders>
+          <w:top w:color="000000" w:space="0" w:sz="8" w:val="single"/>
+          <w:left w:color="000000" w:space="0" w:sz="8" w:val="single"/>
+          <w:bottom w:color="000000" w:space="0" w:sz="8" w:val="single"/>
+          <w:right w:color="000000" w:space="0" w:sz="8" w:val="single"/>
+          <w:insideH w:color="000000" w:space="0" w:sz="8" w:val="single"/>
+          <w:insideV w:color="000000" w:space="0" w:sz="8" w:val="single"/>
+        </w:tblBorders>
+        <w:tblLayout w:type="fixed"/>
+      </w:tblPr>
+      <w:tblGrid>
+        <w:gridCol w:w="1080"/>
+        <w:gridCol w:w="8280"/>
+      </w:tblGrid>
+      <w:tr>
+        <w:tc>
+          <w:tcPr>
+            <w:tcW w:w="1080" w:type="dxa"/>
+            <w:vAlign w:val="center"/>
+          </w:tcPr>
+          <w:p>
+            <w:pPr>
+              <w:spacing w:before="60" w:after="60"/>
+              <w:jc w:val="center"/>
+            </w:pPr>
+            <w:r/>
+            <w:r>
+              <w:rPr>
+                <w:rFonts w:ascii="Times New Roman" w:hAnsi="Times New Roman" w:cs="Times New Roman" w:eastAsia="Times New Roman"/>
+                <w:b/>
+                <w:i w:val="0"/>
+                <w:color w:val="000000"/>
+                <w:sz w:val="22"/>
+                <w:color w:val="000000"/>
+              </w:rPr>
+              <w:t>Step</w:t>
+            </w:r>
+          </w:p>
+        </w:tc>
+        <w:tc>
+          <w:tcPr>
+            <w:tcW w:w="8280" w:type="dxa"/>
+            <w:vAlign w:val="center"/>
+          </w:tcPr>
+          <w:p>
+            <w:pPr>
+              <w:spacing w:before="60" w:after="60"/>
+              <w:jc w:val="center"/>
+            </w:pPr>
+            <w:r/>
+            <w:r>
+              <w:rPr>
+                <w:rFonts w:ascii="Times New Roman" w:hAnsi="Times New Roman" w:cs="Times New Roman" w:eastAsia="Times New Roman"/>
+                <w:b/>
+                <w:i w:val="0"/>
+                <w:color w:val="000000"/>
+                <w:sz w:val="22"/>
+                <w:color w:val="000000"/>
+              </w:rPr>
+              <w:t>Action</w:t>
+            </w:r>
+          </w:p>
+        </w:tc>
+      </w:tr>
+      <w:tr>
+        <w:tc>
+          <w:tcPr>
+            <w:tcW w:w="1080" w:type="dxa"/>
+            <w:vAlign w:val="center"/>
+          </w:tcPr>
+          <w:p>
+            <w:pPr>
+              <w:spacing w:before="60" w:after="60"/>
+              <w:jc w:val="center"/>
+            </w:pPr>
+            <w:r/>
+            <w:r>
+              <w:rPr>
+                <w:rFonts w:ascii="Times New Roman" w:hAnsi="Times New Roman" w:cs="Times New Roman" w:eastAsia="Times New Roman"/>
+                <w:b w:val="0"/>
+                <w:i w:val="0"/>
+                <w:color w:val="000000"/>
+                <w:sz w:val="22"/>
+                <w:color w:val="000000"/>
+              </w:rPr>
+              <w:t>1</w:t>
+            </w:r>
+          </w:p>
+        </w:tc>
+        <w:tc>
+          <w:tcPr>
+            <w:tcW w:w="8280" w:type="dxa"/>
+            <w:vAlign w:val="center"/>
+          </w:tcPr>
+          <w:p>
+            <w:pPr>
+              <w:spacing w:before="60" w:after="60"/>
+              <w:jc w:val="left"/>
+            </w:pPr>
+            <w:r/>
+            <w:r>
+              <w:rPr>
+                <w:rFonts w:ascii="Times New Roman" w:hAnsi="Times New Roman" w:cs="Times New Roman" w:eastAsia="Times New Roman"/>
+                <w:b w:val="0"/>
+                <w:i w:val="0"/>
+                <w:color w:val="000000"/>
+                <w:sz w:val="22"/>
+                <w:color w:val="000000"/>
+              </w:rPr>
+              <w:t>Open Profile. Confirm that the email cannot be edited.</w:t>
+            </w:r>
+          </w:p>
+        </w:tc>
+      </w:tr>
+      <w:tr>
+        <w:tc>
+          <w:tcPr>
+            <w:tcW w:w="1080" w:type="dxa"/>
+            <w:vAlign w:val="center"/>
+          </w:tcPr>
+          <w:p>
+            <w:pPr>
+              <w:spacing w:before="60" w:after="60"/>
+              <w:jc w:val="center"/>
+            </w:pPr>
+            <w:r/>
+            <w:r>
+              <w:rPr>
+                <w:rFonts w:ascii="Times New Roman" w:hAnsi="Times New Roman" w:cs="Times New Roman" w:eastAsia="Times New Roman"/>
+                <w:b w:val="0"/>
+                <w:i w:val="0"/>
+                <w:color w:val="000000"/>
+                <w:sz w:val="22"/>
+                <w:color w:val="000000"/>
+              </w:rPr>
+              <w:t>2</w:t>
+            </w:r>
+          </w:p>
+        </w:tc>
+        <w:tc>
+          <w:tcPr>
+            <w:tcW w:w="8280" w:type="dxa"/>
+            <w:vAlign w:val="center"/>
+          </w:tcPr>
+          <w:p>
+            <w:pPr>
+              <w:spacing w:before="60" w:after="60"/>
+              <w:jc w:val="left"/>
+            </w:pPr>
+            <w:r/>
+            <w:r>
+              <w:rPr>
+                <w:rFonts w:ascii="Times New Roman" w:hAnsi="Times New Roman" w:cs="Times New Roman" w:eastAsia="Times New Roman"/>
+                <w:b w:val="0"/>
+                <w:i w:val="0"/>
+                <w:color w:val="000000"/>
+                <w:sz w:val="22"/>
+                <w:color w:val="000000"/>
+              </w:rPr>
+              <w:t>To change the username, enter a new username and the current password, then save.</w:t>
+            </w:r>
+          </w:p>
+        </w:tc>
+      </w:tr>
+      <w:tr>
+        <w:tc>
+          <w:tcPr>
+            <w:tcW w:w="1080" w:type="dxa"/>
+            <w:vAlign w:val="center"/>
+          </w:tcPr>
+          <w:p>
+            <w:pPr>
+              <w:spacing w:before="60" w:after="60"/>
+              <w:jc w:val="center"/>
+            </w:pPr>
+            <w:r/>
+            <w:r>
+              <w:rPr>
+                <w:rFonts w:ascii="Times New Roman" w:hAnsi="Times New Roman" w:cs="Times New Roman" w:eastAsia="Times New Roman"/>
+                <w:b w:val="0"/>
+                <w:i w:val="0"/>
+                <w:color w:val="000000"/>
+                <w:sz w:val="22"/>
+                <w:color w:val="000000"/>
+              </w:rPr>
+              <w:t>3</w:t>
+            </w:r>
+          </w:p>
+        </w:tc>
+        <w:tc>
+          <w:tcPr>
+            <w:tcW w:w="8280" w:type="dxa"/>
+            <w:vAlign w:val="center"/>
+          </w:tcPr>
+          <w:p>
+            <w:pPr>
+              <w:spacing w:before="60" w:after="60"/>
+              <w:jc w:val="left"/>
+            </w:pPr>
+            <w:r/>
+            <w:r>
+              <w:rPr>
+                <w:rFonts w:ascii="Times New Roman" w:hAnsi="Times New Roman" w:cs="Times New Roman" w:eastAsia="Times New Roman"/>
+                <w:b w:val="0"/>
+                <w:i w:val="0"/>
+                <w:color w:val="000000"/>
+                <w:sz w:val="22"/>
+                <w:color w:val="000000"/>
+              </w:rPr>
+              <w:t>To change the password, enter the current password and a new password of at least eight characters with uppercase, lowercase, a digit, and a special character. Confirm the new password and save.</w:t>
+            </w:r>
+          </w:p>
+        </w:tc>
+      </w:tr>
+      <w:tr>
+        <w:tc>
+          <w:tcPr>
+            <w:tcW w:w="1080" w:type="dxa"/>
+            <w:vAlign w:val="center"/>
+          </w:tcPr>
+          <w:p>
+            <w:pPr>
+              <w:spacing w:before="60" w:after="60"/>
+              <w:jc w:val="center"/>
+            </w:pPr>
+            <w:r/>
+            <w:r>
+              <w:rPr>
+                <w:rFonts w:ascii="Times New Roman" w:hAnsi="Times New Roman" w:cs="Times New Roman" w:eastAsia="Times New Roman"/>
+                <w:b w:val="0"/>
+                <w:i w:val="0"/>
+                <w:color w:val="000000"/>
+                <w:sz w:val="22"/>
+                <w:color w:val="000000"/>
+              </w:rPr>
+              <w:t>4</w:t>
+            </w:r>
+          </w:p>
+        </w:tc>
+        <w:tc>
+          <w:tcPr>
+            <w:tcW w:w="8280" w:type="dxa"/>
+            <w:vAlign w:val="center"/>
+          </w:tcPr>
+          <w:p>
+            <w:pPr>
+              <w:spacing w:before="60" w:after="60"/>
+              <w:jc w:val="left"/>
+            </w:pPr>
+            <w:r/>
+            <w:r>
+              <w:rPr>
+                <w:rFonts w:ascii="Times New Roman" w:hAnsi="Times New Roman" w:cs="Times New Roman" w:eastAsia="Times New Roman"/>
+                <w:b w:val="0"/>
+                <w:i w:val="0"/>
+                <w:color w:val="000000"/>
+                <w:sz w:val="22"/>
+                <w:color w:val="000000"/>
+              </w:rPr>
+              <w:t>Open Settings. Select Large font if required, enable Dark mode if required, and save. These choices do not change the mobile applications.</w:t>
+            </w:r>
+          </w:p>
+        </w:tc>
+      </w:tr>
+    </w:tbl>
+    <w:p>
+      <w:pPr>
+        <w:spacing w:after="120"/>
+      </w:pPr>
+    </w:p>
+    <w:tbl>
+      <w:tblPr>
+        <w:tblW w:w="9360" w:type="dxa"/>
+        <w:jc w:val="center"/>
+        <w:tblBorders>
+          <w:top w:color="000000" w:space="0" w:sz="8" w:val="single"/>
+          <w:left w:color="000000" w:space="0" w:sz="8" w:val="single"/>
+          <w:bottom w:color="000000" w:space="0" w:sz="8" w:val="single"/>
+          <w:right w:color="000000" w:space="0" w:sz="8" w:val="single"/>
+          <w:insideH w:color="000000" w:space="0" w:sz="8" w:val="single"/>
+          <w:insideV w:color="000000" w:space="0" w:sz="8" w:val="single"/>
+        </w:tblBorders>
+        <w:tblLayout w:type="fixed"/>
+      </w:tblPr>
+      <w:tblGrid>
+        <w:gridCol w:w="9360"/>
+      </w:tblGrid>
+      <w:tr>
+        <w:trPr>
+          <w:trHeight w:val="3200" w:hRule="atLeast"/>
+        </w:trPr>
+        <w:tc>
+          <w:tcPr>
+            <w:tcW w:w="9360" w:type="dxa"/>
+            <w:vAlign w:val="center"/>
+          </w:tcPr>
+          <w:p>
+            <w:pPr>
+              <w:spacing w:before="360" w:after="360"/>
+              <w:jc w:val="center"/>
+            </w:pPr>
+            <w:r/>
+            <w:r>
+              <w:rPr>
+                <w:rFonts w:ascii="Times New Roman" w:hAnsi="Times New Roman" w:cs="Times New Roman" w:eastAsia="Times New Roman"/>
+                <w:b w:val="0"/>
+                <w:i/>
+                <w:color w:val="000000"/>
+                <w:sz w:val="22"/>
+                <w:color w:val="000000"/>
+              </w:rPr>
+              <w:t>Paste screenshot here</w:t>
+            </w:r>
+          </w:p>
+        </w:tc>
+      </w:tr>
+    </w:tbl>
+    <w:p>
+      <w:pPr>
+        <w:spacing w:before="80" w:after="240"/>
+        <w:jc w:val="center"/>
+      </w:pPr>
+      <w:r>
+        <w:rPr>
+          <w:rFonts w:ascii="Times New Roman" w:hAnsi="Times New Roman" w:cs="Times New Roman" w:eastAsia="Times New Roman"/>
+          <w:b w:val="0"/>
+          <w:i/>
+          <w:color w:val="000000"/>
+          <w:sz w:val="22"/>
+          <w:color w:val="000000"/>
+        </w:rPr>
+        <w:t>Figure 9a. Administrator Profile</w:t>
+      </w:r>
+    </w:p>
+    <w:tbl>
+      <w:tblPr>
+        <w:tblW w:w="9360" w:type="dxa"/>
+        <w:jc w:val="center"/>
+        <w:tblBorders>
+          <w:top w:color="000000" w:space="0" w:sz="8" w:val="single"/>
+          <w:left w:color="000000" w:space="0" w:sz="8" w:val="single"/>
+          <w:bottom w:color="000000" w:space="0" w:sz="8" w:val="single"/>
+          <w:right w:color="000000" w:space="0" w:sz="8" w:val="single"/>
+          <w:insideH w:color="000000" w:space="0" w:sz="8" w:val="single"/>
+          <w:insideV w:color="000000" w:space="0" w:sz="8" w:val="single"/>
+        </w:tblBorders>
+        <w:tblLayout w:type="fixed"/>
+      </w:tblPr>
+      <w:tblGrid>
+        <w:gridCol w:w="9360"/>
+      </w:tblGrid>
+      <w:tr>
+        <w:trPr>
+          <w:trHeight w:val="3200" w:hRule="atLeast"/>
+        </w:trPr>
+        <w:tc>
+          <w:tcPr>
+            <w:tcW w:w="9360" w:type="dxa"/>
+            <w:vAlign w:val="center"/>
+          </w:tcPr>
+          <w:p>
+            <w:pPr>
+              <w:spacing w:before="360" w:after="360"/>
+              <w:jc w:val="center"/>
+            </w:pPr>
+            <w:r/>
+            <w:r>
+              <w:rPr>
+                <w:rFonts w:ascii="Times New Roman" w:hAnsi="Times New Roman" w:cs="Times New Roman" w:eastAsia="Times New Roman"/>
+                <w:b w:val="0"/>
+                <w:i/>
+                <w:color w:val="000000"/>
+                <w:sz w:val="22"/>
+                <w:color w:val="000000"/>
+              </w:rPr>
+              <w:t>Paste screenshot here</w:t>
+            </w:r>
+          </w:p>
+        </w:tc>
+      </w:tr>
+    </w:tbl>
+    <w:p>
+      <w:pPr>
+        <w:spacing w:before="80" w:after="240"/>
+        <w:jc w:val="center"/>
+      </w:pPr>
+      <w:r>
+        <w:rPr>
+          <w:rFonts w:ascii="Times New Roman" w:hAnsi="Times New Roman" w:cs="Times New Roman" w:eastAsia="Times New Roman"/>
+          <w:b w:val="0"/>
+          <w:i/>
+          <w:color w:val="000000"/>
+          <w:sz w:val="22"/>
+          <w:color w:val="000000"/>
+        </w:rPr>
+        <w:t>Figure 9b. Administrator Settings</w:t>
+      </w:r>
+    </w:p>
+    <w:p>
+      <w:pPr>
+        <w:keepNext/>
+        <w:spacing w:before="320" w:after="120"/>
+        <w:jc w:val="left"/>
+      </w:pPr>
+      <w:r>
+        <w:rPr>
+          <w:rFonts w:ascii="Times New Roman" w:hAnsi="Times New Roman" w:cs="Times New Roman" w:eastAsia="Times New Roman"/>
+          <w:b/>
+          <w:i w:val="0"/>
+          <w:color w:val="000000"/>
+          <w:sz w:val="26"/>
+          <w:color w:val="000000"/>
+        </w:rPr>
+        <w:t>10. Signing out</w:t>
+      </w:r>
+    </w:p>
+    <w:p>
+      <w:pPr>
+        <w:spacing w:before="0" w:after="160" w:line="276" w:lineRule="auto"/>
+        <w:jc w:val="both"/>
+      </w:pPr>
+      <w:r>
+        <w:rPr>
+          <w:rFonts w:ascii="Times New Roman" w:hAnsi="Times New Roman" w:cs="Times New Roman" w:eastAsia="Times New Roman"/>
+          <w:b w:val="0"/>
+          <w:i w:val="0"/>
+          <w:color w:val="000000"/>
+          <w:sz w:val="24"/>
+          <w:color w:val="000000"/>
+        </w:rPr>
+        <w:t>Purpose. Signing out ends the administrator session lock so the account may be used on another device.</w:t>
+      </w:r>
+    </w:p>
+    <w:p>
+      <w:pPr>
+        <w:spacing w:before="0" w:after="80" w:line="276" w:lineRule="auto"/>
+        <w:jc w:val="both"/>
+      </w:pPr>
+      <w:r>
+        <w:rPr>
+          <w:rFonts w:ascii="Times New Roman" w:hAnsi="Times New Roman" w:cs="Times New Roman" w:eastAsia="Times New Roman"/>
+          <w:b/>
+          <w:i w:val="0"/>
+          <w:color w:val="000000"/>
+          <w:sz w:val="24"/>
+          <w:color w:val="000000"/>
+        </w:rPr>
+        <w:t>Procedure</w:t>
+      </w:r>
+    </w:p>
+    <w:tbl>
+      <w:tblPr>
+        <w:tblW w:w="9360" w:type="dxa"/>
+        <w:jc w:val="center"/>
+        <w:tblBorders>
+          <w:top w:color="000000" w:space="0" w:sz="8" w:val="single"/>
+          <w:left w:color="000000" w:space="0" w:sz="8" w:val="single"/>
+          <w:bottom w:color="000000" w:space="0" w:sz="8" w:val="single"/>
+          <w:right w:color="000000" w:space="0" w:sz="8" w:val="single"/>
+          <w:insideH w:color="000000" w:space="0" w:sz="8" w:val="single"/>
+          <w:insideV w:color="000000" w:space="0" w:sz="8" w:val="single"/>
+        </w:tblBorders>
+        <w:tblLayout w:type="fixed"/>
+      </w:tblPr>
+      <w:tblGrid>
+        <w:gridCol w:w="1080"/>
+        <w:gridCol w:w="8280"/>
+      </w:tblGrid>
+      <w:tr>
+        <w:tc>
+          <w:tcPr>
+            <w:tcW w:w="1080" w:type="dxa"/>
+            <w:vAlign w:val="center"/>
+          </w:tcPr>
+          <w:p>
+            <w:pPr>
+              <w:spacing w:before="60" w:after="60"/>
+              <w:jc w:val="center"/>
+            </w:pPr>
+            <w:r/>
+            <w:r>
+              <w:rPr>
+                <w:rFonts w:ascii="Times New Roman" w:hAnsi="Times New Roman" w:cs="Times New Roman" w:eastAsia="Times New Roman"/>
+                <w:b/>
+                <w:i w:val="0"/>
+                <w:color w:val="000000"/>
+                <w:sz w:val="22"/>
+                <w:color w:val="000000"/>
+              </w:rPr>
+              <w:t>Step</w:t>
+            </w:r>
+          </w:p>
+        </w:tc>
+        <w:tc>
+          <w:tcPr>
+            <w:tcW w:w="8280" w:type="dxa"/>
+            <w:vAlign w:val="center"/>
+          </w:tcPr>
+          <w:p>
+            <w:pPr>
+              <w:spacing w:before="60" w:after="60"/>
+              <w:jc w:val="center"/>
+            </w:pPr>
+            <w:r/>
+            <w:r>
+              <w:rPr>
+                <w:rFonts w:ascii="Times New Roman" w:hAnsi="Times New Roman" w:cs="Times New Roman" w:eastAsia="Times New Roman"/>
+                <w:b/>
+                <w:i w:val="0"/>
+                <w:color w:val="000000"/>
+                <w:sz w:val="22"/>
+                <w:color w:val="000000"/>
+              </w:rPr>
+              <w:t>Action</w:t>
+            </w:r>
+          </w:p>
+        </w:tc>
+      </w:tr>
+      <w:tr>
+        <w:tc>
+          <w:tcPr>
+            <w:tcW w:w="1080" w:type="dxa"/>
+            <w:vAlign w:val="center"/>
+          </w:tcPr>
+          <w:p>
+            <w:pPr>
+              <w:spacing w:before="60" w:after="60"/>
+              <w:jc w:val="center"/>
+            </w:pPr>
+            <w:r/>
+            <w:r>
+              <w:rPr>
+                <w:rFonts w:ascii="Times New Roman" w:hAnsi="Times New Roman" w:cs="Times New Roman" w:eastAsia="Times New Roman"/>
+                <w:b w:val="0"/>
+                <w:i w:val="0"/>
+                <w:color w:val="000000"/>
+                <w:sz w:val="22"/>
+                <w:color w:val="000000"/>
+              </w:rPr>
+              <w:t>1</w:t>
+            </w:r>
+          </w:p>
+        </w:tc>
+        <w:tc>
+          <w:tcPr>
+            <w:tcW w:w="8280" w:type="dxa"/>
+            <w:vAlign w:val="center"/>
+          </w:tcPr>
+          <w:p>
+            <w:pPr>
+              <w:spacing w:before="60" w:after="60"/>
+              <w:jc w:val="left"/>
+            </w:pPr>
+            <w:r/>
+            <w:r>
+              <w:rPr>
+                <w:rFonts w:ascii="Times New Roman" w:hAnsi="Times New Roman" w:cs="Times New Roman" w:eastAsia="Times New Roman"/>
+                <w:b w:val="0"/>
+                <w:i w:val="0"/>
+                <w:color w:val="000000"/>
+                <w:sz w:val="22"/>
+                <w:color w:val="000000"/>
+              </w:rPr>
+              <w:t>Click Log out in the sidebar.</w:t>
+            </w:r>
+          </w:p>
+        </w:tc>
+      </w:tr>
+      <w:tr>
+        <w:tc>
+          <w:tcPr>
+            <w:tcW w:w="1080" w:type="dxa"/>
+            <w:vAlign w:val="center"/>
+          </w:tcPr>
+          <w:p>
+            <w:pPr>
+              <w:spacing w:before="60" w:after="60"/>
+              <w:jc w:val="center"/>
+            </w:pPr>
+            <w:r/>
+            <w:r>
+              <w:rPr>
+                <w:rFonts w:ascii="Times New Roman" w:hAnsi="Times New Roman" w:cs="Times New Roman" w:eastAsia="Times New Roman"/>
+                <w:b w:val="0"/>
+                <w:i w:val="0"/>
+                <w:color w:val="000000"/>
+                <w:sz w:val="22"/>
+                <w:color w:val="000000"/>
+              </w:rPr>
+              <w:t>2</w:t>
+            </w:r>
+          </w:p>
+        </w:tc>
+        <w:tc>
+          <w:tcPr>
+            <w:tcW w:w="8280" w:type="dxa"/>
+            <w:vAlign w:val="center"/>
+          </w:tcPr>
+          <w:p>
+            <w:pPr>
+              <w:spacing w:before="60" w:after="60"/>
+              <w:jc w:val="left"/>
+            </w:pPr>
+            <w:r/>
+            <w:r>
+              <w:rPr>
+                <w:rFonts w:ascii="Times New Roman" w:hAnsi="Times New Roman" w:cs="Times New Roman" w:eastAsia="Times New Roman"/>
+                <w:b w:val="0"/>
+                <w:i w:val="0"/>
+                <w:color w:val="000000"/>
+                <w:sz w:val="22"/>
+                <w:color w:val="000000"/>
+              </w:rPr>
+              <w:t>Confirm that the login page is displayed.</w:t>
+            </w:r>
+          </w:p>
+        </w:tc>
+      </w:tr>
+      <w:tr>
+        <w:tc>
+          <w:tcPr>
+            <w:tcW w:w="1080" w:type="dxa"/>
+            <w:vAlign w:val="center"/>
+          </w:tcPr>
+          <w:p>
+            <w:pPr>
+              <w:spacing w:before="60" w:after="60"/>
+              <w:jc w:val="center"/>
+            </w:pPr>
+            <w:r/>
+            <w:r>
+              <w:rPr>
+                <w:rFonts w:ascii="Times New Roman" w:hAnsi="Times New Roman" w:cs="Times New Roman" w:eastAsia="Times New Roman"/>
+                <w:b w:val="0"/>
+                <w:i w:val="0"/>
+                <w:color w:val="000000"/>
+                <w:sz w:val="22"/>
+                <w:color w:val="000000"/>
+              </w:rPr>
+              <w:t>3</w:t>
+            </w:r>
+          </w:p>
+        </w:tc>
+        <w:tc>
+          <w:tcPr>
+            <w:tcW w:w="8280" w:type="dxa"/>
+            <w:vAlign w:val="center"/>
+          </w:tcPr>
+          <w:p>
+            <w:pPr>
+              <w:spacing w:before="60" w:after="60"/>
+              <w:jc w:val="left"/>
+            </w:pPr>
+            <w:r/>
+            <w:r>
+              <w:rPr>
+                <w:rFonts w:ascii="Times New Roman" w:hAnsi="Times New Roman" w:cs="Times New Roman" w:eastAsia="Times New Roman"/>
+                <w:b w:val="0"/>
+                <w:i w:val="0"/>
+                <w:color w:val="000000"/>
+                <w:sz w:val="22"/>
+                <w:color w:val="000000"/>
+              </w:rPr>
+              <w:t>Attempt to open a protected route such as /bookings and confirm that it returns to login.</w:t>
+            </w:r>
+          </w:p>
+        </w:tc>
+      </w:tr>
+    </w:tbl>
+    <w:p>
+      <w:pPr>
+        <w:spacing w:after="120"/>
+      </w:pPr>
+    </w:p>
+    <w:tbl>
+      <w:tblPr>
+        <w:tblW w:w="9360" w:type="dxa"/>
+        <w:jc w:val="center"/>
+        <w:tblBorders>
+          <w:top w:color="000000" w:space="0" w:sz="8" w:val="single"/>
+          <w:left w:color="000000" w:space="0" w:sz="8" w:val="single"/>
+          <w:bottom w:color="000000" w:space="0" w:sz="8" w:val="single"/>
+          <w:right w:color="000000" w:space="0" w:sz="8" w:val="single"/>
+          <w:insideH w:color="000000" w:space="0" w:sz="8" w:val="single"/>
+          <w:insideV w:color="000000" w:space="0" w:sz="8" w:val="single"/>
+        </w:tblBorders>
+        <w:tblLayout w:type="fixed"/>
+      </w:tblPr>
+      <w:tblGrid>
+        <w:gridCol w:w="9360"/>
+      </w:tblGrid>
+      <w:tr>
+        <w:trPr>
+          <w:trHeight w:val="3200" w:hRule="atLeast"/>
+        </w:trPr>
+        <w:tc>
+          <w:tcPr>
+            <w:tcW w:w="9360" w:type="dxa"/>
+            <w:vAlign w:val="center"/>
+          </w:tcPr>
+          <w:p>
+            <w:pPr>
+              <w:spacing w:before="360" w:after="360"/>
+              <w:jc w:val="center"/>
+            </w:pPr>
+            <w:r/>
+            <w:r>
+              <w:rPr>
+                <w:rFonts w:ascii="Times New Roman" w:hAnsi="Times New Roman" w:cs="Times New Roman" w:eastAsia="Times New Roman"/>
+                <w:b w:val="0"/>
+                <w:i/>
+                <w:color w:val="000000"/>
+                <w:sz w:val="22"/>
+                <w:color w:val="000000"/>
+              </w:rPr>
+              <w:t>Paste screenshot here</w:t>
+            </w:r>
+          </w:p>
+        </w:tc>
+      </w:tr>
+    </w:tbl>
+    <w:p>
+      <w:pPr>
+        <w:spacing w:before="80" w:after="240"/>
+        <w:jc w:val="center"/>
+      </w:pPr>
+      <w:r>
+        <w:rPr>
+          <w:rFonts w:ascii="Times New Roman" w:hAnsi="Times New Roman" w:cs="Times New Roman" w:eastAsia="Times New Roman"/>
+          <w:b w:val="0"/>
+          <w:i/>
+          <w:color w:val="000000"/>
+          <w:sz w:val="22"/>
+          <w:color w:val="000000"/>
+        </w:rPr>
+        <w:t>Figure 10. Administrator login page after sign-out</w:t>
+      </w:r>
+    </w:p>
+    <w:p>
+      <w:pPr>
+        <w:keepNext/>
+        <w:spacing w:before="320" w:after="160"/>
+        <w:jc w:val="left"/>
+      </w:pPr>
+      <w:r>
+        <w:rPr>
+          <w:rFonts w:ascii="Times New Roman" w:hAnsi="Times New Roman" w:cs="Times New Roman" w:eastAsia="Times New Roman"/>
+          <w:b/>
+          <w:i w:val="0"/>
+          <w:color w:val="000000"/>
+          <w:sz w:val="26"/>
+          <w:color w:val="000000"/>
+        </w:rPr>
+        <w:t>11. Role map between mobile and web</w:t>
+      </w:r>
+    </w:p>
+    <w:p>
+      <w:pPr>
+        <w:spacing w:before="0" w:after="160" w:line="276" w:lineRule="auto"/>
+        <w:jc w:val="both"/>
+      </w:pPr>
+      <w:r>
+        <w:rPr>
+          <w:rFonts w:ascii="Times New Roman" w:hAnsi="Times New Roman" w:cs="Times New Roman" w:eastAsia="Times New Roman"/>
+          <w:b w:val="0"/>
+          <w:i w:val="0"/>
+          <w:color w:val="000000"/>
+          <w:sz w:val="24"/>
+          <w:color w:val="000000"/>
+        </w:rPr>
+        <w:t>Use this map when a demonstration moves between the mobile application and the web panel.</w:t>
+      </w:r>
+    </w:p>
+    <w:tbl>
+      <w:tblPr>
+        <w:tblW w:w="9360" w:type="dxa"/>
+        <w:jc w:val="center"/>
+        <w:tblBorders>
+          <w:top w:color="000000" w:space="0" w:sz="8" w:val="single"/>
+          <w:left w:color="000000" w:space="0" w:sz="8" w:val="single"/>
+          <w:bottom w:color="000000" w:space="0" w:sz="8" w:val="single"/>
+          <w:right w:color="000000" w:space="0" w:sz="8" w:val="single"/>
+          <w:insideH w:color="000000" w:space="0" w:sz="8" w:val="single"/>
+          <w:insideV w:color="000000" w:space="0" w:sz="8" w:val="single"/>
+        </w:tblBorders>
+        <w:tblLayout w:type="fixed"/>
+      </w:tblPr>
+      <w:tblGrid>
+        <w:gridCol w:w="3960"/>
+        <w:gridCol w:w="2160"/>
+        <w:gridCol w:w="3240"/>
+      </w:tblGrid>
+      <w:tr>
+        <w:tc>
+          <w:tcPr>
+            <w:tcW w:w="3960" w:type="dxa"/>
+            <w:vAlign w:val="center"/>
+          </w:tcPr>
+          <w:p>
+            <w:pPr>
+              <w:spacing w:before="60" w:after="60"/>
+              <w:jc w:val="center"/>
+            </w:pPr>
+            <w:r/>
+            <w:r>
+              <w:rPr>
+                <w:rFonts w:ascii="Times New Roman" w:hAnsi="Times New Roman" w:cs="Times New Roman" w:eastAsia="Times New Roman"/>
+                <w:b/>
+                <w:i w:val="0"/>
+                <w:color w:val="000000"/>
+                <w:sz w:val="22"/>
+                <w:color w:val="000000"/>
+              </w:rPr>
+              <w:t>Live flow</w:t>
+            </w:r>
+          </w:p>
+        </w:tc>
+        <w:tc>
+          <w:tcPr>
+            <w:tcW w:w="2160" w:type="dxa"/>
+            <w:vAlign w:val="center"/>
+          </w:tcPr>
+          <w:p>
+            <w:pPr>
+              <w:spacing w:before="60" w:after="60"/>
+              <w:jc w:val="center"/>
+            </w:pPr>
+            <w:r/>
+            <w:r>
+              <w:rPr>
+                <w:rFonts w:ascii="Times New Roman" w:hAnsi="Times New Roman" w:cs="Times New Roman" w:eastAsia="Times New Roman"/>
+                <w:b/>
+                <w:i w:val="0"/>
+                <w:color w:val="000000"/>
+                <w:sz w:val="22"/>
+                <w:color w:val="000000"/>
+              </w:rPr>
+              <w:t>Actor</w:t>
+            </w:r>
+          </w:p>
+        </w:tc>
+        <w:tc>
+          <w:tcPr>
+            <w:tcW w:w="3240" w:type="dxa"/>
+            <w:vAlign w:val="center"/>
+          </w:tcPr>
+          <w:p>
+            <w:pPr>
+              <w:spacing w:before="60" w:after="60"/>
+              <w:jc w:val="center"/>
+            </w:pPr>
+            <w:r/>
+            <w:r>
+              <w:rPr>
+                <w:rFonts w:ascii="Times New Roman" w:hAnsi="Times New Roman" w:cs="Times New Roman" w:eastAsia="Times New Roman"/>
+                <w:b/>
+                <w:i w:val="0"/>
+                <w:color w:val="000000"/>
+                <w:sz w:val="22"/>
+                <w:color w:val="000000"/>
               </w:rPr>
               <w:t>Where</w:t>
             </w:r>
@@ -1479,19 +5334,23 @@
       <w:tr>
         <w:tc>
           <w:tcPr>
-            <w:tcW w:type="dxa" w:w="3364"/>
+            <w:tcW w:w="3960" w:type="dxa"/>
             <w:vAlign w:val="center"/>
           </w:tcPr>
           <w:p>
             <w:pPr>
-              <w:spacing w:before="20" w:after="20" w:line="252" w:lineRule="auto"/>
+              <w:spacing w:before="60" w:after="60"/>
+              <w:jc w:val="left"/>
             </w:pPr>
             <w:r/>
             <w:r>
               <w:rPr>
-                <w:rFonts w:ascii="Calibri" w:hAnsi="Calibri" w:eastAsia="Calibri"/>
+                <w:rFonts w:ascii="Times New Roman" w:hAnsi="Times New Roman" w:cs="Times New Roman" w:eastAsia="Times New Roman"/>
                 <w:b w:val="0"/>
+                <w:i w:val="0"/>
+                <w:color w:val="000000"/>
                 <w:sz w:val="20"/>
+                <w:color w:val="000000"/>
               </w:rPr>
               <w:t>Owner creates an account, pet, and booking</w:t>
             </w:r>
@@ -1499,19 +5358,23 @@
         </w:tc>
         <w:tc>
           <w:tcPr>
-            <w:tcW w:type="dxa" w:w="3364"/>
+            <w:tcW w:w="2160" w:type="dxa"/>
             <w:vAlign w:val="center"/>
           </w:tcPr>
           <w:p>
             <w:pPr>
-              <w:spacing w:before="20" w:after="20" w:line="252" w:lineRule="auto"/>
+              <w:spacing w:before="60" w:after="60"/>
+              <w:jc w:val="left"/>
             </w:pPr>
             <w:r/>
             <w:r>
               <w:rPr>
-                <w:rFonts w:ascii="Calibri" w:hAnsi="Calibri" w:eastAsia="Calibri"/>
+                <w:rFonts w:ascii="Times New Roman" w:hAnsi="Times New Roman" w:cs="Times New Roman" w:eastAsia="Times New Roman"/>
                 <w:b w:val="0"/>
+                <w:i w:val="0"/>
+                <w:color w:val="000000"/>
                 <w:sz w:val="20"/>
+                <w:color w:val="000000"/>
               </w:rPr>
               <w:t>Pet Owner</w:t>
             </w:r>
@@ -1519,19 +5382,23 @@
         </w:tc>
         <w:tc>
           <w:tcPr>
-            <w:tcW w:type="dxa" w:w="3364"/>
+            <w:tcW w:w="3240" w:type="dxa"/>
             <w:vAlign w:val="center"/>
           </w:tcPr>
           <w:p>
             <w:pPr>
-              <w:spacing w:before="20" w:after="20" w:line="252" w:lineRule="auto"/>
+              <w:spacing w:before="60" w:after="60"/>
+              <w:jc w:val="left"/>
             </w:pPr>
             <w:r/>
             <w:r>
               <w:rPr>
-                <w:rFonts w:ascii="Calibri" w:hAnsi="Calibri" w:eastAsia="Calibri"/>
+                <w:rFonts w:ascii="Times New Roman" w:hAnsi="Times New Roman" w:cs="Times New Roman" w:eastAsia="Times New Roman"/>
                 <w:b w:val="0"/>
+                <w:i w:val="0"/>
+                <w:color w:val="000000"/>
                 <w:sz w:val="20"/>
+                <w:color w:val="000000"/>
               </w:rPr>
               <w:t>Mobile — User Manual Part 1</w:t>
             </w:r>
@@ -1541,20 +5408,23 @@
       <w:tr>
         <w:tc>
           <w:tcPr>
-            <w:tcW w:type="dxa" w:w="3364"/>
+            <w:tcW w:w="3960" w:type="dxa"/>
             <w:vAlign w:val="center"/>
-            <w:shd w:fill="FCF7F6" w:val="clear"/>
           </w:tcPr>
           <w:p>
             <w:pPr>
-              <w:spacing w:before="20" w:after="20" w:line="252" w:lineRule="auto"/>
+              <w:spacing w:before="60" w:after="60"/>
+              <w:jc w:val="left"/>
             </w:pPr>
             <w:r/>
             <w:r>
               <w:rPr>
-                <w:rFonts w:ascii="Calibri" w:hAnsi="Calibri" w:eastAsia="Calibri"/>
+                <w:rFonts w:ascii="Times New Roman" w:hAnsi="Times New Roman" w:cs="Times New Roman" w:eastAsia="Times New Roman"/>
                 <w:b w:val="0"/>
+                <w:i w:val="0"/>
+                <w:color w:val="000000"/>
                 <w:sz w:val="20"/>
+                <w:color w:val="000000"/>
               </w:rPr>
               <w:t>Applicant submits Apply Here</w:t>
             </w:r>
@@ -1562,20 +5432,23 @@
         </w:tc>
         <w:tc>
           <w:tcPr>
-            <w:tcW w:type="dxa" w:w="3364"/>
+            <w:tcW w:w="2160" w:type="dxa"/>
             <w:vAlign w:val="center"/>
-            <w:shd w:fill="FCF7F6" w:val="clear"/>
           </w:tcPr>
           <w:p>
             <w:pPr>
-              <w:spacing w:before="20" w:after="20" w:line="252" w:lineRule="auto"/>
+              <w:spacing w:before="60" w:after="60"/>
+              <w:jc w:val="left"/>
             </w:pPr>
             <w:r/>
             <w:r>
               <w:rPr>
-                <w:rFonts w:ascii="Calibri" w:hAnsi="Calibri" w:eastAsia="Calibri"/>
+                <w:rFonts w:ascii="Times New Roman" w:hAnsi="Times New Roman" w:cs="Times New Roman" w:eastAsia="Times New Roman"/>
                 <w:b w:val="0"/>
+                <w:i w:val="0"/>
+                <w:color w:val="000000"/>
                 <w:sz w:val="20"/>
+                <w:color w:val="000000"/>
               </w:rPr>
               <w:t>Future Pet Sitter</w:t>
             </w:r>
@@ -1583,22 +5456,25 @@
         </w:tc>
         <w:tc>
           <w:tcPr>
-            <w:tcW w:type="dxa" w:w="3364"/>
+            <w:tcW w:w="3240" w:type="dxa"/>
             <w:vAlign w:val="center"/>
-            <w:shd w:fill="FCF7F6" w:val="clear"/>
           </w:tcPr>
           <w:p>
             <w:pPr>
-              <w:spacing w:before="20" w:after="20" w:line="252" w:lineRule="auto"/>
+              <w:spacing w:before="60" w:after="60"/>
+              <w:jc w:val="left"/>
             </w:pPr>
             <w:r/>
             <w:r>
               <w:rPr>
-                <w:rFonts w:ascii="Calibri" w:hAnsi="Calibri" w:eastAsia="Calibri"/>
+                <w:rFonts w:ascii="Times New Roman" w:hAnsi="Times New Roman" w:cs="Times New Roman" w:eastAsia="Times New Roman"/>
                 <w:b w:val="0"/>
+                <w:i w:val="0"/>
+                <w:color w:val="000000"/>
                 <w:sz w:val="20"/>
+                <w:color w:val="000000"/>
               </w:rPr>
-              <w:t>Mobile — User Manual Part 2.1</w:t>
+              <w:t>Mobile — User Manual 2.1</w:t>
             </w:r>
           </w:p>
         </w:tc>
@@ -1606,19 +5482,23 @@
       <w:tr>
         <w:tc>
           <w:tcPr>
-            <w:tcW w:type="dxa" w:w="3364"/>
+            <w:tcW w:w="3960" w:type="dxa"/>
             <w:vAlign w:val="center"/>
           </w:tcPr>
           <w:p>
             <w:pPr>
-              <w:spacing w:before="20" w:after="20" w:line="252" w:lineRule="auto"/>
+              <w:spacing w:before="60" w:after="60"/>
+              <w:jc w:val="left"/>
             </w:pPr>
             <w:r/>
             <w:r>
               <w:rPr>
-                <w:rFonts w:ascii="Calibri" w:hAnsi="Calibri" w:eastAsia="Calibri"/>
+                <w:rFonts w:ascii="Times New Roman" w:hAnsi="Times New Roman" w:cs="Times New Roman" w:eastAsia="Times New Roman"/>
                 <w:b w:val="0"/>
+                <w:i w:val="0"/>
+                <w:color w:val="000000"/>
                 <w:sz w:val="20"/>
+                <w:color w:val="000000"/>
               </w:rPr>
               <w:t>Accept the applicant</w:t>
             </w:r>
@@ -1626,19 +5506,23 @@
         </w:tc>
         <w:tc>
           <w:tcPr>
-            <w:tcW w:type="dxa" w:w="3364"/>
+            <w:tcW w:w="2160" w:type="dxa"/>
             <w:vAlign w:val="center"/>
           </w:tcPr>
           <w:p>
             <w:pPr>
-              <w:spacing w:before="20" w:after="20" w:line="252" w:lineRule="auto"/>
+              <w:spacing w:before="60" w:after="60"/>
+              <w:jc w:val="left"/>
             </w:pPr>
             <w:r/>
             <w:r>
               <w:rPr>
-                <w:rFonts w:ascii="Calibri" w:hAnsi="Calibri" w:eastAsia="Calibri"/>
+                <w:rFonts w:ascii="Times New Roman" w:hAnsi="Times New Roman" w:cs="Times New Roman" w:eastAsia="Times New Roman"/>
                 <w:b w:val="0"/>
+                <w:i w:val="0"/>
+                <w:color w:val="000000"/>
                 <w:sz w:val="20"/>
+                <w:color w:val="000000"/>
               </w:rPr>
               <w:t>Administrator</w:t>
             </w:r>
@@ -1646,19 +5530,23 @@
         </w:tc>
         <w:tc>
           <w:tcPr>
-            <w:tcW w:type="dxa" w:w="3364"/>
+            <w:tcW w:w="3240" w:type="dxa"/>
             <w:vAlign w:val="center"/>
           </w:tcPr>
           <w:p>
             <w:pPr>
-              <w:spacing w:before="20" w:after="20" w:line="252" w:lineRule="auto"/>
+              <w:spacing w:before="60" w:after="60"/>
+              <w:jc w:val="left"/>
             </w:pPr>
             <w:r/>
             <w:r>
               <w:rPr>
-                <w:rFonts w:ascii="Calibri" w:hAnsi="Calibri" w:eastAsia="Calibri"/>
+                <w:rFonts w:ascii="Times New Roman" w:hAnsi="Times New Roman" w:cs="Times New Roman" w:eastAsia="Times New Roman"/>
                 <w:b w:val="0"/>
+                <w:i w:val="0"/>
+                <w:color w:val="000000"/>
                 <w:sz w:val="20"/>
+                <w:color w:val="000000"/>
               </w:rPr>
               <w:t>Web — Applicants</w:t>
             </w:r>
@@ -1668,20 +5556,23 @@
       <w:tr>
         <w:tc>
           <w:tcPr>
-            <w:tcW w:type="dxa" w:w="3364"/>
+            <w:tcW w:w="3960" w:type="dxa"/>
             <w:vAlign w:val="center"/>
-            <w:shd w:fill="FCF7F6" w:val="clear"/>
           </w:tcPr>
           <w:p>
             <w:pPr>
-              <w:spacing w:before="20" w:after="20" w:line="252" w:lineRule="auto"/>
+              <w:spacing w:before="60" w:after="60"/>
+              <w:jc w:val="left"/>
             </w:pPr>
             <w:r/>
             <w:r>
               <w:rPr>
-                <w:rFonts w:ascii="Calibri" w:hAnsi="Calibri" w:eastAsia="Calibri"/>
+                <w:rFonts w:ascii="Times New Roman" w:hAnsi="Times New Roman" w:cs="Times New Roman" w:eastAsia="Times New Roman"/>
                 <w:b w:val="0"/>
+                <w:i w:val="0"/>
+                <w:color w:val="000000"/>
                 <w:sz w:val="20"/>
+                <w:color w:val="000000"/>
               </w:rPr>
               <w:t>Sitter signs in and waits for assigned jobs</w:t>
             </w:r>
@@ -1689,20 +5580,23 @@
         </w:tc>
         <w:tc>
           <w:tcPr>
-            <w:tcW w:type="dxa" w:w="3364"/>
+            <w:tcW w:w="2160" w:type="dxa"/>
             <w:vAlign w:val="center"/>
-            <w:shd w:fill="FCF7F6" w:val="clear"/>
           </w:tcPr>
           <w:p>
             <w:pPr>
-              <w:spacing w:before="20" w:after="20" w:line="252" w:lineRule="auto"/>
+              <w:spacing w:before="60" w:after="60"/>
+              <w:jc w:val="left"/>
             </w:pPr>
             <w:r/>
             <w:r>
               <w:rPr>
-                <w:rFonts w:ascii="Calibri" w:hAnsi="Calibri" w:eastAsia="Calibri"/>
+                <w:rFonts w:ascii="Times New Roman" w:hAnsi="Times New Roman" w:cs="Times New Roman" w:eastAsia="Times New Roman"/>
                 <w:b w:val="0"/>
+                <w:i w:val="0"/>
+                <w:color w:val="000000"/>
                 <w:sz w:val="20"/>
+                <w:color w:val="000000"/>
               </w:rPr>
               <w:t>Pet Sitter</w:t>
             </w:r>
@@ -1710,22 +5604,25 @@
         </w:tc>
         <w:tc>
           <w:tcPr>
-            <w:tcW w:type="dxa" w:w="3364"/>
+            <w:tcW w:w="3240" w:type="dxa"/>
             <w:vAlign w:val="center"/>
-            <w:shd w:fill="FCF7F6" w:val="clear"/>
           </w:tcPr>
           <w:p>
             <w:pPr>
-              <w:spacing w:before="20" w:after="20" w:line="252" w:lineRule="auto"/>
+              <w:spacing w:before="60" w:after="60"/>
+              <w:jc w:val="left"/>
             </w:pPr>
             <w:r/>
             <w:r>
               <w:rPr>
-                <w:rFonts w:ascii="Calibri" w:hAnsi="Calibri" w:eastAsia="Calibri"/>
+                <w:rFonts w:ascii="Times New Roman" w:hAnsi="Times New Roman" w:cs="Times New Roman" w:eastAsia="Times New Roman"/>
                 <w:b w:val="0"/>
+                <w:i w:val="0"/>
+                <w:color w:val="000000"/>
                 <w:sz w:val="20"/>
+                <w:color w:val="000000"/>
               </w:rPr>
-              <w:t>Mobile — User Manual Part 2.2</w:t>
+              <w:t>Mobile — User Manual 2.2</w:t>
             </w:r>
           </w:p>
         </w:tc>
@@ -1733,39 +5630,47 @@
       <w:tr>
         <w:tc>
           <w:tcPr>
-            <w:tcW w:type="dxa" w:w="3364"/>
+            <w:tcW w:w="3960" w:type="dxa"/>
             <w:vAlign w:val="center"/>
           </w:tcPr>
           <w:p>
             <w:pPr>
-              <w:spacing w:before="20" w:after="20" w:line="252" w:lineRule="auto"/>
+              <w:spacing w:before="60" w:after="60"/>
+              <w:jc w:val="left"/>
             </w:pPr>
             <w:r/>
             <w:r>
               <w:rPr>
-                <w:rFonts w:ascii="Calibri" w:hAnsi="Calibri" w:eastAsia="Calibri"/>
+                <w:rFonts w:ascii="Times New Roman" w:hAnsi="Times New Roman" w:cs="Times New Roman" w:eastAsia="Times New Roman"/>
                 <w:b w:val="0"/>
+                <w:i w:val="0"/>
+                <w:color w:val="000000"/>
                 <w:sz w:val="20"/>
+                <w:color w:val="000000"/>
               </w:rPr>
-              <w:t>Approve or cancel the owner's booking</w:t>
+              <w:t>Approve or cancel the owner booking</w:t>
             </w:r>
           </w:p>
         </w:tc>
         <w:tc>
           <w:tcPr>
-            <w:tcW w:type="dxa" w:w="3364"/>
+            <w:tcW w:w="2160" w:type="dxa"/>
             <w:vAlign w:val="center"/>
           </w:tcPr>
           <w:p>
             <w:pPr>
-              <w:spacing w:before="20" w:after="20" w:line="252" w:lineRule="auto"/>
+              <w:spacing w:before="60" w:after="60"/>
+              <w:jc w:val="left"/>
             </w:pPr>
             <w:r/>
             <w:r>
               <w:rPr>
-                <w:rFonts w:ascii="Calibri" w:hAnsi="Calibri" w:eastAsia="Calibri"/>
+                <w:rFonts w:ascii="Times New Roman" w:hAnsi="Times New Roman" w:cs="Times New Roman" w:eastAsia="Times New Roman"/>
                 <w:b w:val="0"/>
+                <w:i w:val="0"/>
+                <w:color w:val="000000"/>
                 <w:sz w:val="20"/>
+                <w:color w:val="000000"/>
               </w:rPr>
               <w:t>Administrator</w:t>
             </w:r>
@@ -1773,19 +5678,23 @@
         </w:tc>
         <w:tc>
           <w:tcPr>
-            <w:tcW w:type="dxa" w:w="3364"/>
+            <w:tcW w:w="3240" w:type="dxa"/>
             <w:vAlign w:val="center"/>
           </w:tcPr>
           <w:p>
             <w:pPr>
-              <w:spacing w:before="20" w:after="20" w:line="252" w:lineRule="auto"/>
+              <w:spacing w:before="60" w:after="60"/>
+              <w:jc w:val="left"/>
             </w:pPr>
             <w:r/>
             <w:r>
               <w:rPr>
-                <w:rFonts w:ascii="Calibri" w:hAnsi="Calibri" w:eastAsia="Calibri"/>
+                <w:rFonts w:ascii="Times New Roman" w:hAnsi="Times New Roman" w:cs="Times New Roman" w:eastAsia="Times New Roman"/>
                 <w:b w:val="0"/>
+                <w:i w:val="0"/>
+                <w:color w:val="000000"/>
                 <w:sz w:val="20"/>
+                <w:color w:val="000000"/>
               </w:rPr>
               <w:t>Web — Bookings</w:t>
             </w:r>
@@ -1795,20 +5704,23 @@
       <w:tr>
         <w:tc>
           <w:tcPr>
-            <w:tcW w:type="dxa" w:w="3364"/>
+            <w:tcW w:w="3960" w:type="dxa"/>
             <w:vAlign w:val="center"/>
-            <w:shd w:fill="FCF7F6" w:val="clear"/>
           </w:tcPr>
           <w:p>
             <w:pPr>
-              <w:spacing w:before="20" w:after="20" w:line="252" w:lineRule="auto"/>
+              <w:spacing w:before="60" w:after="60"/>
+              <w:jc w:val="left"/>
             </w:pPr>
             <w:r/>
             <w:r>
               <w:rPr>
-                <w:rFonts w:ascii="Calibri" w:hAnsi="Calibri" w:eastAsia="Calibri"/>
+                <w:rFonts w:ascii="Times New Roman" w:hAnsi="Times New Roman" w:cs="Times New Roman" w:eastAsia="Times New Roman"/>
                 <w:b w:val="0"/>
+                <w:i w:val="0"/>
+                <w:color w:val="000000"/>
                 <w:sz w:val="20"/>
+                <w:color w:val="000000"/>
               </w:rPr>
               <w:t>Mark the visit Completed after end time</w:t>
             </w:r>
@@ -1816,20 +5728,23 @@
         </w:tc>
         <w:tc>
           <w:tcPr>
-            <w:tcW w:type="dxa" w:w="3364"/>
+            <w:tcW w:w="2160" w:type="dxa"/>
             <w:vAlign w:val="center"/>
-            <w:shd w:fill="FCF7F6" w:val="clear"/>
           </w:tcPr>
           <w:p>
             <w:pPr>
-              <w:spacing w:before="20" w:after="20" w:line="252" w:lineRule="auto"/>
+              <w:spacing w:before="60" w:after="60"/>
+              <w:jc w:val="left"/>
             </w:pPr>
             <w:r/>
             <w:r>
               <w:rPr>
-                <w:rFonts w:ascii="Calibri" w:hAnsi="Calibri" w:eastAsia="Calibri"/>
+                <w:rFonts w:ascii="Times New Roman" w:hAnsi="Times New Roman" w:cs="Times New Roman" w:eastAsia="Times New Roman"/>
                 <w:b w:val="0"/>
+                <w:i w:val="0"/>
+                <w:color w:val="000000"/>
                 <w:sz w:val="20"/>
+                <w:color w:val="000000"/>
               </w:rPr>
               <w:t>Pet Sitter</w:t>
             </w:r>
@@ -1837,22 +5752,25 @@
         </w:tc>
         <w:tc>
           <w:tcPr>
-            <w:tcW w:type="dxa" w:w="3364"/>
+            <w:tcW w:w="3240" w:type="dxa"/>
             <w:vAlign w:val="center"/>
-            <w:shd w:fill="FCF7F6" w:val="clear"/>
           </w:tcPr>
           <w:p>
             <w:pPr>
-              <w:spacing w:before="20" w:after="20" w:line="252" w:lineRule="auto"/>
+              <w:spacing w:before="60" w:after="60"/>
+              <w:jc w:val="left"/>
             </w:pPr>
             <w:r/>
             <w:r>
               <w:rPr>
-                <w:rFonts w:ascii="Calibri" w:hAnsi="Calibri" w:eastAsia="Calibri"/>
+                <w:rFonts w:ascii="Times New Roman" w:hAnsi="Times New Roman" w:cs="Times New Roman" w:eastAsia="Times New Roman"/>
                 <w:b w:val="0"/>
+                <w:i w:val="0"/>
+                <w:color w:val="000000"/>
                 <w:sz w:val="20"/>
+                <w:color w:val="000000"/>
               </w:rPr>
-              <w:t>Mobile — User Manual Part 2.4</w:t>
+              <w:t>Mobile — User Manual 2.4</w:t>
             </w:r>
           </w:p>
         </w:tc>
@@ -1860,59 +5778,71 @@
       <w:tr>
         <w:tc>
           <w:tcPr>
-            <w:tcW w:type="dxa" w:w="3364"/>
+            <w:tcW w:w="3960" w:type="dxa"/>
             <w:vAlign w:val="center"/>
           </w:tcPr>
           <w:p>
             <w:pPr>
-              <w:spacing w:before="20" w:after="20" w:line="252" w:lineRule="auto"/>
+              <w:spacing w:before="60" w:after="60"/>
+              <w:jc w:val="left"/>
             </w:pPr>
             <w:r/>
             <w:r>
               <w:rPr>
-                <w:rFonts w:ascii="Calibri" w:hAnsi="Calibri" w:eastAsia="Calibri"/>
+                <w:rFonts w:ascii="Times New Roman" w:hAnsi="Times New Roman" w:cs="Times New Roman" w:eastAsia="Times New Roman"/>
                 <w:b w:val="0"/>
+                <w:i w:val="0"/>
+                <w:color w:val="000000"/>
                 <w:sz w:val="20"/>
+                <w:color w:val="000000"/>
               </w:rPr>
-              <w:t>Owner pays; admin marks Paid</w:t>
+              <w:t>Owner pays; administrator marks Paid</w:t>
             </w:r>
           </w:p>
         </w:tc>
         <w:tc>
           <w:tcPr>
-            <w:tcW w:type="dxa" w:w="3364"/>
+            <w:tcW w:w="2160" w:type="dxa"/>
             <w:vAlign w:val="center"/>
           </w:tcPr>
           <w:p>
             <w:pPr>
-              <w:spacing w:before="20" w:after="20" w:line="252" w:lineRule="auto"/>
+              <w:spacing w:before="60" w:after="60"/>
+              <w:jc w:val="left"/>
             </w:pPr>
             <w:r/>
             <w:r>
               <w:rPr>
-                <w:rFonts w:ascii="Calibri" w:hAnsi="Calibri" w:eastAsia="Calibri"/>
+                <w:rFonts w:ascii="Times New Roman" w:hAnsi="Times New Roman" w:cs="Times New Roman" w:eastAsia="Times New Roman"/>
                 <w:b w:val="0"/>
+                <w:i w:val="0"/>
+                <w:color w:val="000000"/>
                 <w:sz w:val="20"/>
+                <w:color w:val="000000"/>
               </w:rPr>
-              <w:t>Owner then Administrator</w:t>
+              <w:t>Owner, then Administrator</w:t>
             </w:r>
           </w:p>
         </w:tc>
         <w:tc>
           <w:tcPr>
-            <w:tcW w:type="dxa" w:w="3364"/>
+            <w:tcW w:w="3240" w:type="dxa"/>
             <w:vAlign w:val="center"/>
           </w:tcPr>
           <w:p>
             <w:pPr>
-              <w:spacing w:before="20" w:after="20" w:line="252" w:lineRule="auto"/>
+              <w:spacing w:before="60" w:after="60"/>
+              <w:jc w:val="left"/>
             </w:pPr>
             <w:r/>
             <w:r>
               <w:rPr>
-                <w:rFonts w:ascii="Calibri" w:hAnsi="Calibri" w:eastAsia="Calibri"/>
+                <w:rFonts w:ascii="Times New Roman" w:hAnsi="Times New Roman" w:cs="Times New Roman" w:eastAsia="Times New Roman"/>
                 <w:b w:val="0"/>
+                <w:i w:val="0"/>
+                <w:color w:val="000000"/>
                 <w:sz w:val="20"/>
+                <w:color w:val="000000"/>
               </w:rPr>
               <w:t>Mobile payment, then Web Bookings</w:t>
             </w:r>
@@ -1921,13 +5851,92 @@
       </w:tr>
     </w:tbl>
     <w:sectPr>
-      <w:pgSz w:w="11906" w:h="16838"/>
-      <w:pgMar w:top="907" w:right="907" w:bottom="907" w:left="907" w:header="720" w:footer="720" w:gutter="0"/>
+      <w:headerReference w:type="default" r:id="rId9"/>
+      <w:footerReference w:type="default" r:id="rId10"/>
+      <w:pgSz w:w="12240" w:h="15840" w:orient="portrait"/>
+      <w:pgMar w:top="1440" w:right="1440" w:bottom="1440" w:left="1440" w:header="720" w:footer="720" w:gutter="0"/>
       <w:cols w:space="720"/>
       <w:docGrid w:linePitch="360"/>
     </w:sectPr>
   </w:body>
 </w:document>
+</file>
+
+<file path=word/footer1.xml><?xml version="1.0" encoding="utf-8"?>
+<w:ftr xmlns:m="http://schemas.openxmlformats.org/officeDocument/2006/math" xmlns:mc="http://schemas.openxmlformats.org/markup-compatibility/2006" xmlns:mo="http://schemas.microsoft.com/office/mac/office/2008/main" xmlns:mv="urn:schemas-microsoft-com:mac:vml" xmlns:o="urn:schemas-microsoft-com:office:office" xmlns:r="http://schemas.openxmlformats.org/officeDocument/2006/relationships" xmlns:v="urn:schemas-microsoft-com:vml" xmlns:w10="urn:schemas-microsoft-com:office:word" xmlns:w14="http://schemas.microsoft.com/office/word/2010/wordml" xmlns:w="http://schemas.openxmlformats.org/wordprocessingml/2006/main" xmlns:wne="http://schemas.microsoft.com/office/word/2006/wordml" xmlns:wp14="http://schemas.microsoft.com/office/word/2010/wordprocessingDrawing" xmlns:wp="http://schemas.openxmlformats.org/drawingml/2006/wordprocessingDrawing" xmlns:wpc="http://schemas.microsoft.com/office/word/2010/wordprocessingCanvas" xmlns:wpg="http://schemas.microsoft.com/office/word/2010/wordprocessingGroup" xmlns:wpi="http://schemas.microsoft.com/office/word/2010/wordprocessingInk" xmlns:wps="http://schemas.microsoft.com/office/word/2010/wordprocessingShape" mc:Ignorable="w14 wp14">
+  <w:p>
+    <w:pPr>
+      <w:pStyle w:val="Footer"/>
+      <w:jc w:val="center"/>
+    </w:pPr>
+    <w:r>
+      <w:rPr>
+        <w:rFonts w:ascii="Times New Roman" w:hAnsi="Times New Roman" w:cs="Times New Roman" w:eastAsia="Times New Roman"/>
+        <w:b w:val="0"/>
+        <w:i w:val="0"/>
+        <w:color w:val="000000"/>
+        <w:sz w:val="18"/>
+        <w:color w:val="000000"/>
+      </w:rPr>
+      <w:t xml:space="preserve">Page </w:t>
+    </w:r>
+    <w:r>
+      <w:rPr>
+        <w:rFonts w:ascii="Times New Roman" w:hAnsi="Times New Roman" w:cs="Times New Roman" w:eastAsia="Times New Roman"/>
+        <w:b w:val="0"/>
+        <w:i w:val="0"/>
+        <w:color w:val="000000"/>
+        <w:sz w:val="18"/>
+        <w:color w:val="000000"/>
+      </w:rPr>
+      <w:fldChar w:fldCharType="begin"/>
+    </w:r>
+    <w:r>
+      <w:rPr>
+        <w:rFonts w:ascii="Times New Roman" w:hAnsi="Times New Roman" w:cs="Times New Roman" w:eastAsia="Times New Roman"/>
+        <w:b w:val="0"/>
+        <w:i w:val="0"/>
+        <w:color w:val="000000"/>
+        <w:sz w:val="18"/>
+        <w:color w:val="000000"/>
+      </w:rPr>
+      <w:instrText xml:space="preserve"> PAGE </w:instrText>
+    </w:r>
+    <w:r>
+      <w:rPr>
+        <w:rFonts w:ascii="Times New Roman" w:hAnsi="Times New Roman" w:cs="Times New Roman" w:eastAsia="Times New Roman"/>
+        <w:b w:val="0"/>
+        <w:i w:val="0"/>
+        <w:color w:val="000000"/>
+        <w:sz w:val="18"/>
+        <w:color w:val="000000"/>
+      </w:rPr>
+      <w:fldChar w:fldCharType="end"/>
+    </w:r>
+  </w:p>
+</w:ftr>
+</file>
+
+<file path=word/header1.xml><?xml version="1.0" encoding="utf-8"?>
+<w:hdr xmlns:m="http://schemas.openxmlformats.org/officeDocument/2006/math" xmlns:mc="http://schemas.openxmlformats.org/markup-compatibility/2006" xmlns:mo="http://schemas.microsoft.com/office/mac/office/2008/main" xmlns:mv="urn:schemas-microsoft-com:mac:vml" xmlns:o="urn:schemas-microsoft-com:office:office" xmlns:r="http://schemas.openxmlformats.org/officeDocument/2006/relationships" xmlns:v="urn:schemas-microsoft-com:vml" xmlns:w10="urn:schemas-microsoft-com:office:word" xmlns:w14="http://schemas.microsoft.com/office/word/2010/wordml" xmlns:w="http://schemas.openxmlformats.org/wordprocessingml/2006/main" xmlns:wne="http://schemas.microsoft.com/office/word/2006/wordml" xmlns:wp14="http://schemas.microsoft.com/office/word/2010/wordprocessingDrawing" xmlns:wp="http://schemas.openxmlformats.org/drawingml/2006/wordprocessingDrawing" xmlns:wpc="http://schemas.microsoft.com/office/word/2010/wordprocessingCanvas" xmlns:wpg="http://schemas.microsoft.com/office/word/2010/wordprocessingGroup" xmlns:wpi="http://schemas.microsoft.com/office/word/2010/wordprocessingInk" xmlns:wps="http://schemas.microsoft.com/office/word/2010/wordprocessingShape" mc:Ignorable="w14 wp14">
+  <w:p>
+    <w:pPr>
+      <w:pStyle w:val="Header"/>
+      <w:jc w:val="center"/>
+    </w:pPr>
+    <w:r>
+      <w:rPr>
+        <w:rFonts w:ascii="Times New Roman" w:hAnsi="Times New Roman" w:cs="Times New Roman" w:eastAsia="Times New Roman"/>
+        <w:b w:val="0"/>
+        <w:i/>
+        <w:color w:val="000000"/>
+        <w:sz w:val="18"/>
+        <w:color w:val="000000"/>
+      </w:rPr>
+      <w:t>Nanny Paws Care  —  Administrator Manual</w:t>
+    </w:r>
+  </w:p>
+</w:hdr>
 </file>
 
 <file path=word/numbering.xml><?xml version="1.0" encoding="utf-8"?>
@@ -2294,9 +6303,9 @@
     <w:qFormat/>
     <w:rsid w:val="00FC693F"/>
     <w:rPr>
-      <w:rFonts w:ascii="Calibri" w:hAnsi="Calibri"/>
-      <w:color w:val="2E1B16"/>
-      <w:sz w:val="22"/>
+      <w:rFonts w:ascii="Times New Roman" w:hAnsi="Times New Roman" w:cs="Times New Roman" w:eastAsia="Times New Roman"/>
+      <w:color w:val="000000"/>
+      <w:sz w:val="24"/>
     </w:rPr>
   </w:style>
   <w:style w:type="paragraph" w:styleId="Header">
